--- a/cv/final_cv/ingenieroDatosJuniorBI/Sinuhe Mazuti Osorio Rivero - CV_generado.docx
+++ b/cv/final_cv/ingenieroDatosJuniorBI/Sinuhe Mazuti Osorio Rivero - CV_generado.docx
@@ -13,6 +13,7 @@
           <w:lang w:val="es-MX"/>
         </w:rPr>
       </w:pPr>
+      <w:proofErr w:type="gramStart"/>
       <w:r>
         <w:rPr>
           <w:b/>
@@ -31,6 +32,7 @@
           <w:lang w:val="es-MX"/>
         </w:rPr>
       </w:pPr>
+      <w:proofErr w:type="gramStart"/>
       <w:r>
         <w:rPr>
           <w:b/>
@@ -131,7 +133,7 @@
           <w:szCs w:val="18"/>
           <w:u w:val="single"/>
         </w:rPr>
-        <w:t>RESUMEN PROFESIONAL</w:t>
+        <w:t xml:space="preserve">RESUMEN PROFESIONAL</w:t>
       </w:r>
     </w:p>
     <w:p>
@@ -183,6 +185,7 @@
                 <w:lang w:val="es-419"/>
               </w:rPr>
             </w:pPr>
+            <w:proofErr w:type="gramStart"/>
             <w:r>
               <w:rPr>
                 <w:rFonts w:ascii="Arial" w:eastAsia="Times New Roman" w:hAnsi="Arial" w:cs="Arial"/>
@@ -252,7 +255,7 @@
           <w:szCs w:val="18"/>
           <w:u w:val="single"/>
         </w:rPr>
-        <w:t>EXPERIENCIA LABORAL</w:t>
+        <w:t xml:space="preserve">EXPERIENCIA LABORAL</w:t>
       </w:r>
     </w:p>
     <w:p>
@@ -275,6 +278,7 @@
         </w:rPr>
         <w:t xml:space="preserve"/>
       </w:r>
+      <w:proofErr w:type="gramEnd"/>
     </w:p>
     <w:tbl>
       <w:tblPr>
@@ -324,7 +328,7 @@
                 <w:szCs w:val="18"/>
                 <w:lang w:val="es-MX"/>
               </w:rPr>
-              <w:t>Empresa</w:t>
+              <w:t xml:space="preserve">Empresa</w:t>
             </w:r>
           </w:p>
           <w:p>
@@ -337,6 +341,7 @@
                 <w:lang w:val="es-MX"/>
               </w:rPr>
             </w:pPr>
+            <w:proofErr w:type="gramStart"/>
             <w:r>
               <w:rPr>
                 <w:rFonts w:ascii="Arial" w:hAnsi="Arial" w:cs="Arial"/>
@@ -370,7 +375,7 @@
                 <w:szCs w:val="18"/>
                 <w:lang w:val="es-MX"/>
               </w:rPr>
-              <w:t>Puesto</w:t>
+              <w:t xml:space="preserve">Puesto</w:t>
             </w:r>
           </w:p>
           <w:p>
@@ -383,6 +388,7 @@
                 <w:lang w:val="es-MX"/>
               </w:rPr>
             </w:pPr>
+            <w:proofErr w:type="gramStart"/>
             <w:r>
               <w:rPr>
                 <w:rFonts w:ascii="Arial" w:hAnsi="Arial" w:cs="Arial"/>
@@ -416,7 +422,7 @@
                 <w:szCs w:val="18"/>
                 <w:lang w:val="es-MX"/>
               </w:rPr>
-              <w:t>Desde:</w:t>
+              <w:t xml:space="preserve">Desde:</w:t>
             </w:r>
           </w:p>
           <w:p>
@@ -429,6 +435,7 @@
                 <w:lang w:val="es-MX"/>
               </w:rPr>
             </w:pPr>
+            <w:proofErr w:type="gramStart"/>
             <w:r>
               <w:rPr>
                 <w:rFonts w:ascii="Arial" w:hAnsi="Arial" w:cs="Arial"/>
@@ -471,6 +478,7 @@
                 <w:lang w:val="es-MX"/>
               </w:rPr>
             </w:pPr>
+            <w:proofErr w:type="gramStart"/>
             <w:r>
               <w:rPr>
                 <w:rFonts w:ascii="Arial" w:hAnsi="Arial" w:cs="Arial"/>
@@ -542,7 +550,7 @@
                 <w:szCs w:val="18"/>
                 <w:lang w:val="es-MX"/>
               </w:rPr>
-              <w:t>Actividades Principales</w:t>
+              <w:t xml:space="preserve">Actividades Principales</w:t>
             </w:r>
           </w:p>
         </w:tc>
@@ -565,7 +573,23 @@
                 <w:sz w:val="18"/>
                 <w:szCs w:val="20"/>
               </w:rPr>
-              <w:t xml:space="preserve">• Actuar como líder técnico del proyecto, proponer e implementar soluciones para requerimientos de negocio mediante grafos ETL.</w:t>
+              <w:t xml:space="preserve">•</w:t>
+            </w:r>
+            <w:proofErr w:type="gramEnd"/>
+            <w:r>
+              <w:rPr>
+                <w:sz w:val="18"/>
+                <w:szCs w:val="20"/>
+              </w:rPr>
+              <w:t xml:space="preserve"> </w:t>
+            </w:r>
+            <w:proofErr w:type="gramStart"/>
+            <w:r>
+              <w:rPr>
+                <w:sz w:val="18"/>
+                <w:szCs w:val="20"/>
+              </w:rPr>
+              <w:t xml:space="preserve">Actuar como líder técnico del proyecto, proponer e implementar soluciones para requerimientos de negocio mediante grafos ETL.</w:t>
             </w:r>
           </w:p>
           <w:p>
@@ -582,7 +606,23 @@
                 <w:sz w:val="18"/>
                 <w:szCs w:val="20"/>
               </w:rPr>
-              <w:t xml:space="preserve">• Crear y modificar grafos complejos para la manipulación de datos.</w:t>
+              <w:t xml:space="preserve">•</w:t>
+            </w:r>
+            <w:proofErr w:type="gramEnd"/>
+            <w:r>
+              <w:rPr>
+                <w:sz w:val="18"/>
+                <w:szCs w:val="20"/>
+              </w:rPr>
+              <w:t xml:space="preserve"> </w:t>
+            </w:r>
+            <w:proofErr w:type="gramStart"/>
+            <w:r>
+              <w:rPr>
+                <w:sz w:val="18"/>
+                <w:szCs w:val="20"/>
+              </w:rPr>
+              <w:t xml:space="preserve">Crear y modificar grafos complejos para la manipulación de datos.</w:t>
             </w:r>
           </w:p>
           <w:p>
@@ -599,7 +639,23 @@
                 <w:sz w:val="18"/>
                 <w:szCs w:val="20"/>
               </w:rPr>
-              <w:t xml:space="preserve">• Procesar grandes volúmenes de datos (más de 290 millones de registros).</w:t>
+              <w:t xml:space="preserve">•</w:t>
+            </w:r>
+            <w:proofErr w:type="gramEnd"/>
+            <w:r>
+              <w:rPr>
+                <w:sz w:val="18"/>
+                <w:szCs w:val="20"/>
+              </w:rPr>
+              <w:t xml:space="preserve"> </w:t>
+            </w:r>
+            <w:proofErr w:type="gramStart"/>
+            <w:r>
+              <w:rPr>
+                <w:sz w:val="18"/>
+                <w:szCs w:val="20"/>
+              </w:rPr>
+              <w:t xml:space="preserve">Procesar grandes volúmenes de datos (más de 290 millones de registros).</w:t>
             </w:r>
           </w:p>
           <w:p>
@@ -616,7 +672,23 @@
                 <w:sz w:val="18"/>
                 <w:szCs w:val="20"/>
               </w:rPr>
-              <w:t xml:space="preserve">• Ambientar y configurar entornos de desarrollo.</w:t>
+              <w:t xml:space="preserve">•</w:t>
+            </w:r>
+            <w:proofErr w:type="gramEnd"/>
+            <w:r>
+              <w:rPr>
+                <w:sz w:val="18"/>
+                <w:szCs w:val="20"/>
+              </w:rPr>
+              <w:t xml:space="preserve"> </w:t>
+            </w:r>
+            <w:proofErr w:type="gramStart"/>
+            <w:r>
+              <w:rPr>
+                <w:sz w:val="18"/>
+                <w:szCs w:val="20"/>
+              </w:rPr>
+              <w:t xml:space="preserve">Ambientar y configurar entornos de desarrollo.</w:t>
             </w:r>
           </w:p>
           <w:p>
@@ -633,7 +705,23 @@
                 <w:sz w:val="18"/>
                 <w:szCs w:val="20"/>
               </w:rPr>
-              <w:t xml:space="preserve">• Levantar requerimientos de procesos ETL.</w:t>
+              <w:t xml:space="preserve">•</w:t>
+            </w:r>
+            <w:proofErr w:type="gramEnd"/>
+            <w:r>
+              <w:rPr>
+                <w:sz w:val="18"/>
+                <w:szCs w:val="20"/>
+              </w:rPr>
+              <w:t xml:space="preserve"> </w:t>
+            </w:r>
+            <w:proofErr w:type="gramStart"/>
+            <w:r>
+              <w:rPr>
+                <w:sz w:val="18"/>
+                <w:szCs w:val="20"/>
+              </w:rPr>
+              <w:t xml:space="preserve">Levantar requerimientos de procesos ETL.</w:t>
             </w:r>
           </w:p>
           <w:p>
@@ -650,7 +738,23 @@
                 <w:sz w:val="18"/>
                 <w:szCs w:val="20"/>
               </w:rPr>
-              <w:t xml:space="preserve">• Analizar y diseñar técnicamente procesos ETL.</w:t>
+              <w:t xml:space="preserve">•</w:t>
+            </w:r>
+            <w:proofErr w:type="gramEnd"/>
+            <w:r>
+              <w:rPr>
+                <w:sz w:val="18"/>
+                <w:szCs w:val="20"/>
+              </w:rPr>
+              <w:t xml:space="preserve"> </w:t>
+            </w:r>
+            <w:proofErr w:type="gramStart"/>
+            <w:r>
+              <w:rPr>
+                <w:sz w:val="18"/>
+                <w:szCs w:val="20"/>
+              </w:rPr>
+              <w:t xml:space="preserve">Analizar y diseñar técnicamente procesos ETL.</w:t>
             </w:r>
           </w:p>
           <w:p>
@@ -667,7 +771,23 @@
                 <w:sz w:val="18"/>
                 <w:szCs w:val="20"/>
               </w:rPr>
-              <w:t xml:space="preserve">• Crear y modificar Data Manipulation Language (DML).</w:t>
+              <w:t xml:space="preserve">•</w:t>
+            </w:r>
+            <w:proofErr w:type="gramEnd"/>
+            <w:r>
+              <w:rPr>
+                <w:sz w:val="18"/>
+                <w:szCs w:val="20"/>
+              </w:rPr>
+              <w:t xml:space="preserve"> </w:t>
+            </w:r>
+            <w:proofErr w:type="gramStart"/>
+            <w:r>
+              <w:rPr>
+                <w:sz w:val="18"/>
+                <w:szCs w:val="20"/>
+              </w:rPr>
+              <w:t xml:space="preserve">Crear y modificar Data Manipulation Language (DML).</w:t>
             </w:r>
           </w:p>
           <w:p>
@@ -684,7 +804,23 @@
                 <w:sz w:val="18"/>
                 <w:szCs w:val="20"/>
               </w:rPr>
-              <w:t xml:space="preserve">• Desarrollar y mantener scripts (.ksh y .bash) y archivos pset.</w:t>
+              <w:t xml:space="preserve">•</w:t>
+            </w:r>
+            <w:proofErr w:type="gramEnd"/>
+            <w:r>
+              <w:rPr>
+                <w:sz w:val="18"/>
+                <w:szCs w:val="20"/>
+              </w:rPr>
+              <w:t xml:space="preserve"> </w:t>
+            </w:r>
+            <w:proofErr w:type="gramStart"/>
+            <w:r>
+              <w:rPr>
+                <w:sz w:val="18"/>
+                <w:szCs w:val="20"/>
+              </w:rPr>
+              <w:t xml:space="preserve">Desarrollar y mantener scripts (.ksh y .bash) y archivos pset.</w:t>
             </w:r>
           </w:p>
           <w:p>
@@ -701,7 +837,23 @@
                 <w:sz w:val="18"/>
                 <w:szCs w:val="20"/>
               </w:rPr>
-              <w:t xml:space="preserve">• Monitorear y ejecutar jobs manualmente en Control Center.</w:t>
+              <w:t xml:space="preserve">•</w:t>
+            </w:r>
+            <w:proofErr w:type="gramEnd"/>
+            <w:r>
+              <w:rPr>
+                <w:sz w:val="18"/>
+                <w:szCs w:val="20"/>
+              </w:rPr>
+              <w:t xml:space="preserve"> </w:t>
+            </w:r>
+            <w:proofErr w:type="gramStart"/>
+            <w:r>
+              <w:rPr>
+                <w:sz w:val="18"/>
+                <w:szCs w:val="20"/>
+              </w:rPr>
+              <w:t xml:space="preserve">Monitorear y ejecutar jobs manualmente en Control Center.</w:t>
             </w:r>
           </w:p>
           <w:p>
@@ -718,7 +870,23 @@
                 <w:sz w:val="18"/>
                 <w:szCs w:val="20"/>
               </w:rPr>
-              <w:t xml:space="preserve">• Gestionar Change Requests, incidentes y atención a Data Concerns.</w:t>
+              <w:t xml:space="preserve">•</w:t>
+            </w:r>
+            <w:proofErr w:type="gramEnd"/>
+            <w:r>
+              <w:rPr>
+                <w:sz w:val="18"/>
+                <w:szCs w:val="20"/>
+              </w:rPr>
+              <w:t xml:space="preserve"> </w:t>
+            </w:r>
+            <w:proofErr w:type="gramStart"/>
+            <w:r>
+              <w:rPr>
+                <w:sz w:val="18"/>
+                <w:szCs w:val="20"/>
+              </w:rPr>
+              <w:t xml:space="preserve">Gestionar Change Requests, incidentes y atención a Data Concerns.</w:t>
             </w:r>
           </w:p>
           <w:p>
@@ -802,7 +970,19 @@
           <w:u w:val="single"/>
           <w:lang w:val="en-US"/>
         </w:rPr>
-        <w:t>HISTORIAL PROFESIONAL ADICIONAL</w:t>
+        <w:t xml:space="preserve">HISTORIAL</w:t>
+      </w:r>
+      <w:proofErr w:type="gramEnd"/>
+      <w:r>
+        <w:rPr>
+          <w:rFonts w:ascii="Arial" w:hAnsi="Arial" w:cs="Arial"/>
+          <w:b/>
+          <w:sz w:val="18"/>
+          <w:szCs w:val="18"/>
+          <w:u w:val="single"/>
+          <w:lang w:val="en-US"/>
+        </w:rPr>
+        <w:t xml:space="preserve"> PROFESIONAL ADICIONAL</w:t>
       </w:r>
     </w:p>
     <w:p>
@@ -826,6 +1006,7 @@
           <w:lang w:val="es-MX"/>
         </w:rPr>
       </w:pPr>
+      <w:proofErr w:type="gramStart"/>
       <w:r>
         <w:rPr>
           <w:rFonts w:ascii="Arial" w:hAnsi="Arial" w:cs="Arial"/>
@@ -859,6 +1040,7 @@
           <w:lang w:val="es-MX"/>
         </w:rPr>
       </w:pPr>
+      <w:proofErr w:type="gramStart"/>
       <w:r>
         <w:rPr>
           <w:rFonts w:ascii="Arial" w:hAnsi="Arial" w:cs="Arial"/>
@@ -957,7 +1139,7 @@
           <w:u w:val="single"/>
           <w:lang w:val="es-MX"/>
         </w:rPr>
-        <w:t>NIVEL DE ESTUDIOS:</w:t>
+        <w:t xml:space="preserve">NIVEL DE ESTUDIOS:</w:t>
       </w:r>
     </w:p>
     <w:p>
@@ -994,7 +1176,7 @@
       <w:tr>
         <w:tc>
           <w:tcPr>
-            <w:tcW w:w="5688" w:type="dxa"/>
+            <w:tcW w:w="5649" w:type="dxa"/>
           </w:tcPr>
           <w:p>
             <w:pPr>
@@ -1005,6 +1187,7 @@
                 <w:lang w:val="es-MX"/>
               </w:rPr>
             </w:pPr>
+            <w:proofErr w:type="gramStart"/>
             <w:r>
               <w:rPr>
                 <w:rFonts w:ascii="Arial" w:hAnsi="Arial" w:cs="Arial"/>
@@ -1019,7 +1202,7 @@
         </w:tc>
         <w:tc>
           <w:tcPr>
-            <w:tcW w:w="1980" w:type="dxa"/>
+            <w:tcW w:w="1975" w:type="dxa"/>
           </w:tcPr>
           <w:p>
             <w:pPr>
@@ -1030,6 +1213,7 @@
                 <w:lang w:val="es-MX"/>
               </w:rPr>
             </w:pPr>
+            <w:proofErr w:type="gramStart"/>
             <w:r>
               <w:rPr>
                 <w:rFonts w:ascii="Arial" w:hAnsi="Arial" w:cs="Arial"/>
@@ -1055,7 +1239,7 @@
         </w:tc>
         <w:tc>
           <w:tcPr>
-            <w:tcW w:w="2232" w:type="dxa"/>
+            <w:tcW w:w="2226" w:type="dxa"/>
           </w:tcPr>
           <w:p>
             <w:pPr>
@@ -1067,6 +1251,7 @@
                 <w:lang w:val="es-MX"/>
               </w:rPr>
             </w:pPr>
+            <w:proofErr w:type="gramStart"/>
             <w:r>
               <w:rPr>
                 <w:rFonts w:ascii="Arial" w:hAnsi="Arial" w:cs="Arial"/>
@@ -1081,6 +1266,17 @@
         </w:tc>
       </w:tr>
     </w:tbl>
+    <w:p>
+      <w:pPr>
+        <w:rPr>
+          <w:rFonts w:ascii="Arial" w:hAnsi="Arial" w:cs="Arial"/>
+          <w:bCs/>
+          <w:sz w:val="18"/>
+          <w:szCs w:val="18"/>
+          <w:lang w:val="es-MX"/>
+        </w:rPr>
+      </w:pPr>
+    </w:p>
     <w:p>
       <w:pPr>
         <w:rPr>
@@ -1092,29 +1288,61 @@
           <w:lang w:val="es-MX"/>
         </w:rPr>
       </w:pPr>
-    </w:p>
-    <w:p>
-      <w:pPr>
-        <w:pStyle w:val="Heading2"/>
+      <w:r>
         <w:rPr>
+          <w:rFonts w:ascii="Arial" w:hAnsi="Arial" w:cs="Arial"/>
+          <w:bCs/>
+          <w:sz w:val="18"/>
+          <w:szCs w:val="18"/>
+          <w:lang w:val="es-MX"/>
+        </w:rPr>
+        <w:t xml:space="preserve"/>
+      </w:r>
+      <w:r>
+        <w:rPr>
+          <w:rFonts w:ascii="Arial" w:hAnsi="Arial" w:cs="Arial"/>
+          <w:bCs/>
+          <w:sz w:val="18"/>
+          <w:szCs w:val="18"/>
+          <w:lang w:val="en-US"/>
+        </w:rPr>
+        <w:t xml:space="preserve"/>
+      </w:r>
+      <w:r>
+        <w:rPr>
+          <w:rFonts w:ascii="Arial" w:hAnsi="Arial" w:cs="Arial"/>
+          <w:b/>
+          <w:bCs/>
+          <w:sz w:val="18"/>
           <w:szCs w:val="18"/>
           <w:u w:val="single"/>
           <w:lang w:val="es-MX"/>
         </w:rPr>
-      </w:pPr>
+        <w:t>C</w:t>
+      </w:r>
       <w:r>
         <w:rPr>
+          <w:rFonts w:ascii="Arial" w:hAnsi="Arial" w:cs="Arial"/>
+          <w:b/>
+          <w:bCs/>
+          <w:sz w:val="18"/>
           <w:szCs w:val="18"/>
           <w:u w:val="single"/>
           <w:lang w:val="es-MX"/>
         </w:rPr>
-        <w:t>CERTIFICACIONES</w:t>
+        <w:t>URSOS</w:t>
       </w:r>
+      <w:proofErr w:type="gramEnd"/>
     </w:p>
     <w:p>
       <w:pPr>
+        <w:jc w:val="both"/>
         <w:rPr>
-          <w:lang w:val="es-MX"/>
+          <w:rFonts w:ascii="Arial" w:hAnsi="Arial" w:cs="Arial"/>
+          <w:bCs/>
+          <w:sz w:val="18"/>
+          <w:szCs w:val="18"/>
+          <w:lang w:val="en-US"/>
         </w:rPr>
       </w:pPr>
     </w:p>
@@ -1133,8 +1361,7 @@
         <w:tblLook w:val="0000" w:firstRow="0" w:lastRow="0" w:firstColumn="0" w:lastColumn="0" w:noHBand="0" w:noVBand="0"/>
       </w:tblPr>
       <w:tblGrid>
-        <w:gridCol w:w="7604"/>
-        <w:gridCol w:w="2246"/>
+        <w:gridCol w:w="9850"/>
       </w:tblGrid>
       <w:tr>
         <w:trPr>
@@ -1142,36 +1369,7 @@
         </w:trPr>
         <w:tc>
           <w:tcPr>
-            <w:tcW w:w="7693" w:type="dxa"/>
-          </w:tcPr>
-          <w:p>
-            <w:pPr>
-              <w:pStyle w:val="BodyText3"/>
-              <w:spacing w:after="40"/>
-              <w:ind w:right="51"/>
-              <w:rPr>
-                <w:rFonts w:ascii="Arial" w:eastAsia="Times New Roman" w:hAnsi="Arial" w:cs="Arial"/>
-                <w:bCs/>
-                <w:sz w:val="18"/>
-                <w:szCs w:val="18"/>
-                <w:lang w:val="es-MX" w:eastAsia="es-ES"/>
-              </w:rPr>
-            </w:pPr>
-            <w:r>
-              <w:rPr>
-                <w:rFonts w:ascii="Arial" w:eastAsia="Times New Roman" w:hAnsi="Arial" w:cs="Arial"/>
-                <w:bCs/>
-                <w:sz w:val="18"/>
-                <w:szCs w:val="18"/>
-                <w:lang w:val="es-MX" w:eastAsia="es-ES"/>
-              </w:rPr>
-              <w:t xml:space="preserve">- Azure Data Factory For Data Engineers</w:t>
-            </w:r>
-          </w:p>
-        </w:tc>
-        <w:tc>
-          <w:tcPr>
-            <w:tcW w:w="2268" w:type="dxa"/>
+            <w:tcW w:w="9850" w:type="dxa"/>
           </w:tcPr>
           <w:p>
             <w:pPr>
@@ -1185,11 +1383,23 @@
             <w:r>
               <w:rPr>
                 <w:rFonts w:ascii="Arial" w:hAnsi="Arial" w:cs="Arial"/>
+                <w:bCs/>
                 <w:sz w:val="18"/>
                 <w:szCs w:val="18"/>
                 <w:lang w:val="es-MX"/>
               </w:rPr>
-              <w:t xml:space="preserve"> </w:t>
+              <w:t xml:space="preserve">- </w:t>
+            </w:r>
+            <w:proofErr w:type="gramStart"/>
+            <w:r>
+              <w:rPr>
+                <w:rFonts w:ascii="Arial" w:hAnsi="Arial" w:cs="Arial"/>
+                <w:bCs/>
+                <w:sz w:val="18"/>
+                <w:szCs w:val="18"/>
+                <w:lang w:val="es-MX"/>
+              </w:rPr>
+              <w:t xml:space="preserve">Azure Data Factory For Data Engineers</w:t>
             </w:r>
           </w:p>
         </w:tc>
@@ -1200,36 +1410,7 @@
         </w:trPr>
         <w:tc>
           <w:tcPr>
-            <w:tcW w:w="7693" w:type="dxa"/>
-          </w:tcPr>
-          <w:p>
-            <w:pPr>
-              <w:pStyle w:val="BodyText3"/>
-              <w:spacing w:after="40"/>
-              <w:ind w:right="51"/>
-              <w:rPr>
-                <w:rFonts w:ascii="Arial" w:eastAsia="Times New Roman" w:hAnsi="Arial" w:cs="Arial"/>
-                <w:bCs/>
-                <w:sz w:val="18"/>
-                <w:szCs w:val="18"/>
-                <w:lang w:val="es-MX" w:eastAsia="es-ES"/>
-              </w:rPr>
-            </w:pPr>
-            <w:r>
-              <w:rPr>
-                <w:rFonts w:ascii="Arial" w:eastAsia="Times New Roman" w:hAnsi="Arial" w:cs="Arial"/>
-                <w:bCs/>
-                <w:sz w:val="18"/>
-                <w:szCs w:val="18"/>
-                <w:lang w:val="es-MX" w:eastAsia="es-ES"/>
-              </w:rPr>
-              <w:t xml:space="preserve">- Azure Databricks and Spark For Data Engineers</w:t>
-            </w:r>
-          </w:p>
-        </w:tc>
-        <w:tc>
-          <w:tcPr>
-            <w:tcW w:w="2268" w:type="dxa"/>
+            <w:tcW w:w="9850" w:type="dxa"/>
           </w:tcPr>
           <w:p>
             <w:pPr>
@@ -1243,11 +1424,23 @@
             <w:r>
               <w:rPr>
                 <w:rFonts w:ascii="Arial" w:hAnsi="Arial" w:cs="Arial"/>
+                <w:bCs/>
                 <w:sz w:val="18"/>
                 <w:szCs w:val="18"/>
                 <w:lang w:val="es-MX"/>
               </w:rPr>
-              <w:t xml:space="preserve"> </w:t>
+              <w:t xml:space="preserve">- </w:t>
+            </w:r>
+            <w:proofErr w:type="gramStart"/>
+            <w:r>
+              <w:rPr>
+                <w:rFonts w:ascii="Arial" w:hAnsi="Arial" w:cs="Arial"/>
+                <w:bCs/>
+                <w:sz w:val="18"/>
+                <w:szCs w:val="18"/>
+                <w:lang w:val="es-MX"/>
+              </w:rPr>
+              <w:t xml:space="preserve">Azure Databricks and Spark For Data Engineers</w:t>
             </w:r>
           </w:p>
         </w:tc>
@@ -1258,36 +1451,7 @@
         </w:trPr>
         <w:tc>
           <w:tcPr>
-            <w:tcW w:w="7693" w:type="dxa"/>
-          </w:tcPr>
-          <w:p>
-            <w:pPr>
-              <w:pStyle w:val="BodyText3"/>
-              <w:spacing w:after="40"/>
-              <w:ind w:right="51"/>
-              <w:rPr>
-                <w:rFonts w:ascii="Arial" w:eastAsia="Times New Roman" w:hAnsi="Arial" w:cs="Arial"/>
-                <w:bCs/>
-                <w:sz w:val="18"/>
-                <w:szCs w:val="18"/>
-                <w:lang w:val="es-MX" w:eastAsia="es-ES"/>
-              </w:rPr>
-            </w:pPr>
-            <w:r>
-              <w:rPr>
-                <w:rFonts w:ascii="Arial" w:eastAsia="Times New Roman" w:hAnsi="Arial" w:cs="Arial"/>
-                <w:bCs/>
-                <w:sz w:val="18"/>
-                <w:szCs w:val="18"/>
-                <w:lang w:val="es-MX" w:eastAsia="es-ES"/>
-              </w:rPr>
-              <w:t xml:space="preserve">- Fundamentos de Python 1 [Cisco Networking Academy]</w:t>
-            </w:r>
-          </w:p>
-        </w:tc>
-        <w:tc>
-          <w:tcPr>
-            <w:tcW w:w="2268" w:type="dxa"/>
+            <w:tcW w:w="9850" w:type="dxa"/>
           </w:tcPr>
           <w:p>
             <w:pPr>
@@ -1301,11 +1465,23 @@
             <w:r>
               <w:rPr>
                 <w:rFonts w:ascii="Arial" w:hAnsi="Arial" w:cs="Arial"/>
+                <w:bCs/>
                 <w:sz w:val="18"/>
                 <w:szCs w:val="18"/>
                 <w:lang w:val="es-MX"/>
               </w:rPr>
-              <w:t xml:space="preserve"> </w:t>
+              <w:t xml:space="preserve">- </w:t>
+            </w:r>
+            <w:proofErr w:type="gramStart"/>
+            <w:r>
+              <w:rPr>
+                <w:rFonts w:ascii="Arial" w:hAnsi="Arial" w:cs="Arial"/>
+                <w:bCs/>
+                <w:sz w:val="18"/>
+                <w:szCs w:val="18"/>
+                <w:lang w:val="es-MX"/>
+              </w:rPr>
+              <w:t xml:space="preserve">Fundamentos de Python 1 [Cisco Networking Academy]</w:t>
             </w:r>
           </w:p>
         </w:tc>
@@ -1316,36 +1492,7 @@
         </w:trPr>
         <w:tc>
           <w:tcPr>
-            <w:tcW w:w="7693" w:type="dxa"/>
-          </w:tcPr>
-          <w:p>
-            <w:pPr>
-              <w:pStyle w:val="BodyText3"/>
-              <w:spacing w:after="40"/>
-              <w:ind w:right="51"/>
-              <w:rPr>
-                <w:rFonts w:ascii="Arial" w:eastAsia="Times New Roman" w:hAnsi="Arial" w:cs="Arial"/>
-                <w:bCs/>
-                <w:sz w:val="18"/>
-                <w:szCs w:val="18"/>
-                <w:lang w:val="es-MX" w:eastAsia="es-ES"/>
-              </w:rPr>
-            </w:pPr>
-            <w:r>
-              <w:rPr>
-                <w:rFonts w:ascii="Arial" w:eastAsia="Times New Roman" w:hAnsi="Arial" w:cs="Arial"/>
-                <w:bCs/>
-                <w:sz w:val="18"/>
-                <w:szCs w:val="18"/>
-                <w:lang w:val="es-MX" w:eastAsia="es-ES"/>
-              </w:rPr>
-              <w:t xml:space="preserve">- Fundamentos de Python 2 [Cisco Networking Academy]</w:t>
-            </w:r>
-          </w:p>
-        </w:tc>
-        <w:tc>
-          <w:tcPr>
-            <w:tcW w:w="2268" w:type="dxa"/>
+            <w:tcW w:w="9850" w:type="dxa"/>
           </w:tcPr>
           <w:p>
             <w:pPr>
@@ -1359,11 +1506,23 @@
             <w:r>
               <w:rPr>
                 <w:rFonts w:ascii="Arial" w:hAnsi="Arial" w:cs="Arial"/>
+                <w:bCs/>
                 <w:sz w:val="18"/>
                 <w:szCs w:val="18"/>
                 <w:lang w:val="es-MX"/>
               </w:rPr>
-              <w:t xml:space="preserve"> </w:t>
+              <w:t xml:space="preserve">- </w:t>
+            </w:r>
+            <w:proofErr w:type="gramStart"/>
+            <w:r>
+              <w:rPr>
+                <w:rFonts w:ascii="Arial" w:hAnsi="Arial" w:cs="Arial"/>
+                <w:bCs/>
+                <w:sz w:val="18"/>
+                <w:szCs w:val="18"/>
+                <w:lang w:val="es-MX"/>
+              </w:rPr>
+              <w:t xml:space="preserve">Fundamentos de Python 2 [Cisco Networking Academy]</w:t>
             </w:r>
           </w:p>
         </w:tc>
@@ -1374,36 +1533,7 @@
         </w:trPr>
         <w:tc>
           <w:tcPr>
-            <w:tcW w:w="7693" w:type="dxa"/>
-          </w:tcPr>
-          <w:p>
-            <w:pPr>
-              <w:pStyle w:val="BodyText3"/>
-              <w:spacing w:after="40"/>
-              <w:ind w:right="51"/>
-              <w:rPr>
-                <w:rFonts w:ascii="Arial" w:eastAsia="Times New Roman" w:hAnsi="Arial" w:cs="Arial"/>
-                <w:bCs/>
-                <w:sz w:val="18"/>
-                <w:szCs w:val="18"/>
-                <w:lang w:val="es-MX" w:eastAsia="es-ES"/>
-              </w:rPr>
-            </w:pPr>
-            <w:r>
-              <w:rPr>
-                <w:rFonts w:ascii="Arial" w:eastAsia="Times New Roman" w:hAnsi="Arial" w:cs="Arial"/>
-                <w:bCs/>
-                <w:sz w:val="18"/>
-                <w:szCs w:val="18"/>
-                <w:lang w:val="es-MX" w:eastAsia="es-ES"/>
-              </w:rPr>
-              <w:t xml:space="preserve">- Introducción a la Ciencia de Datos [Cisco Networking Academy]</w:t>
-            </w:r>
-          </w:p>
-        </w:tc>
-        <w:tc>
-          <w:tcPr>
-            <w:tcW w:w="2268" w:type="dxa"/>
+            <w:tcW w:w="9850" w:type="dxa"/>
           </w:tcPr>
           <w:p>
             <w:pPr>
@@ -1417,17 +1547,91 @@
             <w:r>
               <w:rPr>
                 <w:rFonts w:ascii="Arial" w:hAnsi="Arial" w:cs="Arial"/>
+                <w:bCs/>
                 <w:sz w:val="18"/>
                 <w:szCs w:val="18"/>
                 <w:lang w:val="es-MX"/>
               </w:rPr>
-              <w:t xml:space="preserve"> </w:t>
+              <w:t xml:space="preserve">- </w:t>
+            </w:r>
+            <w:proofErr w:type="gramStart"/>
+            <w:r>
+              <w:rPr>
+                <w:rFonts w:ascii="Arial" w:hAnsi="Arial" w:cs="Arial"/>
+                <w:bCs/>
+                <w:sz w:val="18"/>
+                <w:szCs w:val="18"/>
+                <w:lang w:val="es-MX"/>
+              </w:rPr>
+              <w:t xml:space="preserve">Introducción a la Ciencia de Datos [Cisco Networking Academy]</w:t>
             </w:r>
           </w:p>
         </w:tc>
       </w:tr>
     </w:tbl>
-    <w:p/>
+    <w:p>
+      <w:pPr>
+        <w:jc w:val="both"/>
+        <w:rPr>
+          <w:rFonts w:ascii="Arial" w:hAnsi="Arial" w:cs="Arial"/>
+          <w:bCs/>
+          <w:sz w:val="18"/>
+          <w:szCs w:val="18"/>
+          <w:lang w:val="en-US"/>
+        </w:rPr>
+      </w:pPr>
+      <w:r>
+        <w:rPr>
+          <w:rFonts w:ascii="Arial" w:hAnsi="Arial" w:cs="Arial"/>
+          <w:bCs/>
+          <w:sz w:val="18"/>
+          <w:szCs w:val="18"/>
+          <w:lang w:val="en-US"/>
+        </w:rPr>
+        <w:t xml:space="preserve"/>
+      </w:r>
+    </w:p>
+    <w:p>
+      <w:r>
+        <w:br w:type="page"/>
+      </w:r>
+    </w:p>
+    <w:p>
+      <w:r>
+        <w:drawing>
+          <wp:inline xmlns:a="http://schemas.openxmlformats.org/drawingml/2006/main" xmlns:pic="http://schemas.openxmlformats.org/drawingml/2006/picture">
+            <wp:extent cx="5486400" cy="7100047"/>
+            <wp:docPr id="1" name="Picture 1"/>
+            <wp:cNvGraphicFramePr>
+              <a:graphicFrameLocks noChangeAspect="1"/>
+            </wp:cNvGraphicFramePr>
+            <a:graphic>
+              <a:graphicData uri="http://schemas.openxmlformats.org/drawingml/2006/picture">
+                <pic:pic>
+                  <pic:nvPicPr>
+                    <pic:cNvPr id="0" name="Cedula - Sinuhe Mazuti Osorio Rivero_page1_temp.png"/>
+                    <pic:cNvPicPr/>
+                  </pic:nvPicPr>
+                  <pic:blipFill>
+                    <a:blip r:embed="rId15"/>
+                    <a:stretch>
+                      <a:fillRect/>
+                    </a:stretch>
+                  </pic:blipFill>
+                  <pic:spPr>
+                    <a:xfrm>
+                      <a:off x="0" y="0"/>
+                      <a:ext cx="5486400" cy="7100047"/>
+                    </a:xfrm>
+                    <a:prstGeom prst="rect"/>
+                  </pic:spPr>
+                </pic:pic>
+              </a:graphicData>
+            </a:graphic>
+          </wp:inline>
+        </w:drawing>
+      </w:r>
+    </w:p>
     <w:sectPr>
       <w:headerReference w:type="default" r:id="rId11"/>
       <w:footerReference w:type="default" r:id="rId12"/>
@@ -6855,30 +7059,6 @@
 </file>
 
 <file path=customXml/item1.xml><?xml version="1.0" encoding="utf-8"?>
-<p:properties xmlns:p="http://schemas.microsoft.com/office/2006/metadata/properties" xmlns:xsi="http://www.w3.org/2001/XMLSchema-instance" xmlns:pc="http://schemas.microsoft.com/office/infopath/2007/PartnerControls">
-  <documentManagement>
-    <lcf76f155ced4ddcb4097134ff3c332f xmlns="458c8650-8b2e-4de5-be2b-3b5e20f9203e">
-      <Terms xmlns="http://schemas.microsoft.com/office/infopath/2007/PartnerControls"/>
-    </lcf76f155ced4ddcb4097134ff3c332f>
-    <TaxCatchAll xmlns="0ec1683b-1f09-407c-8792-a5a8bc579d9d"/>
-  </documentManagement>
-</p:properties>
-</file>
-
-<file path=customXml/item2.xml><?xml version="1.0" encoding="utf-8"?>
-<b:Sources xmlns:b="http://schemas.openxmlformats.org/officeDocument/2006/bibliography" xmlns="http://schemas.openxmlformats.org/officeDocument/2006/bibliography" SelectedStyle="\APASixthEditionOfficeOnline.xsl" StyleName="APA" Version="6"/>
-</file>
-
-<file path=customXml/item3.xml><?xml version="1.0" encoding="utf-8"?>
-<?mso-contentType ?>
-<FormTemplates xmlns="http://schemas.microsoft.com/sharepoint/v3/contenttype/forms">
-  <Display>DocumentLibraryForm</Display>
-  <Edit>DocumentLibraryForm</Edit>
-  <New>DocumentLibraryForm</New>
-</FormTemplates>
-</file>
-
-<file path=customXml/item4.xml><?xml version="1.0" encoding="utf-8"?>
 <ct:contentTypeSchema xmlns:ct="http://schemas.microsoft.com/office/2006/metadata/contentType" xmlns:ma="http://schemas.microsoft.com/office/2006/metadata/properties/metaAttributes" ct:_="" ma:_="" ma:contentTypeName="Document" ma:contentTypeID="0x010100AA01E1029091DE488084A5A2D9C24E74" ma:contentTypeVersion="10" ma:contentTypeDescription="Create a new document." ma:contentTypeScope="" ma:versionID="fa224b1e2ea5aaa53b64c3b4b1d435b1">
   <xsd:schema xmlns:xsd="http://www.w3.org/2001/XMLSchema" xmlns:xs="http://www.w3.org/2001/XMLSchema" xmlns:p="http://schemas.microsoft.com/office/2006/metadata/properties" xmlns:ns2="458c8650-8b2e-4de5-be2b-3b5e20f9203e" xmlns:ns3="0ec1683b-1f09-407c-8792-a5a8bc579d9d" targetNamespace="http://schemas.microsoft.com/office/2006/metadata/properties" ma:root="true" ma:fieldsID="3f0568638764530331fbee8047bb9098" ns2:_="" ns3:_="">
     <xsd:import namespace="458c8650-8b2e-4de5-be2b-3b5e20f9203e"/>
@@ -7067,34 +7247,31 @@
 </ct:contentTypeSchema>
 </file>
 
-<file path=customXml/itemProps1.xml><?xml version="1.0" encoding="utf-8"?>
-<ds:datastoreItem xmlns:ds="http://schemas.openxmlformats.org/officeDocument/2006/customXml" ds:itemID="{D3A3C24A-BB39-4937-B831-24AA124EAA87}">
-  <ds:schemaRefs>
-    <ds:schemaRef ds:uri="http://schemas.microsoft.com/office/2006/metadata/properties"/>
-    <ds:schemaRef ds:uri="http://schemas.microsoft.com/office/infopath/2007/PartnerControls"/>
-    <ds:schemaRef ds:uri="458c8650-8b2e-4de5-be2b-3b5e20f9203e"/>
-    <ds:schemaRef ds:uri="0ec1683b-1f09-407c-8792-a5a8bc579d9d"/>
-  </ds:schemaRefs>
-</ds:datastoreItem>
+<file path=customXml/item2.xml><?xml version="1.0" encoding="utf-8"?>
+<?mso-contentType ?>
+<FormTemplates xmlns="http://schemas.microsoft.com/sharepoint/v3/contenttype/forms">
+  <Display>DocumentLibraryForm</Display>
+  <Edit>DocumentLibraryForm</Edit>
+  <New>DocumentLibraryForm</New>
+</FormTemplates>
 </file>
 
-<file path=customXml/itemProps2.xml><?xml version="1.0" encoding="utf-8"?>
-<ds:datastoreItem xmlns:ds="http://schemas.openxmlformats.org/officeDocument/2006/customXml" ds:itemID="{4BB9A27A-6211-48E6-B3D1-1ED5E2EAD372}">
-  <ds:schemaRefs>
-    <ds:schemaRef ds:uri="http://schemas.openxmlformats.org/officeDocument/2006/bibliography"/>
-  </ds:schemaRefs>
-</ds:datastoreItem>
+<file path=customXml/item3.xml><?xml version="1.0" encoding="utf-8"?>
+<b:Sources xmlns:b="http://schemas.openxmlformats.org/officeDocument/2006/bibliography" xmlns="http://schemas.openxmlformats.org/officeDocument/2006/bibliography" SelectedStyle="\APASixthEditionOfficeOnline.xsl" StyleName="APA" Version="6"/>
 </file>
 
-<file path=customXml/itemProps3.xml><?xml version="1.0" encoding="utf-8"?>
-<ds:datastoreItem xmlns:ds="http://schemas.openxmlformats.org/officeDocument/2006/customXml" ds:itemID="{51241304-2C43-44E6-B26F-77C42016271C}">
-  <ds:schemaRefs>
-    <ds:schemaRef ds:uri="http://schemas.microsoft.com/sharepoint/v3/contenttype/forms"/>
-  </ds:schemaRefs>
-</ds:datastoreItem>
+<file path=customXml/item4.xml><?xml version="1.0" encoding="utf-8"?>
+<p:properties xmlns:p="http://schemas.microsoft.com/office/2006/metadata/properties" xmlns:xsi="http://www.w3.org/2001/XMLSchema-instance" xmlns:pc="http://schemas.microsoft.com/office/infopath/2007/PartnerControls">
+  <documentManagement>
+    <lcf76f155ced4ddcb4097134ff3c332f xmlns="458c8650-8b2e-4de5-be2b-3b5e20f9203e">
+      <Terms xmlns="http://schemas.microsoft.com/office/infopath/2007/PartnerControls"/>
+    </lcf76f155ced4ddcb4097134ff3c332f>
+    <TaxCatchAll xmlns="0ec1683b-1f09-407c-8792-a5a8bc579d9d"/>
+  </documentManagement>
+</p:properties>
 </file>
 
-<file path=customXml/itemProps4.xml><?xml version="1.0" encoding="utf-8"?>
+<file path=customXml/itemProps1.xml><?xml version="1.0" encoding="utf-8"?>
 <ds:datastoreItem xmlns:ds="http://schemas.openxmlformats.org/officeDocument/2006/customXml" ds:itemID="{6EE546D2-1DFA-4BBD-AF1C-4C842A1F8073}">
   <ds:schemaRefs>
     <ds:schemaRef ds:uri="http://schemas.microsoft.com/office/2006/metadata/contentType"/>
@@ -7111,4 +7288,31 @@
     <ds:schemaRef ds:uri="http://schemas.microsoft.com/internal/obd"/>
   </ds:schemaRefs>
 </ds:datastoreItem>
+</file>
+
+<file path=customXml/itemProps2.xml><?xml version="1.0" encoding="utf-8"?>
+<ds:datastoreItem xmlns:ds="http://schemas.openxmlformats.org/officeDocument/2006/customXml" ds:itemID="{51241304-2C43-44E6-B26F-77C42016271C}">
+  <ds:schemaRefs>
+    <ds:schemaRef ds:uri="http://schemas.microsoft.com/sharepoint/v3/contenttype/forms"/>
+  </ds:schemaRefs>
+</ds:datastoreItem>
+</file>
+
+<file path=customXml/itemProps3.xml><?xml version="1.0" encoding="utf-8"?>
+<ds:datastoreItem xmlns:ds="http://schemas.openxmlformats.org/officeDocument/2006/customXml" ds:itemID="{4BB9A27A-6211-48E6-B3D1-1ED5E2EAD372}">
+  <ds:schemaRefs>
+    <ds:schemaRef ds:uri="http://schemas.openxmlformats.org/officeDocument/2006/bibliography"/>
+  </ds:schemaRefs>
+</ds:datastoreItem>
+</file>
+
+<file path=customXml/itemProps4.xml><?xml version="1.0" encoding="utf-8"?>
+<ds:datastoreItem xmlns:ds="http://schemas.openxmlformats.org/officeDocument/2006/customXml" ds:itemID="{D3A3C24A-BB39-4937-B831-24AA124EAA87}">
+  <ds:schemaRefs>
+    <ds:schemaRef ds:uri="http://schemas.microsoft.com/office/2006/metadata/properties"/>
+    <ds:schemaRef ds:uri="http://schemas.microsoft.com/office/infopath/2007/PartnerControls"/>
+    <ds:schemaRef ds:uri="458c8650-8b2e-4de5-be2b-3b5e20f9203e"/>
+    <ds:schemaRef ds:uri="0ec1683b-1f09-407c-8792-a5a8bc579d9d"/>
+  </ds:schemaRefs>
+</ds:datastoreItem>
 </file>
--- a/cv/final_cv/ingenieroDatosJuniorBI/Sinuhe Mazuti Osorio Rivero - CV_generado.docx
+++ b/cv/final_cv/ingenieroDatosJuniorBI/Sinuhe Mazuti Osorio Rivero - CV_generado.docx
@@ -13,14 +13,13 @@
           <w:lang w:val="es-MX"/>
         </w:rPr>
       </w:pPr>
-      <w:proofErr w:type="gramStart"/>
       <w:r>
         <w:rPr>
           <w:b/>
           <w:bCs/>
           <w:lang w:val="es-MX"/>
         </w:rPr>
-        <w:t xml:space="preserve">Sinuhe Mazuti Osorio Rivero</w:t>
+        <w:t>Sinuhe Mazuti Osorio Rivero</w:t>
       </w:r>
     </w:p>
     <w:p>
@@ -32,25 +31,14 @@
           <w:lang w:val="es-MX"/>
         </w:rPr>
       </w:pPr>
-      <w:proofErr w:type="gramStart"/>
       <w:r>
         <w:rPr>
           <w:b/>
           <w:bCs/>
           <w:lang w:val="es-MX"/>
         </w:rPr>
-        <w:t xml:space="preserve">Ingeniero de Datos BI Junior</w:t>
+        <w:t>Ingeniero de Datos BI Junior</w:t>
       </w:r>
-    </w:p>
-    <w:p>
-      <w:pPr>
-        <w:pStyle w:val="Title"/>
-        <w:rPr>
-          <w:b/>
-          <w:bCs/>
-          <w:lang w:val="es-MX"/>
-        </w:rPr>
-      </w:pPr>
     </w:p>
     <w:p>
       <w:pPr>
@@ -64,36 +52,6 @@
           <w:lang w:val="es-MX"/>
         </w:rPr>
       </w:pPr>
-      <w:r>
-        <w:rPr>
-          <w:b/>
-          <w:bCs/>
-          <w:sz w:val="18"/>
-          <w:szCs w:val="18"/>
-          <w:lang w:val="es-MX"/>
-        </w:rPr>
-        <w:t>Folio</w:t>
-      </w:r>
-      <w:r>
-        <w:rPr>
-          <w:b/>
-          <w:bCs/>
-          <w:sz w:val="18"/>
-          <w:szCs w:val="18"/>
-          <w:lang w:val="es-MX"/>
-        </w:rPr>
-        <w:t xml:space="preserve">: </w:t>
-      </w:r>
-      <w:r>
-        <w:rPr>
-          <w:b/>
-          <w:bCs/>
-          <w:sz w:val="18"/>
-          <w:szCs w:val="18"/>
-          <w:lang w:val="es-MX"/>
-        </w:rPr>
-        <w:t>-</w:t>
-      </w:r>
     </w:p>
     <w:p>
       <w:pPr>
@@ -133,7 +91,17 @@
           <w:szCs w:val="18"/>
           <w:u w:val="single"/>
         </w:rPr>
-        <w:t xml:space="preserve">RESUMEN PROFESIONAL</w:t>
+        <w:t>EXPERIENCIA</w:t>
+      </w:r>
+      <w:r>
+        <w:rPr>
+          <w:rFonts w:ascii="Arial" w:hAnsi="Arial" w:cs="Arial"/>
+          <w:b/>
+          <w:sz w:val="18"/>
+          <w:szCs w:val="18"/>
+          <w:u w:val="single"/>
+        </w:rPr>
+        <w:t xml:space="preserve"> PROFESIONAL</w:t>
       </w:r>
     </w:p>
     <w:p>
@@ -185,32 +153,189 @@
                 <w:lang w:val="es-419"/>
               </w:rPr>
             </w:pPr>
-            <w:proofErr w:type="gramStart"/>
             <w:r>
               <w:rPr>
                 <w:rFonts w:ascii="Arial" w:eastAsia="Times New Roman" w:hAnsi="Arial" w:cs="Arial"/>
                 <w:bCs/>
                 <w:sz w:val="18"/>
                 <w:szCs w:val="18"/>
-                <w:lang w:val="en-US" w:eastAsia="es-ES"/>
-              </w:rPr>
-              <w:t xml:space="preserve">Experiencia en diseño e implementación de procesos ETL y grafos para integración de datos.</w:t>
+                <w:lang w:val="es-MX" w:eastAsia="es-ES"/>
+              </w:rPr>
+              <w:t xml:space="preserve">Dispongo de al menos 2 años de experiencia en el análisis de grandes volúmenes de datos y en el desarrollo de soluciones de Inteligencia de Negocio. Responsable de la construcción de soluciones de datos, asegurando la implementación y uso de arquitecturas de datos para la recolección, almacenamiento y procesamiento de grandes volúmenes de información, participando en la toma de decisiones tecnológicas mediante el uso y/o adaptación de herramientas, </w:t>
+            </w:r>
+            <w:proofErr w:type="spellStart"/>
+            <w:r>
+              <w:rPr>
+                <w:rFonts w:ascii="Arial" w:eastAsia="Times New Roman" w:hAnsi="Arial" w:cs="Arial"/>
+                <w:bCs/>
+                <w:sz w:val="18"/>
+                <w:szCs w:val="18"/>
+                <w:lang w:val="es-MX" w:eastAsia="es-ES"/>
+              </w:rPr>
+              <w:t>frameworks</w:t>
+            </w:r>
+            <w:proofErr w:type="spellEnd"/>
+            <w:r>
+              <w:rPr>
+                <w:rFonts w:ascii="Arial" w:eastAsia="Times New Roman" w:hAnsi="Arial" w:cs="Arial"/>
+                <w:bCs/>
+                <w:sz w:val="18"/>
+                <w:szCs w:val="18"/>
+                <w:lang w:val="es-MX" w:eastAsia="es-ES"/>
+              </w:rPr>
+              <w:t xml:space="preserve"> y estándares, así como brindar apoyo al equipo técnico en la optimización y gestión eficiente de los datos para soluciones de Inteligencia de Negocio.</w:t>
+            </w:r>
+            <w:r>
+              <w:rPr>
+                <w:rFonts w:ascii="Arial" w:eastAsia="Times New Roman" w:hAnsi="Arial" w:cs="Arial"/>
+                <w:bCs/>
+                <w:sz w:val="18"/>
+                <w:szCs w:val="18"/>
+                <w:lang w:val="es-MX" w:eastAsia="es-ES"/>
+              </w:rPr>
               <w:br/>
-              <w:t xml:space="preserve">Desarrollo y mantenimiento de pipelines con Ab Initio y Databricks para transformaciones a gran escala.</w:t>
+            </w:r>
+            <w:r>
+              <w:rPr>
+                <w:rFonts w:ascii="Arial" w:eastAsia="Times New Roman" w:hAnsi="Arial" w:cs="Arial"/>
+                <w:bCs/>
+                <w:sz w:val="18"/>
+                <w:szCs w:val="18"/>
+                <w:lang w:val="es-MX" w:eastAsia="es-ES"/>
+              </w:rPr>
               <w:br/>
-              <w:t xml:space="preserve">Gestión de entornos Control Center y ejecución y monitoreo de jobs en Linux.</w:t>
+              <w:t xml:space="preserve">Como profesional, diseño e implemento procesos Extraer, Transformar y Cargar (ETL) usando herramientas como Ab Initio (Plataforma ETL empresarial para integración y procesamiento de datos) y </w:t>
+            </w:r>
+            <w:proofErr w:type="spellStart"/>
+            <w:r>
+              <w:rPr>
+                <w:rFonts w:ascii="Arial" w:eastAsia="Times New Roman" w:hAnsi="Arial" w:cs="Arial"/>
+                <w:bCs/>
+                <w:sz w:val="18"/>
+                <w:szCs w:val="18"/>
+                <w:lang w:val="es-MX" w:eastAsia="es-ES"/>
+              </w:rPr>
+              <w:t>Databricks</w:t>
+            </w:r>
+            <w:proofErr w:type="spellEnd"/>
+            <w:r>
+              <w:rPr>
+                <w:rFonts w:ascii="Arial" w:eastAsia="Times New Roman" w:hAnsi="Arial" w:cs="Arial"/>
+                <w:bCs/>
+                <w:sz w:val="18"/>
+                <w:szCs w:val="18"/>
+                <w:lang w:val="es-MX" w:eastAsia="es-ES"/>
+              </w:rPr>
+              <w:t xml:space="preserve"> (Plataforma de analítica basada en Apache Spark), gestiono pipelines y garantizo la integridad y disponibilidad de conjuntos de datos de gran escala. He liderado desarrollos </w:t>
+            </w:r>
+            <w:proofErr w:type="spellStart"/>
+            <w:r>
+              <w:rPr>
+                <w:rFonts w:ascii="Arial" w:eastAsia="Times New Roman" w:hAnsi="Arial" w:cs="Arial"/>
+                <w:bCs/>
+                <w:sz w:val="18"/>
+                <w:szCs w:val="18"/>
+                <w:lang w:val="es-MX" w:eastAsia="es-ES"/>
+              </w:rPr>
+              <w:t>on</w:t>
+            </w:r>
+            <w:proofErr w:type="spellEnd"/>
+            <w:r>
+              <w:rPr>
+                <w:rFonts w:ascii="Arial" w:eastAsia="Times New Roman" w:hAnsi="Arial" w:cs="Arial"/>
+                <w:bCs/>
+                <w:sz w:val="18"/>
+                <w:szCs w:val="18"/>
+                <w:lang w:val="es-MX" w:eastAsia="es-ES"/>
+              </w:rPr>
+              <w:t>‑premise que procesan más de 290 millones de registros, y me enfoco en ofrecer soluciones escalables y en cumplimiento con requerimientos de negocio.</w:t>
+            </w:r>
+            <w:r>
+              <w:rPr>
+                <w:rFonts w:ascii="Arial" w:eastAsia="Times New Roman" w:hAnsi="Arial" w:cs="Arial"/>
+                <w:bCs/>
+                <w:sz w:val="18"/>
+                <w:szCs w:val="18"/>
+                <w:lang w:val="es-MX" w:eastAsia="es-ES"/>
+              </w:rPr>
               <w:br/>
-              <w:t xml:space="preserve">Manejo de DML y scripting (.ksh, .bash) para automatización de procesos.</w:t>
+            </w:r>
+            <w:r>
+              <w:rPr>
+                <w:rFonts w:ascii="Arial" w:eastAsia="Times New Roman" w:hAnsi="Arial" w:cs="Arial"/>
+                <w:bCs/>
+                <w:sz w:val="18"/>
+                <w:szCs w:val="18"/>
+                <w:lang w:val="es-MX" w:eastAsia="es-ES"/>
+              </w:rPr>
               <w:br/>
-              <w:t xml:space="preserve"/>
-              <w:br/>
-              <w:t xml:space="preserve">Participación en análisis y diseño técnico orientado a eficiencia y escalabilidad.</w:t>
-              <w:br/>
-              <w:t xml:space="preserve">Procesamiento de volúmenes de datos superiores a 290 millones de registros.</w:t>
-              <w:br/>
-              <w:t xml:space="preserve">Migración y sincronización de bases entre MySQL, SQL Server y Azure para optimizar disponibilidad.</w:t>
-              <w:br/>
-              <w:t xml:space="preserve">Enfoque en calidad de entrega y resolución de incidentes y change requests.</w:t>
+              <w:t xml:space="preserve">Aplico buenas prácticas en control de versiones, monitoreo y automatización de </w:t>
+            </w:r>
+            <w:proofErr w:type="spellStart"/>
+            <w:r>
+              <w:rPr>
+                <w:rFonts w:ascii="Arial" w:eastAsia="Times New Roman" w:hAnsi="Arial" w:cs="Arial"/>
+                <w:bCs/>
+                <w:sz w:val="18"/>
+                <w:szCs w:val="18"/>
+                <w:lang w:val="es-MX" w:eastAsia="es-ES"/>
+              </w:rPr>
+              <w:t>jobs</w:t>
+            </w:r>
+            <w:proofErr w:type="spellEnd"/>
+            <w:r>
+              <w:rPr>
+                <w:rFonts w:ascii="Arial" w:eastAsia="Times New Roman" w:hAnsi="Arial" w:cs="Arial"/>
+                <w:bCs/>
+                <w:sz w:val="18"/>
+                <w:szCs w:val="18"/>
+                <w:lang w:val="es-MX" w:eastAsia="es-ES"/>
+              </w:rPr>
+              <w:t xml:space="preserve">, colaboro con equipos de analítica y desarrollo </w:t>
+            </w:r>
+            <w:proofErr w:type="spellStart"/>
+            <w:r>
+              <w:rPr>
+                <w:rFonts w:ascii="Arial" w:eastAsia="Times New Roman" w:hAnsi="Arial" w:cs="Arial"/>
+                <w:bCs/>
+                <w:sz w:val="18"/>
+                <w:szCs w:val="18"/>
+                <w:lang w:val="es-MX" w:eastAsia="es-ES"/>
+              </w:rPr>
+              <w:t>backend</w:t>
+            </w:r>
+            <w:proofErr w:type="spellEnd"/>
+            <w:r>
+              <w:rPr>
+                <w:rFonts w:ascii="Arial" w:eastAsia="Times New Roman" w:hAnsi="Arial" w:cs="Arial"/>
+                <w:bCs/>
+                <w:sz w:val="18"/>
+                <w:szCs w:val="18"/>
+                <w:lang w:val="es-MX" w:eastAsia="es-ES"/>
+              </w:rPr>
+              <w:t xml:space="preserve"> para asegurar datos accesibles y fiables, y trabajo en la optimización continua de cargas y consultas para mejorar el rendimiento de las plataformas de datos. Además, realizo programación en Python, Spark SQL (Lenguaje para gestión y consulta de bases de datos relacionales) y C# (Lenguaje de programación para desarrollo </w:t>
+            </w:r>
+            <w:proofErr w:type="spellStart"/>
+            <w:r>
+              <w:rPr>
+                <w:rFonts w:ascii="Arial" w:eastAsia="Times New Roman" w:hAnsi="Arial" w:cs="Arial"/>
+                <w:bCs/>
+                <w:sz w:val="18"/>
+                <w:szCs w:val="18"/>
+                <w:lang w:val="es-MX" w:eastAsia="es-ES"/>
+              </w:rPr>
+              <w:t>backend</w:t>
+            </w:r>
+            <w:proofErr w:type="spellEnd"/>
+            <w:r>
+              <w:rPr>
+                <w:rFonts w:ascii="Arial" w:eastAsia="Times New Roman" w:hAnsi="Arial" w:cs="Arial"/>
+                <w:bCs/>
+                <w:sz w:val="18"/>
+                <w:szCs w:val="18"/>
+                <w:lang w:val="es-MX" w:eastAsia="es-ES"/>
+              </w:rPr>
+              <w:t>) cuando es necesario.</w:t>
             </w:r>
           </w:p>
         </w:tc>
@@ -255,7 +380,7 @@
           <w:szCs w:val="18"/>
           <w:u w:val="single"/>
         </w:rPr>
-        <w:t xml:space="preserve">EXPERIENCIA LABORAL</w:t>
+        <w:t>EXPERIENCIA LABORAL</w:t>
       </w:r>
     </w:p>
     <w:p>
@@ -268,17 +393,6 @@
           <w:lang w:val="en-US"/>
         </w:rPr>
       </w:pPr>
-      <w:r>
-        <w:rPr>
-          <w:rFonts w:ascii="Arial" w:hAnsi="Arial" w:cs="Arial"/>
-          <w:bCs/>
-          <w:sz w:val="18"/>
-          <w:szCs w:val="18"/>
-          <w:lang w:val="en-US"/>
-        </w:rPr>
-        <w:t xml:space="preserve"/>
-      </w:r>
-      <w:proofErr w:type="gramEnd"/>
     </w:p>
     <w:tbl>
       <w:tblPr>
@@ -328,7 +442,7 @@
                 <w:szCs w:val="18"/>
                 <w:lang w:val="es-MX"/>
               </w:rPr>
-              <w:t xml:space="preserve">Empresa</w:t>
+              <w:t>Empresa</w:t>
             </w:r>
           </w:p>
           <w:p>
@@ -341,15 +455,14 @@
                 <w:lang w:val="es-MX"/>
               </w:rPr>
             </w:pPr>
-            <w:proofErr w:type="gramStart"/>
-            <w:r>
-              <w:rPr>
-                <w:rFonts w:ascii="Arial" w:hAnsi="Arial" w:cs="Arial"/>
-                <w:sz w:val="18"/>
-                <w:szCs w:val="18"/>
-                <w:lang w:val="es-MX"/>
-              </w:rPr>
-              <w:t xml:space="preserve">Softtek</w:t>
+            <w:r>
+              <w:rPr>
+                <w:rFonts w:ascii="Arial" w:hAnsi="Arial" w:cs="Arial"/>
+                <w:sz w:val="18"/>
+                <w:szCs w:val="18"/>
+                <w:lang w:val="es-MX"/>
+              </w:rPr>
+              <w:t>Softtek</w:t>
             </w:r>
           </w:p>
         </w:tc>
@@ -375,7 +488,7 @@
                 <w:szCs w:val="18"/>
                 <w:lang w:val="es-MX"/>
               </w:rPr>
-              <w:t xml:space="preserve">Puesto</w:t>
+              <w:t>Puesto</w:t>
             </w:r>
           </w:p>
           <w:p>
@@ -388,16 +501,26 @@
                 <w:lang w:val="es-MX"/>
               </w:rPr>
             </w:pPr>
-            <w:proofErr w:type="gramStart"/>
-            <w:r>
-              <w:rPr>
-                <w:rFonts w:ascii="Arial" w:hAnsi="Arial" w:cs="Arial"/>
-                <w:sz w:val="18"/>
-                <w:szCs w:val="18"/>
-                <w:lang w:val="es-MX"/>
-              </w:rPr>
-              <w:t xml:space="preserve">Consultor ETL Ab Initio Jr</w:t>
-            </w:r>
+            <w:r>
+              <w:rPr>
+                <w:rFonts w:ascii="Arial" w:hAnsi="Arial" w:cs="Arial"/>
+                <w:sz w:val="18"/>
+                <w:szCs w:val="18"/>
+                <w:lang w:val="es-MX"/>
+              </w:rPr>
+              <w:t xml:space="preserve">Consultor Extraer, Transformar y Cargar (ETL) Ab Initio </w:t>
+            </w:r>
+            <w:proofErr w:type="spellStart"/>
+            <w:r>
+              <w:rPr>
+                <w:rFonts w:ascii="Arial" w:hAnsi="Arial" w:cs="Arial"/>
+                <w:sz w:val="18"/>
+                <w:szCs w:val="18"/>
+                <w:lang w:val="es-MX"/>
+              </w:rPr>
+              <w:t>Jr</w:t>
+            </w:r>
+            <w:proofErr w:type="spellEnd"/>
           </w:p>
         </w:tc>
         <w:tc>
@@ -422,7 +545,7 @@
                 <w:szCs w:val="18"/>
                 <w:lang w:val="es-MX"/>
               </w:rPr>
-              <w:t xml:space="preserve">Desde:</w:t>
+              <w:t>Desde:</w:t>
             </w:r>
           </w:p>
           <w:p>
@@ -435,15 +558,14 @@
                 <w:lang w:val="es-MX"/>
               </w:rPr>
             </w:pPr>
-            <w:proofErr w:type="gramStart"/>
-            <w:r>
-              <w:rPr>
-                <w:rFonts w:ascii="Arial" w:hAnsi="Arial" w:cs="Arial"/>
-                <w:sz w:val="18"/>
-                <w:szCs w:val="18"/>
-                <w:lang w:val="es-MX"/>
-              </w:rPr>
-              <w:t xml:space="preserve">noviembre 2023</w:t>
+            <w:r>
+              <w:rPr>
+                <w:rFonts w:ascii="Arial" w:hAnsi="Arial" w:cs="Arial"/>
+                <w:sz w:val="18"/>
+                <w:szCs w:val="18"/>
+                <w:lang w:val="es-MX"/>
+              </w:rPr>
+              <w:t>1 noviembre 2023</w:t>
             </w:r>
           </w:p>
         </w:tc>
@@ -478,15 +600,14 @@
                 <w:lang w:val="es-MX"/>
               </w:rPr>
             </w:pPr>
-            <w:proofErr w:type="gramStart"/>
-            <w:r>
-              <w:rPr>
-                <w:rFonts w:ascii="Arial" w:hAnsi="Arial" w:cs="Arial"/>
-                <w:sz w:val="18"/>
-                <w:szCs w:val="18"/>
-                <w:lang w:val="es-MX"/>
-              </w:rPr>
-              <w:t xml:space="preserve">Presente</w:t>
+            <w:r>
+              <w:rPr>
+                <w:rFonts w:ascii="Arial" w:hAnsi="Arial" w:cs="Arial"/>
+                <w:sz w:val="18"/>
+                <w:szCs w:val="18"/>
+                <w:lang w:val="es-MX"/>
+              </w:rPr>
+              <w:t>Actual</w:t>
             </w:r>
           </w:p>
         </w:tc>
@@ -550,7 +671,7 @@
                 <w:szCs w:val="18"/>
                 <w:lang w:val="es-MX"/>
               </w:rPr>
-              <w:t xml:space="preserve">Actividades Principales</w:t>
+              <w:t>Actividades Principales</w:t>
             </w:r>
           </w:p>
         </w:tc>
@@ -566,30 +687,16 @@
               <w:rPr>
                 <w:sz w:val="18"/>
                 <w:szCs w:val="20"/>
-              </w:rPr>
-            </w:pPr>
-            <w:r>
-              <w:rPr>
-                <w:sz w:val="18"/>
-                <w:szCs w:val="20"/>
-              </w:rPr>
-              <w:t xml:space="preserve">•</w:t>
-            </w:r>
-            <w:proofErr w:type="gramEnd"/>
-            <w:r>
-              <w:rPr>
-                <w:sz w:val="18"/>
-                <w:szCs w:val="20"/>
-              </w:rPr>
-              <w:t xml:space="preserve"> </w:t>
-            </w:r>
-            <w:proofErr w:type="gramStart"/>
-            <w:r>
-              <w:rPr>
-                <w:sz w:val="18"/>
-                <w:szCs w:val="20"/>
-              </w:rPr>
-              <w:t xml:space="preserve">Actuar como líder técnico del proyecto, proponer e implementar soluciones para requerimientos de negocio mediante grafos ETL.</w:t>
+                <w:lang w:val="es-MX"/>
+              </w:rPr>
+            </w:pPr>
+            <w:r>
+              <w:rPr>
+                <w:sz w:val="18"/>
+                <w:szCs w:val="20"/>
+                <w:lang w:val="es-MX"/>
+              </w:rPr>
+              <w:t>• Diseño, construyo, optimizo y mantengo infraestructuras y soluciones tecnológicas que recolectan, almacenan, procesan y permiten acceder a grandes volúmenes de datos de manera eficiente, segura y escalable. Cuento con habilidades en el diseño e implementación de procesos Extraer, Transformar y Cargar (ETL)/ELT para el procesamiento de grandes volúmenes de información, así como en la definición, construcción y mantenimiento de estructuras de almacenamiento que aseguran la eficiencia de las soluciones de Inteligencia de Negocio. Además, optimizo la carga, el procesamiento y la consulta de grandes volúmenes de datos.</w:t>
             </w:r>
           </w:p>
           <w:p>
@@ -599,30 +706,16 @@
               <w:jc w:val="both"/>
               <w:rPr>
                 <w:szCs w:val="22"/>
-              </w:rPr>
-            </w:pPr>
-            <w:r>
-              <w:rPr>
-                <w:sz w:val="18"/>
-                <w:szCs w:val="20"/>
-              </w:rPr>
-              <w:t xml:space="preserve">•</w:t>
-            </w:r>
-            <w:proofErr w:type="gramEnd"/>
-            <w:r>
-              <w:rPr>
-                <w:sz w:val="18"/>
-                <w:szCs w:val="20"/>
-              </w:rPr>
-              <w:t xml:space="preserve"> </w:t>
-            </w:r>
-            <w:proofErr w:type="gramStart"/>
-            <w:r>
-              <w:rPr>
-                <w:sz w:val="18"/>
-                <w:szCs w:val="20"/>
-              </w:rPr>
-              <w:t xml:space="preserve">Crear y modificar grafos complejos para la manipulación de datos.</w:t>
+                <w:lang w:val="es-MX"/>
+              </w:rPr>
+            </w:pPr>
+            <w:r>
+              <w:rPr>
+                <w:sz w:val="18"/>
+                <w:szCs w:val="20"/>
+                <w:lang w:val="es-MX"/>
+              </w:rPr>
+              <w:t>• Apoyo en el diseño y construcción de procesos de integración de datos (Extraer, Transformar y Cargar (ETL)/ELT).</w:t>
             </w:r>
           </w:p>
           <w:p>
@@ -632,30 +725,16 @@
               <w:jc w:val="both"/>
               <w:rPr>
                 <w:szCs w:val="22"/>
-              </w:rPr>
-            </w:pPr>
-            <w:r>
-              <w:rPr>
-                <w:sz w:val="18"/>
-                <w:szCs w:val="20"/>
-              </w:rPr>
-              <w:t xml:space="preserve">•</w:t>
-            </w:r>
-            <w:proofErr w:type="gramEnd"/>
-            <w:r>
-              <w:rPr>
-                <w:sz w:val="18"/>
-                <w:szCs w:val="20"/>
-              </w:rPr>
-              <w:t xml:space="preserve"> </w:t>
-            </w:r>
-            <w:proofErr w:type="gramStart"/>
-            <w:r>
-              <w:rPr>
-                <w:sz w:val="18"/>
-                <w:szCs w:val="20"/>
-              </w:rPr>
-              <w:t xml:space="preserve">Procesar grandes volúmenes de datos (más de 290 millones de registros).</w:t>
+                <w:lang w:val="es-MX"/>
+              </w:rPr>
+            </w:pPr>
+            <w:r>
+              <w:rPr>
+                <w:sz w:val="18"/>
+                <w:szCs w:val="20"/>
+                <w:lang w:val="es-MX"/>
+              </w:rPr>
+              <w:t>• Desarrollo y mantengo pipelines de datos para la ingesta, transformación y carga de información.</w:t>
             </w:r>
           </w:p>
           <w:p>
@@ -665,30 +744,34 @@
               <w:jc w:val="both"/>
               <w:rPr>
                 <w:szCs w:val="22"/>
-              </w:rPr>
-            </w:pPr>
-            <w:r>
-              <w:rPr>
-                <w:sz w:val="18"/>
-                <w:szCs w:val="20"/>
-              </w:rPr>
-              <w:t xml:space="preserve">•</w:t>
-            </w:r>
-            <w:proofErr w:type="gramEnd"/>
-            <w:r>
-              <w:rPr>
-                <w:sz w:val="18"/>
-                <w:szCs w:val="20"/>
-              </w:rPr>
-              <w:t xml:space="preserve"> </w:t>
-            </w:r>
-            <w:proofErr w:type="gramStart"/>
-            <w:r>
-              <w:rPr>
-                <w:sz w:val="18"/>
-                <w:szCs w:val="20"/>
-              </w:rPr>
-              <w:t xml:space="preserve">Ambientar y configurar entornos de desarrollo.</w:t>
+                <w:lang w:val="es-MX"/>
+              </w:rPr>
+            </w:pPr>
+            <w:r>
+              <w:rPr>
+                <w:sz w:val="18"/>
+                <w:szCs w:val="20"/>
+                <w:lang w:val="es-MX"/>
+              </w:rPr>
+              <w:t xml:space="preserve">• Colaboro en la definición y mantenimiento de estructuras de almacenamiento (Data </w:t>
+            </w:r>
+            <w:proofErr w:type="spellStart"/>
+            <w:r>
+              <w:rPr>
+                <w:sz w:val="18"/>
+                <w:szCs w:val="20"/>
+                <w:lang w:val="es-MX"/>
+              </w:rPr>
+              <w:t>Warehouse</w:t>
+            </w:r>
+            <w:proofErr w:type="spellEnd"/>
+            <w:r>
+              <w:rPr>
+                <w:sz w:val="18"/>
+                <w:szCs w:val="20"/>
+                <w:lang w:val="es-MX"/>
+              </w:rPr>
+              <w:t>, Data Lake).</w:t>
             </w:r>
           </w:p>
           <w:p>
@@ -698,30 +781,16 @@
               <w:jc w:val="both"/>
               <w:rPr>
                 <w:szCs w:val="22"/>
-              </w:rPr>
-            </w:pPr>
-            <w:r>
-              <w:rPr>
-                <w:sz w:val="18"/>
-                <w:szCs w:val="20"/>
-              </w:rPr>
-              <w:t xml:space="preserve">•</w:t>
-            </w:r>
-            <w:proofErr w:type="gramEnd"/>
-            <w:r>
-              <w:rPr>
-                <w:sz w:val="18"/>
-                <w:szCs w:val="20"/>
-              </w:rPr>
-              <w:t xml:space="preserve"> </w:t>
-            </w:r>
-            <w:proofErr w:type="gramStart"/>
-            <w:r>
-              <w:rPr>
-                <w:sz w:val="18"/>
-                <w:szCs w:val="20"/>
-              </w:rPr>
-              <w:t xml:space="preserve">Levantar requerimientos de procesos ETL.</w:t>
+                <w:lang w:val="es-MX"/>
+              </w:rPr>
+            </w:pPr>
+            <w:r>
+              <w:rPr>
+                <w:sz w:val="18"/>
+                <w:szCs w:val="20"/>
+                <w:lang w:val="es-MX"/>
+              </w:rPr>
+              <w:t>• Aseguro la calidad, integridad y consistencia de los datos procesados.</w:t>
             </w:r>
           </w:p>
           <w:p>
@@ -731,30 +800,16 @@
               <w:jc w:val="both"/>
               <w:rPr>
                 <w:szCs w:val="22"/>
-              </w:rPr>
-            </w:pPr>
-            <w:r>
-              <w:rPr>
-                <w:sz w:val="18"/>
-                <w:szCs w:val="20"/>
-              </w:rPr>
-              <w:t xml:space="preserve">•</w:t>
-            </w:r>
-            <w:proofErr w:type="gramEnd"/>
-            <w:r>
-              <w:rPr>
-                <w:sz w:val="18"/>
-                <w:szCs w:val="20"/>
-              </w:rPr>
-              <w:t xml:space="preserve"> </w:t>
-            </w:r>
-            <w:proofErr w:type="gramStart"/>
-            <w:r>
-              <w:rPr>
-                <w:sz w:val="18"/>
-                <w:szCs w:val="20"/>
-              </w:rPr>
-              <w:t xml:space="preserve">Analizar y diseñar técnicamente procesos ETL.</w:t>
+                <w:lang w:val="es-MX"/>
+              </w:rPr>
+            </w:pPr>
+            <w:r>
+              <w:rPr>
+                <w:sz w:val="18"/>
+                <w:szCs w:val="20"/>
+                <w:lang w:val="es-MX"/>
+              </w:rPr>
+              <w:t>• Optimizo consultas y procesos de carga para mejorar el rendimiento de las soluciones.</w:t>
             </w:r>
           </w:p>
           <w:p>
@@ -764,30 +819,16 @@
               <w:jc w:val="both"/>
               <w:rPr>
                 <w:szCs w:val="22"/>
-              </w:rPr>
-            </w:pPr>
-            <w:r>
-              <w:rPr>
-                <w:sz w:val="18"/>
-                <w:szCs w:val="20"/>
-              </w:rPr>
-              <w:t xml:space="preserve">•</w:t>
-            </w:r>
-            <w:proofErr w:type="gramEnd"/>
-            <w:r>
-              <w:rPr>
-                <w:sz w:val="18"/>
-                <w:szCs w:val="20"/>
-              </w:rPr>
-              <w:t xml:space="preserve"> </w:t>
-            </w:r>
-            <w:proofErr w:type="gramStart"/>
-            <w:r>
-              <w:rPr>
-                <w:sz w:val="18"/>
-                <w:szCs w:val="20"/>
-              </w:rPr>
-              <w:t xml:space="preserve">Crear y modificar Data Manipulation Language (DML).</w:t>
+                <w:lang w:val="es-MX"/>
+              </w:rPr>
+            </w:pPr>
+            <w:r>
+              <w:rPr>
+                <w:sz w:val="18"/>
+                <w:szCs w:val="20"/>
+                <w:lang w:val="es-MX"/>
+              </w:rPr>
+              <w:t>• Apoyo en la documentación de flujos, procesos y modelos de datos.</w:t>
             </w:r>
           </w:p>
           <w:p>
@@ -797,30 +838,16 @@
               <w:jc w:val="both"/>
               <w:rPr>
                 <w:szCs w:val="22"/>
-              </w:rPr>
-            </w:pPr>
-            <w:r>
-              <w:rPr>
-                <w:sz w:val="18"/>
-                <w:szCs w:val="20"/>
-              </w:rPr>
-              <w:t xml:space="preserve">•</w:t>
-            </w:r>
-            <w:proofErr w:type="gramEnd"/>
-            <w:r>
-              <w:rPr>
-                <w:sz w:val="18"/>
-                <w:szCs w:val="20"/>
-              </w:rPr>
-              <w:t xml:space="preserve"> </w:t>
-            </w:r>
-            <w:proofErr w:type="gramStart"/>
-            <w:r>
-              <w:rPr>
-                <w:sz w:val="18"/>
-                <w:szCs w:val="20"/>
-              </w:rPr>
-              <w:t xml:space="preserve">Desarrollar y mantener scripts (.ksh y .bash) y archivos pset.</w:t>
+                <w:lang w:val="es-MX"/>
+              </w:rPr>
+            </w:pPr>
+            <w:r>
+              <w:rPr>
+                <w:sz w:val="18"/>
+                <w:szCs w:val="20"/>
+                <w:lang w:val="es-MX"/>
+              </w:rPr>
+              <w:t>• Monitoreo la ejecución de procesos de datos y atiendo incidencias básicas.</w:t>
             </w:r>
           </w:p>
           <w:p>
@@ -830,30 +857,16 @@
               <w:jc w:val="both"/>
               <w:rPr>
                 <w:szCs w:val="22"/>
-              </w:rPr>
-            </w:pPr>
-            <w:r>
-              <w:rPr>
-                <w:sz w:val="18"/>
-                <w:szCs w:val="20"/>
-              </w:rPr>
-              <w:t xml:space="preserve">•</w:t>
-            </w:r>
-            <w:proofErr w:type="gramEnd"/>
-            <w:r>
-              <w:rPr>
-                <w:sz w:val="18"/>
-                <w:szCs w:val="20"/>
-              </w:rPr>
-              <w:t xml:space="preserve"> </w:t>
-            </w:r>
-            <w:proofErr w:type="gramStart"/>
-            <w:r>
-              <w:rPr>
-                <w:sz w:val="18"/>
-                <w:szCs w:val="20"/>
-              </w:rPr>
-              <w:t xml:space="preserve">Monitorear y ejecutar jobs manualmente en Control Center.</w:t>
+                <w:lang w:val="es-MX"/>
+              </w:rPr>
+            </w:pPr>
+            <w:r>
+              <w:rPr>
+                <w:sz w:val="18"/>
+                <w:szCs w:val="20"/>
+                <w:lang w:val="es-MX"/>
+              </w:rPr>
+              <w:t>• Colaboro con equipos de BI y analítica para la correcta disponibilidad de la información.</w:t>
             </w:r>
           </w:p>
           <w:p>
@@ -863,30 +876,16 @@
               <w:jc w:val="both"/>
               <w:rPr>
                 <w:szCs w:val="22"/>
-              </w:rPr>
-            </w:pPr>
-            <w:r>
-              <w:rPr>
-                <w:sz w:val="18"/>
-                <w:szCs w:val="20"/>
-              </w:rPr>
-              <w:t xml:space="preserve">•</w:t>
-            </w:r>
-            <w:proofErr w:type="gramEnd"/>
-            <w:r>
-              <w:rPr>
-                <w:sz w:val="18"/>
-                <w:szCs w:val="20"/>
-              </w:rPr>
-              <w:t xml:space="preserve"> </w:t>
-            </w:r>
-            <w:proofErr w:type="gramStart"/>
-            <w:r>
-              <w:rPr>
-                <w:sz w:val="18"/>
-                <w:szCs w:val="20"/>
-              </w:rPr>
-              <w:t xml:space="preserve">Gestionar Change Requests, incidentes y atención a Data Concerns.</w:t>
+                <w:lang w:val="es-MX"/>
+              </w:rPr>
+            </w:pPr>
+            <w:r>
+              <w:rPr>
+                <w:sz w:val="18"/>
+                <w:szCs w:val="20"/>
+                <w:lang w:val="es-MX"/>
+              </w:rPr>
+              <w:t>• Aplico buenas prácticas en el manejo, seguridad y gobierno de datos.</w:t>
             </w:r>
           </w:p>
           <w:p>
@@ -896,15 +895,964 @@
               <w:jc w:val="both"/>
               <w:rPr>
                 <w:szCs w:val="22"/>
-              </w:rPr>
-            </w:pPr>
-            <w:r>
-              <w:rPr>
-                <w:sz w:val="18"/>
-                <w:szCs w:val="20"/>
-              </w:rPr>
-              <w:t xml:space="preserve"/>
-            </w:r>
+                <w:lang w:val="es-MX"/>
+              </w:rPr>
+            </w:pPr>
+            <w:r>
+              <w:rPr>
+                <w:sz w:val="18"/>
+                <w:szCs w:val="20"/>
+                <w:lang w:val="es-MX"/>
+              </w:rPr>
+              <w:t>• Resuelvo problemas relacionados con la integración, procesamiento y calidad de datos, analizando posibles soluciones mediante el uso de procedimientos y buenas prácticas estandarizadas. Trabajo bajo un nivel de supervisión frecuente y reconozco que los tiempos de entrega pueden presentar cierta variabilidad mientras consolido experiencia en soluciones de Ingeniería de Datos para Inteligencia de Negocio.</w:t>
+            </w:r>
+          </w:p>
+          <w:p>
+            <w:pPr>
+              <w:pStyle w:val="NoSpacing"/>
+              <w:ind w:left="0"/>
+              <w:jc w:val="both"/>
+              <w:rPr>
+                <w:szCs w:val="22"/>
+                <w:lang w:val="es-MX"/>
+              </w:rPr>
+            </w:pPr>
+            <w:r>
+              <w:rPr>
+                <w:sz w:val="18"/>
+                <w:szCs w:val="20"/>
+                <w:lang w:val="es-MX"/>
+              </w:rPr>
+              <w:t xml:space="preserve">• He usado la certificación Azure Data </w:t>
+            </w:r>
+            <w:proofErr w:type="spellStart"/>
+            <w:r>
+              <w:rPr>
+                <w:sz w:val="18"/>
+                <w:szCs w:val="20"/>
+                <w:lang w:val="es-MX"/>
+              </w:rPr>
+              <w:t>FactorAzure</w:t>
+            </w:r>
+            <w:proofErr w:type="spellEnd"/>
+            <w:r>
+              <w:rPr>
+                <w:sz w:val="18"/>
+                <w:szCs w:val="20"/>
+                <w:lang w:val="es-MX"/>
+              </w:rPr>
+              <w:t xml:space="preserve"> Data Factory For Data </w:t>
+            </w:r>
+            <w:proofErr w:type="spellStart"/>
+            <w:r>
+              <w:rPr>
+                <w:sz w:val="18"/>
+                <w:szCs w:val="20"/>
+                <w:lang w:val="es-MX"/>
+              </w:rPr>
+              <w:t>Engineers</w:t>
+            </w:r>
+            <w:proofErr w:type="spellEnd"/>
+            <w:r>
+              <w:rPr>
+                <w:sz w:val="18"/>
+                <w:szCs w:val="20"/>
+                <w:lang w:val="es-MX"/>
+              </w:rPr>
+              <w:t xml:space="preserve"> como para Plataforma </w:t>
+            </w:r>
+            <w:proofErr w:type="spellStart"/>
+            <w:r>
+              <w:rPr>
+                <w:sz w:val="18"/>
+                <w:szCs w:val="20"/>
+                <w:lang w:val="es-MX"/>
+              </w:rPr>
+              <w:t>cloud</w:t>
+            </w:r>
+            <w:proofErr w:type="spellEnd"/>
+            <w:r>
+              <w:rPr>
+                <w:sz w:val="18"/>
+                <w:szCs w:val="20"/>
+                <w:lang w:val="es-MX"/>
+              </w:rPr>
+              <w:t xml:space="preserve"> para desarrollo e infraestructura</w:t>
+            </w:r>
+            <w:r>
+              <w:rPr>
+                <w:sz w:val="18"/>
+                <w:szCs w:val="20"/>
+                <w:lang w:val="es-MX"/>
+              </w:rPr>
+              <w:t>.</w:t>
+            </w:r>
+          </w:p>
+          <w:p>
+            <w:pPr>
+              <w:pStyle w:val="NoSpacing"/>
+              <w:ind w:left="0"/>
+              <w:jc w:val="both"/>
+              <w:rPr>
+                <w:sz w:val="18"/>
+                <w:szCs w:val="20"/>
+                <w:lang w:val="es-MX"/>
+              </w:rPr>
+            </w:pPr>
+            <w:r>
+              <w:rPr>
+                <w:sz w:val="18"/>
+                <w:szCs w:val="20"/>
+                <w:lang w:val="es-MX"/>
+              </w:rPr>
+              <w:t xml:space="preserve">• He usado la certificación Azure </w:t>
+            </w:r>
+            <w:proofErr w:type="spellStart"/>
+            <w:r>
+              <w:rPr>
+                <w:sz w:val="18"/>
+                <w:szCs w:val="20"/>
+                <w:lang w:val="es-MX"/>
+              </w:rPr>
+              <w:t>Databricks</w:t>
+            </w:r>
+            <w:proofErr w:type="spellEnd"/>
+            <w:r>
+              <w:rPr>
+                <w:sz w:val="18"/>
+                <w:szCs w:val="20"/>
+                <w:lang w:val="es-MX"/>
+              </w:rPr>
+              <w:t xml:space="preserve"> and Spark For Data </w:t>
+            </w:r>
+            <w:proofErr w:type="spellStart"/>
+            <w:r>
+              <w:rPr>
+                <w:sz w:val="18"/>
+                <w:szCs w:val="20"/>
+                <w:lang w:val="es-MX"/>
+              </w:rPr>
+              <w:t>Engineers</w:t>
+            </w:r>
+            <w:proofErr w:type="spellEnd"/>
+            <w:r>
+              <w:rPr>
+                <w:sz w:val="18"/>
+                <w:szCs w:val="20"/>
+                <w:lang w:val="es-MX"/>
+              </w:rPr>
+              <w:t xml:space="preserve"> como para Plataforma de analítica basada en Apache Spark</w:t>
+            </w:r>
+            <w:r>
+              <w:rPr>
+                <w:sz w:val="18"/>
+                <w:szCs w:val="20"/>
+                <w:lang w:val="es-MX"/>
+              </w:rPr>
+              <w:t>.</w:t>
+            </w:r>
+          </w:p>
+          <w:p>
+            <w:pPr>
+              <w:pStyle w:val="NoSpacing"/>
+              <w:ind w:left="0"/>
+              <w:jc w:val="both"/>
+              <w:rPr>
+                <w:sz w:val="18"/>
+                <w:szCs w:val="20"/>
+                <w:lang w:val="es-MX"/>
+              </w:rPr>
+            </w:pPr>
+            <w:r>
+              <w:rPr>
+                <w:sz w:val="18"/>
+                <w:szCs w:val="20"/>
+                <w:lang w:val="es-MX"/>
+              </w:rPr>
+              <w:lastRenderedPageBreak/>
+              <w:t xml:space="preserve">• </w:t>
+            </w:r>
+            <w:r>
+              <w:rPr>
+                <w:sz w:val="18"/>
+                <w:szCs w:val="20"/>
+                <w:lang w:val="es-MX"/>
+              </w:rPr>
+              <w:t xml:space="preserve">He utilizado la certificación AWS </w:t>
+            </w:r>
+            <w:proofErr w:type="spellStart"/>
+            <w:r>
+              <w:rPr>
+                <w:sz w:val="18"/>
+                <w:szCs w:val="20"/>
+                <w:lang w:val="es-MX"/>
+              </w:rPr>
+              <w:t>Certified</w:t>
+            </w:r>
+            <w:proofErr w:type="spellEnd"/>
+            <w:r>
+              <w:rPr>
+                <w:sz w:val="18"/>
+                <w:szCs w:val="20"/>
+                <w:lang w:val="es-MX"/>
+              </w:rPr>
+              <w:t xml:space="preserve"> Cloud Practitioner como base para comprender y aplicar los conceptos fundamentales de la computación en la nube de AWS, incluyendo sus servicios principales, principios de seguridad y arquitectura básica.</w:t>
+            </w:r>
+          </w:p>
+          <w:p>
+            <w:pPr>
+              <w:pStyle w:val="NoSpacing"/>
+              <w:ind w:left="0"/>
+              <w:jc w:val="both"/>
+              <w:rPr>
+                <w:szCs w:val="22"/>
+                <w:lang w:val="es-MX"/>
+              </w:rPr>
+            </w:pPr>
+            <w:r>
+              <w:rPr>
+                <w:sz w:val="18"/>
+                <w:szCs w:val="20"/>
+                <w:lang w:val="es-MX"/>
+              </w:rPr>
+              <w:t>• Participo en los siguientes procesos definidos por la metodología PDSS3 de atención de proyectos tradicionales de Softtek:</w:t>
+            </w:r>
+          </w:p>
+          <w:p>
+            <w:pPr>
+              <w:pStyle w:val="NoSpacing"/>
+              <w:numPr>
+                <w:ilvl w:val="0"/>
+                <w:numId w:val="38"/>
+              </w:numPr>
+              <w:jc w:val="both"/>
+              <w:rPr>
+                <w:szCs w:val="22"/>
+                <w:lang w:val="es-MX"/>
+              </w:rPr>
+            </w:pPr>
+            <w:r>
+              <w:rPr>
+                <w:sz w:val="18"/>
+                <w:szCs w:val="20"/>
+                <w:lang w:val="es-MX"/>
+              </w:rPr>
+              <w:t>CIS: Elaboro la especificación detallada de componentes.</w:t>
+            </w:r>
+          </w:p>
+          <w:p>
+            <w:pPr>
+              <w:pStyle w:val="NoSpacing"/>
+              <w:numPr>
+                <w:ilvl w:val="0"/>
+                <w:numId w:val="38"/>
+              </w:numPr>
+              <w:jc w:val="both"/>
+              <w:rPr>
+                <w:szCs w:val="22"/>
+                <w:lang w:val="es-MX"/>
+              </w:rPr>
+            </w:pPr>
+            <w:r>
+              <w:rPr>
+                <w:sz w:val="18"/>
+                <w:szCs w:val="20"/>
+                <w:lang w:val="es-MX"/>
+              </w:rPr>
+              <w:t>CTR: Realizo la construcción de componentes.</w:t>
+            </w:r>
+          </w:p>
+          <w:p>
+            <w:pPr>
+              <w:pStyle w:val="NoSpacing"/>
+              <w:numPr>
+                <w:ilvl w:val="0"/>
+                <w:numId w:val="38"/>
+              </w:numPr>
+              <w:jc w:val="both"/>
+              <w:rPr>
+                <w:szCs w:val="22"/>
+                <w:lang w:val="es-MX"/>
+              </w:rPr>
+            </w:pPr>
+            <w:r>
+              <w:rPr>
+                <w:sz w:val="18"/>
+                <w:szCs w:val="20"/>
+                <w:lang w:val="es-MX"/>
+              </w:rPr>
+              <w:t>DOC: Genero la documentación técnica.</w:t>
+            </w:r>
+          </w:p>
+          <w:p>
+            <w:pPr>
+              <w:pStyle w:val="NoSpacing"/>
+              <w:ind w:left="0"/>
+              <w:jc w:val="both"/>
+              <w:rPr>
+                <w:szCs w:val="22"/>
+                <w:lang w:val="es-MX"/>
+              </w:rPr>
+            </w:pPr>
+            <w:r>
+              <w:rPr>
+                <w:sz w:val="18"/>
+                <w:szCs w:val="20"/>
+                <w:lang w:val="es-MX"/>
+              </w:rPr>
+              <w:t>• Soy responsable de proponer e implementar soluciones innovadoras para los requisitos de negocio a través de grafos ETL complejos. Manejo con eficiencia el procesamiento y manipulación de grandes volúmenes de datos, superando los 290 millones de registros, garantizando una entrega puntual y de alta calidad en los desarrollos.</w:t>
+            </w:r>
+          </w:p>
+          <w:p>
+            <w:pPr>
+              <w:pStyle w:val="NoSpacing"/>
+              <w:ind w:left="0"/>
+              <w:jc w:val="both"/>
+              <w:rPr>
+                <w:szCs w:val="22"/>
+                <w:lang w:val="es-MX"/>
+              </w:rPr>
+            </w:pPr>
+            <w:r>
+              <w:rPr>
+                <w:sz w:val="18"/>
+                <w:szCs w:val="20"/>
+                <w:lang w:val="es-MX"/>
+              </w:rPr>
+              <w:t>• Configuración y ambientación inicial del entorno de desarrollo para asegurar un flujo óptimo de trabajo.</w:t>
+            </w:r>
+          </w:p>
+          <w:p>
+            <w:pPr>
+              <w:pStyle w:val="NoSpacing"/>
+              <w:ind w:left="0"/>
+              <w:jc w:val="both"/>
+              <w:rPr>
+                <w:szCs w:val="22"/>
+                <w:lang w:val="es-MX"/>
+              </w:rPr>
+            </w:pPr>
+            <w:r>
+              <w:rPr>
+                <w:sz w:val="18"/>
+                <w:szCs w:val="20"/>
+                <w:lang w:val="es-MX"/>
+              </w:rPr>
+              <w:t>• Levantamiento detallado de requerimientos para procesos ETL, alineando objetivos técnicos y de negocio.</w:t>
+            </w:r>
+          </w:p>
+          <w:p>
+            <w:pPr>
+              <w:pStyle w:val="NoSpacing"/>
+              <w:ind w:left="0"/>
+              <w:jc w:val="both"/>
+              <w:rPr>
+                <w:szCs w:val="22"/>
+                <w:lang w:val="es-MX"/>
+              </w:rPr>
+            </w:pPr>
+            <w:r>
+              <w:rPr>
+                <w:sz w:val="18"/>
+                <w:szCs w:val="20"/>
+                <w:lang w:val="es-MX"/>
+              </w:rPr>
+              <w:t>• Análisis profundo y diseño técnico de procesos ETL, enfocándome en la eficiencia y escalabilidad.</w:t>
+            </w:r>
+          </w:p>
+          <w:p>
+            <w:pPr>
+              <w:pStyle w:val="NoSpacing"/>
+              <w:ind w:left="0"/>
+              <w:jc w:val="both"/>
+              <w:rPr>
+                <w:szCs w:val="22"/>
+                <w:lang w:val="es-MX"/>
+              </w:rPr>
+            </w:pPr>
+            <w:r>
+              <w:rPr>
+                <w:sz w:val="18"/>
+                <w:szCs w:val="20"/>
+                <w:lang w:val="es-MX"/>
+              </w:rPr>
+              <w:t>• Creación, análisis y modificación de grafos ETL para la manipulación avanzada de datos.</w:t>
+            </w:r>
+          </w:p>
+          <w:p>
+            <w:pPr>
+              <w:pStyle w:val="NoSpacing"/>
+              <w:ind w:left="0"/>
+              <w:jc w:val="both"/>
+              <w:rPr>
+                <w:szCs w:val="22"/>
+                <w:lang w:val="es-MX"/>
+              </w:rPr>
+            </w:pPr>
+            <w:r>
+              <w:rPr>
+                <w:sz w:val="18"/>
+                <w:szCs w:val="20"/>
+                <w:lang w:val="es-MX"/>
+              </w:rPr>
+              <w:t xml:space="preserve">• Desarrollo y ajuste de Data Manipulation </w:t>
+            </w:r>
+            <w:proofErr w:type="spellStart"/>
+            <w:r>
+              <w:rPr>
+                <w:sz w:val="18"/>
+                <w:szCs w:val="20"/>
+                <w:lang w:val="es-MX"/>
+              </w:rPr>
+              <w:t>Language</w:t>
+            </w:r>
+            <w:proofErr w:type="spellEnd"/>
+            <w:r>
+              <w:rPr>
+                <w:sz w:val="18"/>
+                <w:szCs w:val="20"/>
+                <w:lang w:val="es-MX"/>
+              </w:rPr>
+              <w:t xml:space="preserve"> (DML) para optimizar las transformaciones de datos.</w:t>
+            </w:r>
+          </w:p>
+          <w:p>
+            <w:pPr>
+              <w:pStyle w:val="NoSpacing"/>
+              <w:ind w:left="0"/>
+              <w:jc w:val="both"/>
+              <w:rPr>
+                <w:szCs w:val="22"/>
+                <w:lang w:val="es-MX"/>
+              </w:rPr>
+            </w:pPr>
+            <w:r>
+              <w:rPr>
+                <w:sz w:val="18"/>
+                <w:szCs w:val="20"/>
+                <w:lang w:val="es-MX"/>
+              </w:rPr>
+              <w:t xml:space="preserve">• Gestión de proyectos mediante Check In y Check </w:t>
+            </w:r>
+            <w:proofErr w:type="spellStart"/>
+            <w:r>
+              <w:rPr>
+                <w:sz w:val="18"/>
+                <w:szCs w:val="20"/>
+                <w:lang w:val="es-MX"/>
+              </w:rPr>
+              <w:t>Out</w:t>
+            </w:r>
+            <w:proofErr w:type="spellEnd"/>
+            <w:r>
+              <w:rPr>
+                <w:sz w:val="18"/>
+                <w:szCs w:val="20"/>
+                <w:lang w:val="es-MX"/>
+              </w:rPr>
+              <w:t>, asegurando la integridad del código y el control de versiones.</w:t>
+            </w:r>
+          </w:p>
+          <w:p>
+            <w:pPr>
+              <w:pStyle w:val="NoSpacing"/>
+              <w:ind w:left="0"/>
+              <w:jc w:val="both"/>
+              <w:rPr>
+                <w:szCs w:val="22"/>
+                <w:lang w:val="es-MX"/>
+              </w:rPr>
+            </w:pPr>
+            <w:r>
+              <w:rPr>
+                <w:sz w:val="18"/>
+                <w:szCs w:val="20"/>
+                <w:lang w:val="es-MX"/>
+              </w:rPr>
+              <w:t xml:space="preserve">• Desarrollo y revisión de planos, archivos </w:t>
+            </w:r>
+            <w:proofErr w:type="spellStart"/>
+            <w:r>
+              <w:rPr>
+                <w:sz w:val="18"/>
+                <w:szCs w:val="20"/>
+                <w:lang w:val="es-MX"/>
+              </w:rPr>
+              <w:t>pset</w:t>
+            </w:r>
+            <w:proofErr w:type="spellEnd"/>
+            <w:r>
+              <w:rPr>
+                <w:sz w:val="18"/>
+                <w:szCs w:val="20"/>
+                <w:lang w:val="es-MX"/>
+              </w:rPr>
+              <w:t xml:space="preserve">, y scripts </w:t>
+            </w:r>
+            <w:proofErr w:type="gramStart"/>
+            <w:r>
+              <w:rPr>
+                <w:sz w:val="18"/>
+                <w:szCs w:val="20"/>
+                <w:lang w:val="es-MX"/>
+              </w:rPr>
+              <w:t>(.</w:t>
+            </w:r>
+            <w:proofErr w:type="spellStart"/>
+            <w:r>
+              <w:rPr>
+                <w:sz w:val="18"/>
+                <w:szCs w:val="20"/>
+                <w:lang w:val="es-MX"/>
+              </w:rPr>
+              <w:t>ksh</w:t>
+            </w:r>
+            <w:proofErr w:type="spellEnd"/>
+            <w:proofErr w:type="gramEnd"/>
+            <w:r>
+              <w:rPr>
+                <w:sz w:val="18"/>
+                <w:szCs w:val="20"/>
+                <w:lang w:val="es-MX"/>
+              </w:rPr>
+              <w:t xml:space="preserve"> y .</w:t>
+            </w:r>
+            <w:proofErr w:type="spellStart"/>
+            <w:r>
+              <w:rPr>
+                <w:sz w:val="18"/>
+                <w:szCs w:val="20"/>
+                <w:lang w:val="es-MX"/>
+              </w:rPr>
+              <w:t>bash</w:t>
+            </w:r>
+            <w:proofErr w:type="spellEnd"/>
+            <w:r>
+              <w:rPr>
+                <w:sz w:val="18"/>
+                <w:szCs w:val="20"/>
+                <w:lang w:val="es-MX"/>
+              </w:rPr>
+              <w:t>) para la automatización de procesos.</w:t>
+            </w:r>
+          </w:p>
+          <w:p>
+            <w:pPr>
+              <w:pStyle w:val="NoSpacing"/>
+              <w:ind w:left="0"/>
+              <w:jc w:val="both"/>
+              <w:rPr>
+                <w:szCs w:val="22"/>
+                <w:lang w:val="es-MX"/>
+              </w:rPr>
+            </w:pPr>
+            <w:r>
+              <w:rPr>
+                <w:sz w:val="18"/>
+                <w:szCs w:val="20"/>
+                <w:lang w:val="es-MX"/>
+              </w:rPr>
+              <w:t xml:space="preserve">• Monitoreo activo y ejecución manual de </w:t>
+            </w:r>
+            <w:proofErr w:type="spellStart"/>
+            <w:r>
+              <w:rPr>
+                <w:sz w:val="18"/>
+                <w:szCs w:val="20"/>
+                <w:lang w:val="es-MX"/>
+              </w:rPr>
+              <w:t>jobs</w:t>
+            </w:r>
+            <w:proofErr w:type="spellEnd"/>
+            <w:r>
+              <w:rPr>
+                <w:sz w:val="18"/>
+                <w:szCs w:val="20"/>
+                <w:lang w:val="es-MX"/>
+              </w:rPr>
+              <w:t xml:space="preserve"> en Control Center para garantizar el correcto funcionamiento de los procesos ETL.</w:t>
+            </w:r>
+          </w:p>
+          <w:p>
+            <w:pPr>
+              <w:pStyle w:val="NoSpacing"/>
+              <w:ind w:left="0"/>
+              <w:jc w:val="both"/>
+              <w:rPr>
+                <w:szCs w:val="22"/>
+                <w:lang w:val="es-MX"/>
+              </w:rPr>
+            </w:pPr>
+            <w:r>
+              <w:rPr>
+                <w:sz w:val="18"/>
+                <w:szCs w:val="20"/>
+                <w:lang w:val="es-MX"/>
+              </w:rPr>
+              <w:t xml:space="preserve">• Atención eficaz a Data </w:t>
+            </w:r>
+            <w:proofErr w:type="spellStart"/>
+            <w:r>
+              <w:rPr>
+                <w:sz w:val="18"/>
+                <w:szCs w:val="20"/>
+                <w:lang w:val="es-MX"/>
+              </w:rPr>
+              <w:t>Concerns</w:t>
+            </w:r>
+            <w:proofErr w:type="spellEnd"/>
+            <w:r>
+              <w:rPr>
+                <w:sz w:val="18"/>
+                <w:szCs w:val="20"/>
+                <w:lang w:val="es-MX"/>
+              </w:rPr>
+              <w:t xml:space="preserve"> (DC), así como gestión de Change </w:t>
+            </w:r>
+            <w:proofErr w:type="spellStart"/>
+            <w:r>
+              <w:rPr>
+                <w:sz w:val="18"/>
+                <w:szCs w:val="20"/>
+                <w:lang w:val="es-MX"/>
+              </w:rPr>
+              <w:t>Requests</w:t>
+            </w:r>
+            <w:proofErr w:type="spellEnd"/>
+            <w:r>
+              <w:rPr>
+                <w:sz w:val="18"/>
+                <w:szCs w:val="20"/>
+                <w:lang w:val="es-MX"/>
+              </w:rPr>
+              <w:t xml:space="preserve"> e incidentes técnicos.</w:t>
+            </w:r>
+          </w:p>
+          <w:p>
+            <w:pPr>
+              <w:pStyle w:val="NoSpacing"/>
+              <w:ind w:left="0"/>
+              <w:jc w:val="both"/>
+              <w:rPr>
+                <w:szCs w:val="22"/>
+                <w:lang w:val="es-MX"/>
+              </w:rPr>
+            </w:pPr>
+            <w:r>
+              <w:rPr>
+                <w:sz w:val="18"/>
+                <w:szCs w:val="20"/>
+                <w:lang w:val="es-MX"/>
+              </w:rPr>
+              <w:t xml:space="preserve">• Promoción y migración de </w:t>
+            </w:r>
+            <w:proofErr w:type="spellStart"/>
+            <w:r>
+              <w:rPr>
+                <w:sz w:val="18"/>
+                <w:szCs w:val="20"/>
+                <w:lang w:val="es-MX"/>
+              </w:rPr>
+              <w:t>TAGs</w:t>
+            </w:r>
+            <w:proofErr w:type="spellEnd"/>
+            <w:r>
+              <w:rPr>
+                <w:sz w:val="18"/>
+                <w:szCs w:val="20"/>
+                <w:lang w:val="es-MX"/>
+              </w:rPr>
+              <w:t xml:space="preserve"> entre ambientes de Pruebas de Aceptación de Usuario (UAT) y Producción, asegurando la transición sin errores.</w:t>
+            </w:r>
+          </w:p>
+          <w:p>
+            <w:pPr>
+              <w:pStyle w:val="NoSpacing"/>
+              <w:ind w:left="0"/>
+              <w:jc w:val="both"/>
+              <w:rPr>
+                <w:szCs w:val="22"/>
+                <w:lang w:val="es-MX"/>
+              </w:rPr>
+            </w:pPr>
+            <w:r>
+              <w:rPr>
+                <w:sz w:val="18"/>
+                <w:szCs w:val="20"/>
+                <w:lang w:val="es-MX"/>
+              </w:rPr>
+              <w:t>• Durante mi experiencia en COFECE, diseñé y desarrollé el sistema “Actas de Entrega — Recepción”, desde la propuesta inicial hasta la implementación definitiva, utilizando tecnologías modernas y metodologías robustas.</w:t>
+            </w:r>
+          </w:p>
+          <w:p>
+            <w:pPr>
+              <w:pStyle w:val="NoSpacing"/>
+              <w:ind w:left="0"/>
+              <w:jc w:val="both"/>
+              <w:rPr>
+                <w:szCs w:val="22"/>
+                <w:lang w:val="es-MX"/>
+              </w:rPr>
+            </w:pPr>
+            <w:r>
+              <w:rPr>
+                <w:sz w:val="18"/>
+                <w:szCs w:val="20"/>
+                <w:lang w:val="es-MX"/>
+              </w:rPr>
+              <w:t>• Diseñé el modelo Entidad-Relación para bases de datos, facilitando su integración con los sistemas existentes.</w:t>
+            </w:r>
+          </w:p>
+          <w:p>
+            <w:pPr>
+              <w:pStyle w:val="NoSpacing"/>
+              <w:ind w:left="0"/>
+              <w:jc w:val="both"/>
+              <w:rPr>
+                <w:szCs w:val="22"/>
+                <w:lang w:val="es-MX"/>
+              </w:rPr>
+            </w:pPr>
+            <w:r>
+              <w:rPr>
+                <w:sz w:val="18"/>
+                <w:szCs w:val="20"/>
+                <w:lang w:val="es-MX"/>
+              </w:rPr>
+              <w:t>• Desarrollé y optimicé consultas para la creación y mantenimiento de bases de datos robustas y seguras.</w:t>
+            </w:r>
+          </w:p>
+          <w:p>
+            <w:pPr>
+              <w:pStyle w:val="NoSpacing"/>
+              <w:ind w:left="0"/>
+              <w:jc w:val="both"/>
+              <w:rPr>
+                <w:szCs w:val="22"/>
+                <w:lang w:val="es-MX"/>
+              </w:rPr>
+            </w:pPr>
+            <w:r>
+              <w:rPr>
+                <w:sz w:val="18"/>
+                <w:szCs w:val="20"/>
+                <w:lang w:val="es-MX"/>
+              </w:rPr>
+              <w:t xml:space="preserve">• Configuré e inicié el entorno de desarrollo bajo ASP.NET Core (Framework para </w:t>
+            </w:r>
+            <w:proofErr w:type="spellStart"/>
+            <w:r>
+              <w:rPr>
+                <w:sz w:val="18"/>
+                <w:szCs w:val="20"/>
+                <w:lang w:val="es-MX"/>
+              </w:rPr>
+              <w:t>APIs</w:t>
+            </w:r>
+            <w:proofErr w:type="spellEnd"/>
+            <w:r>
+              <w:rPr>
+                <w:sz w:val="18"/>
+                <w:szCs w:val="20"/>
+                <w:lang w:val="es-MX"/>
+              </w:rPr>
+              <w:t xml:space="preserve"> y aplicaciones web) para proyectos </w:t>
+            </w:r>
+            <w:proofErr w:type="spellStart"/>
+            <w:r>
+              <w:rPr>
+                <w:sz w:val="18"/>
+                <w:szCs w:val="20"/>
+                <w:lang w:val="es-MX"/>
+              </w:rPr>
+              <w:t>backend</w:t>
+            </w:r>
+            <w:proofErr w:type="spellEnd"/>
+            <w:r>
+              <w:rPr>
+                <w:sz w:val="18"/>
+                <w:szCs w:val="20"/>
+                <w:lang w:val="es-MX"/>
+              </w:rPr>
+              <w:t xml:space="preserve"> escalables.</w:t>
+            </w:r>
+          </w:p>
+          <w:p>
+            <w:pPr>
+              <w:pStyle w:val="NoSpacing"/>
+              <w:ind w:left="0"/>
+              <w:jc w:val="both"/>
+              <w:rPr>
+                <w:szCs w:val="22"/>
+                <w:lang w:val="es-MX"/>
+              </w:rPr>
+            </w:pPr>
+            <w:r>
+              <w:rPr>
+                <w:sz w:val="18"/>
+                <w:szCs w:val="20"/>
+                <w:lang w:val="es-MX"/>
+              </w:rPr>
+              <w:t xml:space="preserve">• Programación del sistema utilizando C# (Lenguaje de programación para desarrollo </w:t>
+            </w:r>
+            <w:proofErr w:type="spellStart"/>
+            <w:r>
+              <w:rPr>
+                <w:sz w:val="18"/>
+                <w:szCs w:val="20"/>
+                <w:lang w:val="es-MX"/>
+              </w:rPr>
+              <w:t>backend</w:t>
+            </w:r>
+            <w:proofErr w:type="spellEnd"/>
+            <w:r>
+              <w:rPr>
+                <w:sz w:val="18"/>
+                <w:szCs w:val="20"/>
+                <w:lang w:val="es-MX"/>
+              </w:rPr>
+              <w:t>) con el patrón de diseño MVC para garantizar modularidad y mantenibilidad.</w:t>
+            </w:r>
+          </w:p>
+          <w:p>
+            <w:pPr>
+              <w:pStyle w:val="NoSpacing"/>
+              <w:ind w:left="0"/>
+              <w:jc w:val="both"/>
+              <w:rPr>
+                <w:szCs w:val="22"/>
+                <w:lang w:val="es-MX"/>
+              </w:rPr>
+            </w:pPr>
+            <w:r>
+              <w:rPr>
+                <w:sz w:val="18"/>
+                <w:szCs w:val="20"/>
+                <w:lang w:val="es-MX"/>
+              </w:rPr>
+              <w:t xml:space="preserve">• Migraciones efectivas de bases de datos MySQL desde entornos </w:t>
+            </w:r>
+            <w:proofErr w:type="spellStart"/>
+            <w:r>
+              <w:rPr>
+                <w:sz w:val="18"/>
+                <w:szCs w:val="20"/>
+                <w:lang w:val="es-MX"/>
+              </w:rPr>
+              <w:t>laaS</w:t>
+            </w:r>
+            <w:proofErr w:type="spellEnd"/>
+            <w:r>
+              <w:rPr>
+                <w:sz w:val="18"/>
+                <w:szCs w:val="20"/>
+                <w:lang w:val="es-MX"/>
+              </w:rPr>
+              <w:t xml:space="preserve"> hacia soluciones SaaS en Azure </w:t>
+            </w:r>
+            <w:proofErr w:type="spellStart"/>
+            <w:r>
+              <w:rPr>
+                <w:sz w:val="18"/>
+                <w:szCs w:val="20"/>
+                <w:lang w:val="es-MX"/>
+              </w:rPr>
+              <w:t>Database</w:t>
+            </w:r>
+            <w:proofErr w:type="spellEnd"/>
+            <w:r>
+              <w:rPr>
+                <w:sz w:val="18"/>
+                <w:szCs w:val="20"/>
+                <w:lang w:val="es-MX"/>
+              </w:rPr>
+              <w:t xml:space="preserve"> </w:t>
+            </w:r>
+            <w:proofErr w:type="spellStart"/>
+            <w:r>
+              <w:rPr>
+                <w:sz w:val="18"/>
+                <w:szCs w:val="20"/>
+                <w:lang w:val="es-MX"/>
+              </w:rPr>
+              <w:t>for</w:t>
+            </w:r>
+            <w:proofErr w:type="spellEnd"/>
+            <w:r>
+              <w:rPr>
+                <w:sz w:val="18"/>
+                <w:szCs w:val="20"/>
+                <w:lang w:val="es-MX"/>
+              </w:rPr>
+              <w:t xml:space="preserve"> MySQL (Servicio administrado de base de datos en Azure), mejorando la disponibilidad y seguridad.</w:t>
+            </w:r>
+          </w:p>
+          <w:p>
+            <w:pPr>
+              <w:pStyle w:val="NoSpacing"/>
+              <w:ind w:left="0"/>
+              <w:jc w:val="both"/>
+              <w:rPr>
+                <w:szCs w:val="22"/>
+                <w:lang w:val="es-MX"/>
+              </w:rPr>
+            </w:pPr>
+            <w:r>
+              <w:rPr>
+                <w:sz w:val="18"/>
+                <w:szCs w:val="20"/>
+                <w:lang w:val="es-MX"/>
+              </w:rPr>
+              <w:t>• Migración de bases MySQL a SQL Server (Motor de base de datos para consultas y validaciones) para el sistema “Lista Diaria de Notificaciones”, incluyendo ajustes en código PHP (Lenguaje de desarrollo web) para compatibilidad.</w:t>
+            </w:r>
+          </w:p>
+          <w:p>
+            <w:pPr>
+              <w:pStyle w:val="NoSpacing"/>
+              <w:ind w:left="0"/>
+              <w:jc w:val="both"/>
+              <w:rPr>
+                <w:szCs w:val="22"/>
+                <w:lang w:val="es-MX"/>
+              </w:rPr>
+            </w:pPr>
+            <w:r>
+              <w:rPr>
+                <w:sz w:val="18"/>
+                <w:szCs w:val="20"/>
+                <w:lang w:val="es-MX"/>
+              </w:rPr>
+              <w:t xml:space="preserve">• Usé manejadores de base de datos </w:t>
+            </w:r>
+            <w:proofErr w:type="spellStart"/>
+            <w:r>
+              <w:rPr>
+                <w:sz w:val="18"/>
+                <w:szCs w:val="20"/>
+                <w:lang w:val="es-MX"/>
+              </w:rPr>
+              <w:t>Workbench</w:t>
+            </w:r>
+            <w:proofErr w:type="spellEnd"/>
+            <w:r>
+              <w:rPr>
+                <w:sz w:val="18"/>
+                <w:szCs w:val="20"/>
+                <w:lang w:val="es-MX"/>
+              </w:rPr>
+              <w:t xml:space="preserve"> y SSMS.</w:t>
+            </w:r>
+          </w:p>
+          <w:p>
+            <w:pPr>
+              <w:pStyle w:val="NoSpacing"/>
+              <w:ind w:left="0"/>
+              <w:jc w:val="both"/>
+              <w:rPr>
+                <w:szCs w:val="22"/>
+                <w:lang w:val="es-MX"/>
+              </w:rPr>
+            </w:pPr>
           </w:p>
         </w:tc>
       </w:tr>
@@ -919,39 +1867,248 @@
           <w:lang w:val="es-419"/>
         </w:rPr>
       </w:pPr>
-      <w:r>
-        <w:rPr>
-          <w:rFonts w:ascii="Arial" w:hAnsi="Arial" w:cs="Arial"/>
-          <w:bCs/>
-          <w:sz w:val="18"/>
-          <w:szCs w:val="18"/>
-          <w:lang w:val="es-419"/>
-        </w:rPr>
-        <w:t xml:space="preserve"/>
-      </w:r>
-      <w:r>
-        <w:rPr>
-          <w:rFonts w:ascii="Arial" w:hAnsi="Arial" w:cs="Arial"/>
-          <w:bCs/>
-          <w:sz w:val="18"/>
-          <w:szCs w:val="18"/>
-          <w:lang w:val="es-MX"/>
-        </w:rPr>
-        <w:t xml:space="preserve"/>
-      </w:r>
     </w:p>
+    <w:tbl>
+      <w:tblPr>
+        <w:tblW w:w="0" w:type="auto"/>
+        <w:tblInd w:w="-75" w:type="dxa"/>
+        <w:tblBorders>
+          <w:top w:val="single" w:sz="4" w:space="0" w:color="auto"/>
+          <w:left w:val="single" w:sz="4" w:space="0" w:color="auto"/>
+          <w:bottom w:val="single" w:sz="4" w:space="0" w:color="auto"/>
+          <w:right w:val="single" w:sz="4" w:space="0" w:color="auto"/>
+          <w:insideH w:val="single" w:sz="4" w:space="0" w:color="auto"/>
+          <w:insideV w:val="single" w:sz="4" w:space="0" w:color="auto"/>
+        </w:tblBorders>
+        <w:tblLayout w:type="fixed"/>
+        <w:tblCellMar>
+          <w:left w:w="105" w:type="dxa"/>
+          <w:right w:w="105" w:type="dxa"/>
+        </w:tblCellMar>
+        <w:tblLook w:val="0000" w:firstRow="0" w:lastRow="0" w:firstColumn="0" w:lastColumn="0" w:noHBand="0" w:noVBand="0"/>
+      </w:tblPr>
+      <w:tblGrid>
+        <w:gridCol w:w="2472"/>
+        <w:gridCol w:w="2472"/>
+        <w:gridCol w:w="2472"/>
+        <w:gridCol w:w="2475"/>
+      </w:tblGrid>
+      <w:tr>
+        <w:tc>
+          <w:tcPr>
+            <w:tcW w:w="2472" w:type="dxa"/>
+          </w:tcPr>
+          <w:p>
+            <w:pPr>
+              <w:rPr>
+                <w:rFonts w:ascii="Arial" w:hAnsi="Arial" w:cs="Arial"/>
+                <w:b/>
+                <w:sz w:val="18"/>
+                <w:szCs w:val="18"/>
+                <w:lang w:val="es-MX"/>
+              </w:rPr>
+            </w:pPr>
+            <w:r>
+              <w:rPr>
+                <w:rFonts w:ascii="Arial" w:hAnsi="Arial" w:cs="Arial"/>
+                <w:b/>
+                <w:sz w:val="18"/>
+                <w:szCs w:val="18"/>
+                <w:lang w:val="es-MX"/>
+              </w:rPr>
+              <w:t>Empresa</w:t>
+            </w:r>
+          </w:p>
+          <w:p>
+            <w:pPr>
+              <w:rPr>
+                <w:rFonts w:ascii="Arial" w:hAnsi="Arial" w:cs="Arial"/>
+                <w:color w:val="0070C0"/>
+                <w:sz w:val="18"/>
+                <w:szCs w:val="18"/>
+                <w:lang w:val="es-MX"/>
+              </w:rPr>
+            </w:pPr>
+            <w:r>
+              <w:rPr>
+                <w:rFonts w:ascii="Arial" w:hAnsi="Arial" w:cs="Arial"/>
+                <w:sz w:val="18"/>
+                <w:szCs w:val="18"/>
+                <w:lang w:val="es-MX"/>
+              </w:rPr>
+              <w:t>Comisión Federal de Competencia Económica (COFECE)</w:t>
+            </w:r>
+          </w:p>
+        </w:tc>
+        <w:tc>
+          <w:tcPr>
+            <w:tcW w:w="2472" w:type="dxa"/>
+          </w:tcPr>
+          <w:p>
+            <w:pPr>
+              <w:rPr>
+                <w:rFonts w:ascii="Arial" w:hAnsi="Arial" w:cs="Arial"/>
+                <w:b/>
+                <w:sz w:val="18"/>
+                <w:szCs w:val="18"/>
+                <w:lang w:val="es-MX"/>
+              </w:rPr>
+            </w:pPr>
+            <w:r>
+              <w:rPr>
+                <w:rFonts w:ascii="Arial" w:hAnsi="Arial" w:cs="Arial"/>
+                <w:b/>
+                <w:sz w:val="18"/>
+                <w:szCs w:val="18"/>
+                <w:lang w:val="es-MX"/>
+              </w:rPr>
+              <w:t>Puesto</w:t>
+            </w:r>
+          </w:p>
+          <w:p>
+            <w:pPr>
+              <w:rPr>
+                <w:rFonts w:ascii="Arial" w:hAnsi="Arial" w:cs="Arial"/>
+                <w:bCs/>
+                <w:sz w:val="18"/>
+                <w:szCs w:val="18"/>
+                <w:lang w:val="es-MX"/>
+              </w:rPr>
+            </w:pPr>
+            <w:r>
+              <w:rPr>
+                <w:rFonts w:ascii="Arial" w:hAnsi="Arial" w:cs="Arial"/>
+                <w:sz w:val="18"/>
+                <w:szCs w:val="18"/>
+                <w:lang w:val="es-MX"/>
+              </w:rPr>
+              <w:t xml:space="preserve">Analista de Datos y Desarrollador Web </w:t>
+            </w:r>
+            <w:proofErr w:type="spellStart"/>
+            <w:r>
+              <w:rPr>
+                <w:rFonts w:ascii="Arial" w:hAnsi="Arial" w:cs="Arial"/>
+                <w:sz w:val="18"/>
+                <w:szCs w:val="18"/>
+                <w:lang w:val="es-MX"/>
+              </w:rPr>
+              <w:t>Backend</w:t>
+            </w:r>
+            <w:proofErr w:type="spellEnd"/>
+            <w:r>
+              <w:rPr>
+                <w:rFonts w:ascii="Arial" w:hAnsi="Arial" w:cs="Arial"/>
+                <w:sz w:val="18"/>
+                <w:szCs w:val="18"/>
+                <w:lang w:val="es-MX"/>
+              </w:rPr>
+              <w:t xml:space="preserve"> </w:t>
+            </w:r>
+            <w:proofErr w:type="spellStart"/>
+            <w:r>
+              <w:rPr>
+                <w:rFonts w:ascii="Arial" w:hAnsi="Arial" w:cs="Arial"/>
+                <w:sz w:val="18"/>
+                <w:szCs w:val="18"/>
+                <w:lang w:val="es-MX"/>
+              </w:rPr>
+              <w:t>Jr</w:t>
+            </w:r>
+            <w:proofErr w:type="spellEnd"/>
+          </w:p>
+        </w:tc>
+        <w:tc>
+          <w:tcPr>
+            <w:tcW w:w="2472" w:type="dxa"/>
+          </w:tcPr>
+          <w:p>
+            <w:pPr>
+              <w:rPr>
+                <w:rFonts w:ascii="Arial" w:hAnsi="Arial" w:cs="Arial"/>
+                <w:b/>
+                <w:sz w:val="18"/>
+                <w:szCs w:val="18"/>
+                <w:lang w:val="es-MX"/>
+              </w:rPr>
+            </w:pPr>
+            <w:r>
+              <w:rPr>
+                <w:rFonts w:ascii="Arial" w:hAnsi="Arial" w:cs="Arial"/>
+                <w:b/>
+                <w:sz w:val="18"/>
+                <w:szCs w:val="18"/>
+                <w:lang w:val="es-MX"/>
+              </w:rPr>
+              <w:t>Desde:</w:t>
+            </w:r>
+          </w:p>
+          <w:p>
+            <w:pPr>
+              <w:rPr>
+                <w:rFonts w:ascii="Arial" w:hAnsi="Arial" w:cs="Arial"/>
+                <w:bCs/>
+                <w:sz w:val="18"/>
+                <w:szCs w:val="18"/>
+                <w:lang w:val="es-MX"/>
+              </w:rPr>
+            </w:pPr>
+            <w:r>
+              <w:rPr>
+                <w:rFonts w:ascii="Arial" w:hAnsi="Arial" w:cs="Arial"/>
+                <w:sz w:val="18"/>
+                <w:szCs w:val="18"/>
+                <w:lang w:val="es-MX"/>
+              </w:rPr>
+              <w:t>1 abril 2022</w:t>
+            </w:r>
+          </w:p>
+        </w:tc>
+        <w:tc>
+          <w:tcPr>
+            <w:tcW w:w="2475" w:type="dxa"/>
+          </w:tcPr>
+          <w:p>
+            <w:pPr>
+              <w:pStyle w:val="Heading2"/>
+              <w:rPr>
+                <w:bCs w:val="0"/>
+                <w:szCs w:val="18"/>
+                <w:lang w:val="es-MX"/>
+              </w:rPr>
+            </w:pPr>
+            <w:r>
+              <w:rPr>
+                <w:bCs w:val="0"/>
+                <w:szCs w:val="18"/>
+                <w:lang w:val="es-MX"/>
+              </w:rPr>
+              <w:t xml:space="preserve">Hasta: </w:t>
+            </w:r>
+          </w:p>
+          <w:p>
+            <w:pPr>
+              <w:rPr>
+                <w:rFonts w:ascii="Arial" w:hAnsi="Arial" w:cs="Arial"/>
+                <w:sz w:val="18"/>
+                <w:szCs w:val="18"/>
+                <w:lang w:val="es-MX"/>
+              </w:rPr>
+            </w:pPr>
+            <w:r>
+              <w:rPr>
+                <w:rFonts w:ascii="Arial" w:hAnsi="Arial" w:cs="Arial"/>
+                <w:sz w:val="18"/>
+                <w:szCs w:val="18"/>
+                <w:lang w:val="es-MX"/>
+              </w:rPr>
+              <w:t>31 octubre 2023</w:t>
+            </w:r>
+          </w:p>
+        </w:tc>
+      </w:tr>
+    </w:tbl>
     <w:p>
       <w:pPr>
-        <w:rPr>
-          <w:rFonts w:ascii="Arial" w:hAnsi="Arial" w:cs="Arial"/>
-          <w:b/>
-          <w:sz w:val="18"/>
-          <w:szCs w:val="18"/>
-          <w:u w:val="single"/>
-          <w:lang w:val="en-US"/>
-        </w:rPr>
-      </w:pPr>
-      <w:r>
         <w:rPr>
           <w:rFonts w:ascii="Arial" w:hAnsi="Arial" w:cs="Arial"/>
           <w:bCs/>
@@ -959,32 +2116,357 @@
           <w:szCs w:val="18"/>
           <w:lang w:val="en-US"/>
         </w:rPr>
-        <w:t xml:space="preserve"/>
-      </w:r>
-      <w:r>
-        <w:rPr>
-          <w:rFonts w:ascii="Arial" w:hAnsi="Arial" w:cs="Arial"/>
-          <w:b/>
-          <w:sz w:val="18"/>
-          <w:szCs w:val="18"/>
-          <w:u w:val="single"/>
-          <w:lang w:val="en-US"/>
-        </w:rPr>
-        <w:t xml:space="preserve">HISTORIAL</w:t>
-      </w:r>
-      <w:proofErr w:type="gramEnd"/>
-      <w:r>
-        <w:rPr>
-          <w:rFonts w:ascii="Arial" w:hAnsi="Arial" w:cs="Arial"/>
-          <w:b/>
-          <w:sz w:val="18"/>
-          <w:szCs w:val="18"/>
-          <w:u w:val="single"/>
-          <w:lang w:val="en-US"/>
-        </w:rPr>
-        <w:t xml:space="preserve"> PROFESIONAL ADICIONAL</w:t>
-      </w:r>
+      </w:pPr>
     </w:p>
+    <w:tbl>
+      <w:tblPr>
+        <w:tblW w:w="0" w:type="auto"/>
+        <w:tblInd w:w="-75" w:type="dxa"/>
+        <w:tblBorders>
+          <w:top w:val="single" w:sz="4" w:space="0" w:color="auto"/>
+          <w:left w:val="single" w:sz="4" w:space="0" w:color="auto"/>
+          <w:bottom w:val="single" w:sz="4" w:space="0" w:color="auto"/>
+          <w:right w:val="single" w:sz="4" w:space="0" w:color="auto"/>
+          <w:insideH w:val="single" w:sz="4" w:space="0" w:color="auto"/>
+          <w:insideV w:val="single" w:sz="4" w:space="0" w:color="auto"/>
+        </w:tblBorders>
+        <w:tblLayout w:type="fixed"/>
+        <w:tblCellMar>
+          <w:left w:w="105" w:type="dxa"/>
+          <w:right w:w="105" w:type="dxa"/>
+        </w:tblCellMar>
+        <w:tblLook w:val="0000" w:firstRow="0" w:lastRow="0" w:firstColumn="0" w:lastColumn="0" w:noHBand="0" w:noVBand="0"/>
+      </w:tblPr>
+      <w:tblGrid>
+        <w:gridCol w:w="2070"/>
+        <w:gridCol w:w="7821"/>
+      </w:tblGrid>
+      <w:tr>
+        <w:tc>
+          <w:tcPr>
+            <w:tcW w:w="2070" w:type="dxa"/>
+          </w:tcPr>
+          <w:p>
+            <w:pPr>
+              <w:rPr>
+                <w:rFonts w:ascii="Arial" w:hAnsi="Arial" w:cs="Arial"/>
+                <w:b/>
+                <w:bCs/>
+                <w:sz w:val="18"/>
+                <w:szCs w:val="18"/>
+              </w:rPr>
+            </w:pPr>
+            <w:r>
+              <w:rPr>
+                <w:rFonts w:ascii="Arial" w:hAnsi="Arial" w:cs="Arial"/>
+                <w:b/>
+                <w:bCs/>
+                <w:sz w:val="18"/>
+                <w:szCs w:val="18"/>
+                <w:lang w:val="es-MX"/>
+              </w:rPr>
+              <w:t>Actividades Principales</w:t>
+            </w:r>
+          </w:p>
+        </w:tc>
+        <w:tc>
+          <w:tcPr>
+            <w:tcW w:w="7821" w:type="dxa"/>
+          </w:tcPr>
+          <w:p>
+            <w:pPr>
+              <w:pStyle w:val="NoSpacing"/>
+              <w:ind w:left="0"/>
+              <w:jc w:val="both"/>
+              <w:rPr>
+                <w:sz w:val="18"/>
+                <w:szCs w:val="20"/>
+                <w:lang w:val="es-MX"/>
+              </w:rPr>
+            </w:pPr>
+            <w:r>
+              <w:rPr>
+                <w:sz w:val="18"/>
+                <w:szCs w:val="20"/>
+                <w:lang w:val="es-MX"/>
+              </w:rPr>
+              <w:t>• Durante mi experiencia en COFECE, diseñé y desarrollé el sistema “Actas de Entrega — Recepción”, desde la propuesta inicial hasta la implementación definitiva, utilizando tecnologías modernas y metodologías robustas.</w:t>
+            </w:r>
+          </w:p>
+          <w:p>
+            <w:pPr>
+              <w:pStyle w:val="NoSpacing"/>
+              <w:ind w:left="0"/>
+              <w:jc w:val="both"/>
+              <w:rPr>
+                <w:szCs w:val="22"/>
+                <w:lang w:val="es-MX"/>
+              </w:rPr>
+            </w:pPr>
+            <w:r>
+              <w:rPr>
+                <w:sz w:val="18"/>
+                <w:szCs w:val="20"/>
+                <w:lang w:val="es-MX"/>
+              </w:rPr>
+              <w:t>• Diseñé el modelo Entidad-Relación para bases de datos, facilitando su integración con los sistemas existentes.</w:t>
+            </w:r>
+          </w:p>
+          <w:p>
+            <w:pPr>
+              <w:pStyle w:val="NoSpacing"/>
+              <w:ind w:left="0"/>
+              <w:jc w:val="both"/>
+              <w:rPr>
+                <w:szCs w:val="22"/>
+                <w:lang w:val="es-MX"/>
+              </w:rPr>
+            </w:pPr>
+            <w:r>
+              <w:rPr>
+                <w:sz w:val="18"/>
+                <w:szCs w:val="20"/>
+                <w:lang w:val="es-MX"/>
+              </w:rPr>
+              <w:t>• Desarrollé y optimicé consultas para la creación y mantenimiento de bases de datos robustas y seguras.</w:t>
+            </w:r>
+          </w:p>
+          <w:p>
+            <w:pPr>
+              <w:pStyle w:val="NoSpacing"/>
+              <w:ind w:left="0"/>
+              <w:jc w:val="both"/>
+              <w:rPr>
+                <w:szCs w:val="22"/>
+                <w:lang w:val="es-MX"/>
+              </w:rPr>
+            </w:pPr>
+            <w:r>
+              <w:rPr>
+                <w:sz w:val="18"/>
+                <w:szCs w:val="20"/>
+                <w:lang w:val="es-MX"/>
+              </w:rPr>
+              <w:lastRenderedPageBreak/>
+              <w:t xml:space="preserve">• Configuré e inicié el entorno de desarrollo bajo ASP.NET Core (Framework para </w:t>
+            </w:r>
+            <w:proofErr w:type="spellStart"/>
+            <w:r>
+              <w:rPr>
+                <w:sz w:val="18"/>
+                <w:szCs w:val="20"/>
+                <w:lang w:val="es-MX"/>
+              </w:rPr>
+              <w:t>APIs</w:t>
+            </w:r>
+            <w:proofErr w:type="spellEnd"/>
+            <w:r>
+              <w:rPr>
+                <w:sz w:val="18"/>
+                <w:szCs w:val="20"/>
+                <w:lang w:val="es-MX"/>
+              </w:rPr>
+              <w:t xml:space="preserve"> y aplicaciones web) para proyectos </w:t>
+            </w:r>
+            <w:proofErr w:type="spellStart"/>
+            <w:r>
+              <w:rPr>
+                <w:sz w:val="18"/>
+                <w:szCs w:val="20"/>
+                <w:lang w:val="es-MX"/>
+              </w:rPr>
+              <w:t>backend</w:t>
+            </w:r>
+            <w:proofErr w:type="spellEnd"/>
+            <w:r>
+              <w:rPr>
+                <w:sz w:val="18"/>
+                <w:szCs w:val="20"/>
+                <w:lang w:val="es-MX"/>
+              </w:rPr>
+              <w:t xml:space="preserve"> escalables.</w:t>
+            </w:r>
+          </w:p>
+          <w:p>
+            <w:pPr>
+              <w:pStyle w:val="NoSpacing"/>
+              <w:ind w:left="0"/>
+              <w:jc w:val="both"/>
+              <w:rPr>
+                <w:szCs w:val="22"/>
+                <w:lang w:val="es-MX"/>
+              </w:rPr>
+            </w:pPr>
+            <w:r>
+              <w:rPr>
+                <w:sz w:val="18"/>
+                <w:szCs w:val="20"/>
+                <w:lang w:val="es-MX"/>
+              </w:rPr>
+              <w:t xml:space="preserve">• Programación del sistema utilizando C# (Lenguaje de programación para desarrollo </w:t>
+            </w:r>
+            <w:proofErr w:type="spellStart"/>
+            <w:r>
+              <w:rPr>
+                <w:sz w:val="18"/>
+                <w:szCs w:val="20"/>
+                <w:lang w:val="es-MX"/>
+              </w:rPr>
+              <w:t>backend</w:t>
+            </w:r>
+            <w:proofErr w:type="spellEnd"/>
+            <w:r>
+              <w:rPr>
+                <w:sz w:val="18"/>
+                <w:szCs w:val="20"/>
+                <w:lang w:val="es-MX"/>
+              </w:rPr>
+              <w:t>) con el patrón de diseño MVC para garantizar modularidad y mantenibilidad.</w:t>
+            </w:r>
+          </w:p>
+          <w:p>
+            <w:pPr>
+              <w:pStyle w:val="NoSpacing"/>
+              <w:ind w:left="0"/>
+              <w:jc w:val="both"/>
+              <w:rPr>
+                <w:szCs w:val="22"/>
+                <w:lang w:val="es-MX"/>
+              </w:rPr>
+            </w:pPr>
+            <w:r>
+              <w:rPr>
+                <w:sz w:val="18"/>
+                <w:szCs w:val="20"/>
+                <w:lang w:val="es-MX"/>
+              </w:rPr>
+              <w:t xml:space="preserve">• Migraciones efectivas de bases de datos MySQL desde entornos </w:t>
+            </w:r>
+            <w:proofErr w:type="spellStart"/>
+            <w:r>
+              <w:rPr>
+                <w:sz w:val="18"/>
+                <w:szCs w:val="20"/>
+                <w:lang w:val="es-MX"/>
+              </w:rPr>
+              <w:t>laaS</w:t>
+            </w:r>
+            <w:proofErr w:type="spellEnd"/>
+            <w:r>
+              <w:rPr>
+                <w:sz w:val="18"/>
+                <w:szCs w:val="20"/>
+                <w:lang w:val="es-MX"/>
+              </w:rPr>
+              <w:t xml:space="preserve"> hacia soluciones SaaS en Azure </w:t>
+            </w:r>
+            <w:proofErr w:type="spellStart"/>
+            <w:r>
+              <w:rPr>
+                <w:sz w:val="18"/>
+                <w:szCs w:val="20"/>
+                <w:lang w:val="es-MX"/>
+              </w:rPr>
+              <w:t>Database</w:t>
+            </w:r>
+            <w:proofErr w:type="spellEnd"/>
+            <w:r>
+              <w:rPr>
+                <w:sz w:val="18"/>
+                <w:szCs w:val="20"/>
+                <w:lang w:val="es-MX"/>
+              </w:rPr>
+              <w:t xml:space="preserve"> </w:t>
+            </w:r>
+            <w:proofErr w:type="spellStart"/>
+            <w:r>
+              <w:rPr>
+                <w:sz w:val="18"/>
+                <w:szCs w:val="20"/>
+                <w:lang w:val="es-MX"/>
+              </w:rPr>
+              <w:t>for</w:t>
+            </w:r>
+            <w:proofErr w:type="spellEnd"/>
+            <w:r>
+              <w:rPr>
+                <w:sz w:val="18"/>
+                <w:szCs w:val="20"/>
+                <w:lang w:val="es-MX"/>
+              </w:rPr>
+              <w:t xml:space="preserve"> MySQL (Servicio administrado de base de datos en Azure), mejorando la disponibilidad y seguridad.</w:t>
+            </w:r>
+          </w:p>
+          <w:p>
+            <w:pPr>
+              <w:pStyle w:val="NoSpacing"/>
+              <w:ind w:left="0"/>
+              <w:jc w:val="both"/>
+              <w:rPr>
+                <w:szCs w:val="22"/>
+                <w:lang w:val="es-MX"/>
+              </w:rPr>
+            </w:pPr>
+            <w:r>
+              <w:rPr>
+                <w:sz w:val="18"/>
+                <w:szCs w:val="20"/>
+                <w:lang w:val="es-MX"/>
+              </w:rPr>
+              <w:t>• Migración de bases MySQL a SQL Server (Motor de base de datos para consultas y validaciones) para el sistema “Lista Diaria de Notificaciones”, incluyendo ajustes en código PHP (Lenguaje de desarrollo web) para compatibilidad.</w:t>
+            </w:r>
+          </w:p>
+          <w:p>
+            <w:pPr>
+              <w:pStyle w:val="NoSpacing"/>
+              <w:ind w:left="0"/>
+              <w:jc w:val="both"/>
+              <w:rPr>
+                <w:szCs w:val="22"/>
+                <w:lang w:val="es-MX"/>
+              </w:rPr>
+            </w:pPr>
+            <w:r>
+              <w:rPr>
+                <w:sz w:val="18"/>
+                <w:szCs w:val="20"/>
+                <w:lang w:val="es-MX"/>
+              </w:rPr>
+              <w:t xml:space="preserve">• Usé manejadores de base de datos </w:t>
+            </w:r>
+            <w:proofErr w:type="spellStart"/>
+            <w:r>
+              <w:rPr>
+                <w:sz w:val="18"/>
+                <w:szCs w:val="20"/>
+                <w:lang w:val="es-MX"/>
+              </w:rPr>
+              <w:t>Workbench</w:t>
+            </w:r>
+            <w:proofErr w:type="spellEnd"/>
+            <w:r>
+              <w:rPr>
+                <w:sz w:val="18"/>
+                <w:szCs w:val="20"/>
+                <w:lang w:val="es-MX"/>
+              </w:rPr>
+              <w:t xml:space="preserve"> y SSMS.</w:t>
+            </w:r>
+          </w:p>
+          <w:p>
+            <w:pPr>
+              <w:pStyle w:val="NoSpacing"/>
+              <w:ind w:left="0"/>
+              <w:jc w:val="both"/>
+              <w:rPr>
+                <w:szCs w:val="22"/>
+                <w:lang w:val="es-MX"/>
+              </w:rPr>
+            </w:pPr>
+          </w:p>
+        </w:tc>
+      </w:tr>
+    </w:tbl>
     <w:p>
       <w:pPr>
         <w:rPr>
@@ -992,40 +2474,7 @@
           <w:bCs/>
           <w:sz w:val="18"/>
           <w:szCs w:val="18"/>
-          <w:lang w:val="en-US"/>
-        </w:rPr>
-      </w:pPr>
-    </w:p>
-    <w:p>
-      <w:pPr>
-        <w:rPr>
-          <w:rFonts w:ascii="Arial" w:hAnsi="Arial" w:cs="Arial"/>
-          <w:bCs/>
-          <w:sz w:val="18"/>
-          <w:szCs w:val="18"/>
-          <w:lang w:val="es-MX"/>
-        </w:rPr>
-      </w:pPr>
-      <w:proofErr w:type="gramStart"/>
-      <w:r>
-        <w:rPr>
-          <w:rFonts w:ascii="Arial" w:hAnsi="Arial" w:cs="Arial"/>
-          <w:bCs/>
-          <w:sz w:val="18"/>
-          <w:szCs w:val="18"/>
-          <w:lang w:val="es-MX"/>
-        </w:rPr>
-        <w:t xml:space="preserve">La experiencia abarca desde abril de 2022 hasta noviembre de 2023</w:t>
-      </w:r>
-    </w:p>
-    <w:p>
-      <w:pPr>
-        <w:rPr>
-          <w:rFonts w:ascii="Arial" w:hAnsi="Arial" w:cs="Arial"/>
-          <w:bCs/>
-          <w:sz w:val="16"/>
-          <w:szCs w:val="16"/>
-          <w:lang w:val="es-MX"/>
+          <w:lang w:val="es-419"/>
         </w:rPr>
       </w:pPr>
     </w:p>
@@ -1040,51 +2489,6 @@
           <w:lang w:val="es-MX"/>
         </w:rPr>
       </w:pPr>
-      <w:proofErr w:type="gramStart"/>
-      <w:r>
-        <w:rPr>
-          <w:rFonts w:ascii="Arial" w:hAnsi="Arial" w:cs="Arial"/>
-          <w:bCs/>
-          <w:sz w:val="18"/>
-          <w:szCs w:val="18"/>
-          <w:lang w:val="es-MX"/>
-        </w:rPr>
-        <w:t xml:space="preserve">Durante este período se desempeñaron funciones como Analista de Datos y Desarrollador Web Backend Jr. Se llevaron a cabo actividades de diseño y desarrollo de sistemas orientados a la gestión de información, migración de bases de datos entre entornos y configuración de entornos de desarrollo. Se asumieron responsabilidades en el aseguramiento de la continuidad operativa, la entrega de proyectos y el cumplimiento de objetivos de coordinación técnica, contribuyendo a la mejora de procesos y la adaptación a entornos en la nube.</w:t>
-      </w:r>
-    </w:p>
-    <w:p>
-      <w:pPr>
-        <w:jc w:val="both"/>
-        <w:rPr>
-          <w:rFonts w:ascii="Arial" w:hAnsi="Arial" w:cs="Arial"/>
-          <w:bCs/>
-          <w:sz w:val="18"/>
-          <w:szCs w:val="18"/>
-          <w:lang w:val="es-MX"/>
-        </w:rPr>
-      </w:pPr>
-    </w:p>
-    <w:p>
-      <w:pPr>
-        <w:jc w:val="both"/>
-        <w:rPr>
-          <w:rFonts w:ascii="Arial" w:hAnsi="Arial" w:cs="Arial"/>
-          <w:bCs/>
-          <w:sz w:val="18"/>
-          <w:szCs w:val="18"/>
-          <w:lang w:val="en-US"/>
-        </w:rPr>
-      </w:pPr>
-      <w:r>
-        <w:rPr>
-          <w:rFonts w:ascii="Arial" w:hAnsi="Arial" w:cs="Arial"/>
-          <w:bCs/>
-          <w:sz w:val="18"/>
-          <w:szCs w:val="18"/>
-          <w:lang w:val="en-US"/>
-        </w:rPr>
-        <w:t xml:space="preserve"/>
-      </w:r>
     </w:p>
     <w:p>
       <w:pPr>
@@ -1093,7 +2497,7 @@
           <w:b/>
           <w:sz w:val="18"/>
           <w:szCs w:val="18"/>
-          <w:lang w:val="en-US"/>
+          <w:u w:val="single"/>
         </w:rPr>
       </w:pPr>
       <w:r>
@@ -1103,20 +2507,8 @@
           <w:sz w:val="18"/>
           <w:szCs w:val="18"/>
           <w:u w:val="single"/>
-          <w:lang w:val="en-US"/>
         </w:rPr>
-        <w:br w:type="page"/>
-      </w:r>
-      <w:r>
-        <w:rPr>
-          <w:rFonts w:ascii="Arial" w:hAnsi="Arial" w:cs="Arial"/>
-          <w:b/>
-          <w:sz w:val="18"/>
-          <w:szCs w:val="18"/>
-          <w:lang w:val="en-US"/>
-        </w:rPr>
-        <w:lastRenderedPageBreak/>
-        <w:t xml:space="preserve"> </w:t>
+        <w:t>HERRAMIENTAS CONOCIDAS</w:t>
       </w:r>
     </w:p>
     <w:p>
@@ -1127,222 +2519,6 @@
           <w:sz w:val="18"/>
           <w:szCs w:val="18"/>
           <w:u w:val="single"/>
-          <w:lang w:val="es-MX"/>
-        </w:rPr>
-      </w:pPr>
-      <w:r>
-        <w:rPr>
-          <w:rFonts w:ascii="Arial" w:hAnsi="Arial" w:cs="Arial"/>
-          <w:b/>
-          <w:sz w:val="18"/>
-          <w:szCs w:val="18"/>
-          <w:u w:val="single"/>
-          <w:lang w:val="es-MX"/>
-        </w:rPr>
-        <w:t xml:space="preserve">NIVEL DE ESTUDIOS:</w:t>
-      </w:r>
-    </w:p>
-    <w:p>
-      <w:pPr>
-        <w:rPr>
-          <w:rFonts w:ascii="Arial" w:hAnsi="Arial" w:cs="Arial"/>
-          <w:b/>
-          <w:sz w:val="18"/>
-          <w:szCs w:val="18"/>
-          <w:u w:val="single"/>
-          <w:lang w:val="es-MX"/>
-        </w:rPr>
-      </w:pPr>
-    </w:p>
-    <w:tbl>
-      <w:tblPr>
-        <w:tblW w:w="0" w:type="auto"/>
-        <w:tblInd w:w="-72" w:type="dxa"/>
-        <w:tblBorders>
-          <w:top w:val="single" w:sz="4" w:space="0" w:color="auto"/>
-          <w:left w:val="single" w:sz="4" w:space="0" w:color="auto"/>
-          <w:bottom w:val="single" w:sz="4" w:space="0" w:color="auto"/>
-          <w:right w:val="single" w:sz="4" w:space="0" w:color="auto"/>
-          <w:insideH w:val="single" w:sz="4" w:space="0" w:color="auto"/>
-          <w:insideV w:val="single" w:sz="4" w:space="0" w:color="auto"/>
-        </w:tblBorders>
-        <w:tblLook w:val="0000" w:firstRow="0" w:lastRow="0" w:firstColumn="0" w:lastColumn="0" w:noHBand="0" w:noVBand="0"/>
-      </w:tblPr>
-      <w:tblGrid>
-        <w:gridCol w:w="5649"/>
-        <w:gridCol w:w="1975"/>
-        <w:gridCol w:w="2226"/>
-      </w:tblGrid>
-      <w:tr>
-        <w:tc>
-          <w:tcPr>
-            <w:tcW w:w="5649" w:type="dxa"/>
-          </w:tcPr>
-          <w:p>
-            <w:pPr>
-              <w:rPr>
-                <w:rFonts w:ascii="Arial" w:hAnsi="Arial" w:cs="Arial"/>
-                <w:sz w:val="18"/>
-                <w:szCs w:val="18"/>
-                <w:lang w:val="es-MX"/>
-              </w:rPr>
-            </w:pPr>
-            <w:proofErr w:type="gramStart"/>
-            <w:r>
-              <w:rPr>
-                <w:rFonts w:ascii="Arial" w:hAnsi="Arial" w:cs="Arial"/>
-                <w:bCs/>
-                <w:sz w:val="18"/>
-                <w:szCs w:val="18"/>
-                <w:lang w:val="es-MX"/>
-              </w:rPr>
-              <w:t xml:space="preserve">Ingeniería en Computación</w:t>
-            </w:r>
-          </w:p>
-        </w:tc>
-        <w:tc>
-          <w:tcPr>
-            <w:tcW w:w="1975" w:type="dxa"/>
-          </w:tcPr>
-          <w:p>
-            <w:pPr>
-              <w:rPr>
-                <w:rFonts w:ascii="Arial" w:hAnsi="Arial" w:cs="Arial"/>
-                <w:sz w:val="18"/>
-                <w:szCs w:val="18"/>
-                <w:lang w:val="es-MX"/>
-              </w:rPr>
-            </w:pPr>
-            <w:proofErr w:type="gramStart"/>
-            <w:r>
-              <w:rPr>
-                <w:rFonts w:ascii="Arial" w:hAnsi="Arial" w:cs="Arial"/>
-                <w:bCs/>
-                <w:sz w:val="18"/>
-                <w:szCs w:val="18"/>
-                <w:lang w:val="es-MX"/>
-              </w:rPr>
-              <w:t xml:space="preserve">Facultad de Ingeniería, UNAM</w:t>
-            </w:r>
-          </w:p>
-          <w:p>
-            <w:pPr>
-              <w:rPr>
-                <w:rFonts w:ascii="Arial" w:hAnsi="Arial" w:cs="Arial"/>
-                <w:bCs/>
-                <w:sz w:val="18"/>
-                <w:szCs w:val="18"/>
-                <w:lang w:val="en-US"/>
-              </w:rPr>
-            </w:pPr>
-          </w:p>
-        </w:tc>
-        <w:tc>
-          <w:tcPr>
-            <w:tcW w:w="2226" w:type="dxa"/>
-          </w:tcPr>
-          <w:p>
-            <w:pPr>
-              <w:rPr>
-                <w:rFonts w:ascii="Arial" w:hAnsi="Arial" w:cs="Arial"/>
-                <w:bCs/>
-                <w:sz w:val="18"/>
-                <w:szCs w:val="18"/>
-                <w:lang w:val="es-MX"/>
-              </w:rPr>
-            </w:pPr>
-            <w:proofErr w:type="gramStart"/>
-            <w:r>
-              <w:rPr>
-                <w:rFonts w:ascii="Arial" w:hAnsi="Arial" w:cs="Arial"/>
-                <w:bCs/>
-                <w:sz w:val="18"/>
-                <w:szCs w:val="18"/>
-                <w:lang w:val="es-MX"/>
-              </w:rPr>
-              <w:t xml:space="preserve">agosto 2015 - diciembre 2021</w:t>
-            </w:r>
-          </w:p>
-        </w:tc>
-      </w:tr>
-    </w:tbl>
-    <w:p>
-      <w:pPr>
-        <w:rPr>
-          <w:rFonts w:ascii="Arial" w:hAnsi="Arial" w:cs="Arial"/>
-          <w:bCs/>
-          <w:sz w:val="18"/>
-          <w:szCs w:val="18"/>
-          <w:lang w:val="es-MX"/>
-        </w:rPr>
-      </w:pPr>
-    </w:p>
-    <w:p>
-      <w:pPr>
-        <w:rPr>
-          <w:rFonts w:ascii="Arial" w:hAnsi="Arial" w:cs="Arial"/>
-          <w:bCs/>
-          <w:color w:val="00FF00"/>
-          <w:sz w:val="18"/>
-          <w:szCs w:val="18"/>
-          <w:lang w:val="es-MX"/>
-        </w:rPr>
-      </w:pPr>
-      <w:r>
-        <w:rPr>
-          <w:rFonts w:ascii="Arial" w:hAnsi="Arial" w:cs="Arial"/>
-          <w:bCs/>
-          <w:sz w:val="18"/>
-          <w:szCs w:val="18"/>
-          <w:lang w:val="es-MX"/>
-        </w:rPr>
-        <w:t xml:space="preserve"/>
-      </w:r>
-      <w:r>
-        <w:rPr>
-          <w:rFonts w:ascii="Arial" w:hAnsi="Arial" w:cs="Arial"/>
-          <w:bCs/>
-          <w:sz w:val="18"/>
-          <w:szCs w:val="18"/>
-          <w:lang w:val="en-US"/>
-        </w:rPr>
-        <w:t xml:space="preserve"/>
-      </w:r>
-      <w:r>
-        <w:rPr>
-          <w:rFonts w:ascii="Arial" w:hAnsi="Arial" w:cs="Arial"/>
-          <w:b/>
-          <w:bCs/>
-          <w:sz w:val="18"/>
-          <w:szCs w:val="18"/>
-          <w:u w:val="single"/>
-          <w:lang w:val="es-MX"/>
-        </w:rPr>
-        <w:t>C</w:t>
-      </w:r>
-      <w:r>
-        <w:rPr>
-          <w:rFonts w:ascii="Arial" w:hAnsi="Arial" w:cs="Arial"/>
-          <w:b/>
-          <w:bCs/>
-          <w:sz w:val="18"/>
-          <w:szCs w:val="18"/>
-          <w:u w:val="single"/>
-          <w:lang w:val="es-MX"/>
-        </w:rPr>
-        <w:t>URSOS</w:t>
-      </w:r>
-      <w:proofErr w:type="gramEnd"/>
-    </w:p>
-    <w:p>
-      <w:pPr>
-        <w:jc w:val="both"/>
-        <w:rPr>
-          <w:rFonts w:ascii="Arial" w:hAnsi="Arial" w:cs="Arial"/>
-          <w:bCs/>
-          <w:sz w:val="18"/>
-          <w:szCs w:val="18"/>
-          <w:lang w:val="en-US"/>
         </w:rPr>
       </w:pPr>
     </w:p>
@@ -1388,18 +2564,7 @@
                 <w:szCs w:val="18"/>
                 <w:lang w:val="es-MX"/>
               </w:rPr>
-              <w:t xml:space="preserve">- </w:t>
-            </w:r>
-            <w:proofErr w:type="gramStart"/>
-            <w:r>
-              <w:rPr>
-                <w:rFonts w:ascii="Arial" w:hAnsi="Arial" w:cs="Arial"/>
-                <w:bCs/>
-                <w:sz w:val="18"/>
-                <w:szCs w:val="18"/>
-                <w:lang w:val="es-MX"/>
-              </w:rPr>
-              <w:t xml:space="preserve">Azure Data Factory For Data Engineers</w:t>
+              <w:t>- Ab Initio</w:t>
             </w:r>
           </w:p>
         </w:tc>
@@ -1429,18 +2594,7 @@
                 <w:szCs w:val="18"/>
                 <w:lang w:val="es-MX"/>
               </w:rPr>
-              <w:t xml:space="preserve">- </w:t>
-            </w:r>
-            <w:proofErr w:type="gramStart"/>
-            <w:r>
-              <w:rPr>
-                <w:rFonts w:ascii="Arial" w:hAnsi="Arial" w:cs="Arial"/>
-                <w:bCs/>
-                <w:sz w:val="18"/>
-                <w:szCs w:val="18"/>
-                <w:lang w:val="es-MX"/>
-              </w:rPr>
-              <w:t xml:space="preserve">Azure Databricks and Spark For Data Engineers</w:t>
+              <w:t>- Control Center</w:t>
             </w:r>
           </w:p>
         </w:tc>
@@ -1470,9 +2624,9 @@
                 <w:szCs w:val="18"/>
                 <w:lang w:val="es-MX"/>
               </w:rPr>
-              <w:t xml:space="preserve">- </w:t>
-            </w:r>
-            <w:proofErr w:type="gramStart"/>
+              <w:t xml:space="preserve">- Data Manipulation </w:t>
+            </w:r>
+            <w:proofErr w:type="spellStart"/>
             <w:r>
               <w:rPr>
                 <w:rFonts w:ascii="Arial" w:hAnsi="Arial" w:cs="Arial"/>
@@ -1481,7 +2635,18 @@
                 <w:szCs w:val="18"/>
                 <w:lang w:val="es-MX"/>
               </w:rPr>
-              <w:t xml:space="preserve">Fundamentos de Python 1 [Cisco Networking Academy]</w:t>
+              <w:t>Language</w:t>
+            </w:r>
+            <w:proofErr w:type="spellEnd"/>
+            <w:r>
+              <w:rPr>
+                <w:rFonts w:ascii="Arial" w:hAnsi="Arial" w:cs="Arial"/>
+                <w:bCs/>
+                <w:sz w:val="18"/>
+                <w:szCs w:val="18"/>
+                <w:lang w:val="es-MX"/>
+              </w:rPr>
+              <w:t xml:space="preserve"> (DML)</w:t>
             </w:r>
           </w:p>
         </w:tc>
@@ -1503,6 +2668,7 @@
                 <w:lang w:val="es-MX"/>
               </w:rPr>
             </w:pPr>
+            <w:proofErr w:type="gramStart"/>
             <w:r>
               <w:rPr>
                 <w:rFonts w:ascii="Arial" w:hAnsi="Arial" w:cs="Arial"/>
@@ -1511,9 +2677,9 @@
                 <w:szCs w:val="18"/>
                 <w:lang w:val="es-MX"/>
               </w:rPr>
-              <w:t xml:space="preserve">- </w:t>
-            </w:r>
-            <w:proofErr w:type="gramStart"/>
+              <w:t>- .</w:t>
+            </w:r>
+            <w:proofErr w:type="spellStart"/>
             <w:r>
               <w:rPr>
                 <w:rFonts w:ascii="Arial" w:hAnsi="Arial" w:cs="Arial"/>
@@ -1522,8 +2688,10 @@
                 <w:szCs w:val="18"/>
                 <w:lang w:val="es-MX"/>
               </w:rPr>
-              <w:t xml:space="preserve">Fundamentos de Python 2 [Cisco Networking Academy]</w:t>
-            </w:r>
+              <w:t>ksh</w:t>
+            </w:r>
+            <w:proofErr w:type="spellEnd"/>
+            <w:proofErr w:type="gramEnd"/>
           </w:p>
         </w:tc>
       </w:tr>
@@ -1552,9 +2720,51 @@
                 <w:szCs w:val="18"/>
                 <w:lang w:val="es-MX"/>
               </w:rPr>
+              <w:t>- .</w:t>
+            </w:r>
+            <w:proofErr w:type="spellStart"/>
+            <w:r>
+              <w:rPr>
+                <w:rFonts w:ascii="Arial" w:hAnsi="Arial" w:cs="Arial"/>
+                <w:bCs/>
+                <w:sz w:val="18"/>
+                <w:szCs w:val="18"/>
+                <w:lang w:val="es-MX"/>
+              </w:rPr>
+              <w:t>bash</w:t>
+            </w:r>
+            <w:proofErr w:type="spellEnd"/>
+          </w:p>
+        </w:tc>
+      </w:tr>
+      <w:tr>
+        <w:trPr>
+          <w:trHeight w:val="300"/>
+        </w:trPr>
+        <w:tc>
+          <w:tcPr>
+            <w:tcW w:w="9850" w:type="dxa"/>
+          </w:tcPr>
+          <w:p>
+            <w:pPr>
+              <w:rPr>
+                <w:rFonts w:ascii="Arial" w:hAnsi="Arial" w:cs="Arial"/>
+                <w:sz w:val="18"/>
+                <w:szCs w:val="18"/>
+                <w:lang w:val="es-MX"/>
+              </w:rPr>
+            </w:pPr>
+            <w:r>
+              <w:rPr>
+                <w:rFonts w:ascii="Arial" w:hAnsi="Arial" w:cs="Arial"/>
+                <w:bCs/>
+                <w:sz w:val="18"/>
+                <w:szCs w:val="18"/>
+                <w:lang w:val="es-MX"/>
+              </w:rPr>
               <w:t xml:space="preserve">- </w:t>
             </w:r>
-            <w:proofErr w:type="gramStart"/>
+            <w:proofErr w:type="spellStart"/>
             <w:r>
               <w:rPr>
                 <w:rFonts w:ascii="Arial" w:hAnsi="Arial" w:cs="Arial"/>
@@ -1563,12 +2773,818 @@
                 <w:szCs w:val="18"/>
                 <w:lang w:val="es-MX"/>
               </w:rPr>
-              <w:t xml:space="preserve">Introducción a la Ciencia de Datos [Cisco Networking Academy]</w:t>
+              <w:t>Databricks</w:t>
+            </w:r>
+            <w:proofErr w:type="spellEnd"/>
+          </w:p>
+        </w:tc>
+      </w:tr>
+      <w:tr>
+        <w:trPr>
+          <w:trHeight w:val="300"/>
+        </w:trPr>
+        <w:tc>
+          <w:tcPr>
+            <w:tcW w:w="9850" w:type="dxa"/>
+          </w:tcPr>
+          <w:p>
+            <w:pPr>
+              <w:rPr>
+                <w:rFonts w:ascii="Arial" w:hAnsi="Arial" w:cs="Arial"/>
+                <w:sz w:val="18"/>
+                <w:szCs w:val="18"/>
+                <w:lang w:val="es-MX"/>
+              </w:rPr>
+            </w:pPr>
+            <w:r>
+              <w:rPr>
+                <w:rFonts w:ascii="Arial" w:hAnsi="Arial" w:cs="Arial"/>
+                <w:bCs/>
+                <w:sz w:val="18"/>
+                <w:szCs w:val="18"/>
+                <w:lang w:val="es-MX"/>
+              </w:rPr>
+              <w:t>- Python</w:t>
+            </w:r>
+          </w:p>
+        </w:tc>
+      </w:tr>
+      <w:tr>
+        <w:trPr>
+          <w:trHeight w:val="300"/>
+        </w:trPr>
+        <w:tc>
+          <w:tcPr>
+            <w:tcW w:w="9850" w:type="dxa"/>
+          </w:tcPr>
+          <w:p>
+            <w:pPr>
+              <w:rPr>
+                <w:rFonts w:ascii="Arial" w:hAnsi="Arial" w:cs="Arial"/>
+                <w:sz w:val="18"/>
+                <w:szCs w:val="18"/>
+                <w:lang w:val="es-MX"/>
+              </w:rPr>
+            </w:pPr>
+            <w:r>
+              <w:rPr>
+                <w:rFonts w:ascii="Arial" w:hAnsi="Arial" w:cs="Arial"/>
+                <w:bCs/>
+                <w:sz w:val="18"/>
+                <w:szCs w:val="18"/>
+                <w:lang w:val="es-MX"/>
+              </w:rPr>
+              <w:t>- Spark SQL</w:t>
+            </w:r>
+          </w:p>
+        </w:tc>
+      </w:tr>
+      <w:tr>
+        <w:trPr>
+          <w:trHeight w:val="300"/>
+        </w:trPr>
+        <w:tc>
+          <w:tcPr>
+            <w:tcW w:w="9850" w:type="dxa"/>
+          </w:tcPr>
+          <w:p>
+            <w:pPr>
+              <w:rPr>
+                <w:rFonts w:ascii="Arial" w:hAnsi="Arial" w:cs="Arial"/>
+                <w:sz w:val="18"/>
+                <w:szCs w:val="18"/>
+                <w:lang w:val="es-MX"/>
+              </w:rPr>
+            </w:pPr>
+            <w:r>
+              <w:rPr>
+                <w:rFonts w:ascii="Arial" w:hAnsi="Arial" w:cs="Arial"/>
+                <w:bCs/>
+                <w:sz w:val="18"/>
+                <w:szCs w:val="18"/>
+                <w:lang w:val="es-MX"/>
+              </w:rPr>
+              <w:t>- MySQL</w:t>
+            </w:r>
+          </w:p>
+        </w:tc>
+      </w:tr>
+      <w:tr>
+        <w:trPr>
+          <w:trHeight w:val="300"/>
+        </w:trPr>
+        <w:tc>
+          <w:tcPr>
+            <w:tcW w:w="9850" w:type="dxa"/>
+          </w:tcPr>
+          <w:p>
+            <w:pPr>
+              <w:rPr>
+                <w:rFonts w:ascii="Arial" w:hAnsi="Arial" w:cs="Arial"/>
+                <w:sz w:val="18"/>
+                <w:szCs w:val="18"/>
+                <w:lang w:val="es-MX"/>
+              </w:rPr>
+            </w:pPr>
+            <w:r>
+              <w:rPr>
+                <w:rFonts w:ascii="Arial" w:hAnsi="Arial" w:cs="Arial"/>
+                <w:bCs/>
+                <w:sz w:val="18"/>
+                <w:szCs w:val="18"/>
+                <w:lang w:val="es-MX"/>
+              </w:rPr>
+              <w:t>- SQL Server</w:t>
+            </w:r>
+          </w:p>
+        </w:tc>
+      </w:tr>
+      <w:tr>
+        <w:trPr>
+          <w:trHeight w:val="300"/>
+        </w:trPr>
+        <w:tc>
+          <w:tcPr>
+            <w:tcW w:w="9850" w:type="dxa"/>
+          </w:tcPr>
+          <w:p>
+            <w:pPr>
+              <w:rPr>
+                <w:rFonts w:ascii="Arial" w:hAnsi="Arial" w:cs="Arial"/>
+                <w:sz w:val="18"/>
+                <w:szCs w:val="18"/>
+                <w:lang w:val="es-MX"/>
+              </w:rPr>
+            </w:pPr>
+            <w:r>
+              <w:rPr>
+                <w:rFonts w:ascii="Arial" w:hAnsi="Arial" w:cs="Arial"/>
+                <w:bCs/>
+                <w:sz w:val="18"/>
+                <w:szCs w:val="18"/>
+                <w:lang w:val="es-MX"/>
+              </w:rPr>
+              <w:t>- Asp.Net Core</w:t>
+            </w:r>
+          </w:p>
+        </w:tc>
+      </w:tr>
+      <w:tr>
+        <w:trPr>
+          <w:trHeight w:val="300"/>
+        </w:trPr>
+        <w:tc>
+          <w:tcPr>
+            <w:tcW w:w="9850" w:type="dxa"/>
+          </w:tcPr>
+          <w:p>
+            <w:pPr>
+              <w:rPr>
+                <w:rFonts w:ascii="Arial" w:hAnsi="Arial" w:cs="Arial"/>
+                <w:sz w:val="18"/>
+                <w:szCs w:val="18"/>
+                <w:lang w:val="es-MX"/>
+              </w:rPr>
+            </w:pPr>
+            <w:r>
+              <w:rPr>
+                <w:rFonts w:ascii="Arial" w:hAnsi="Arial" w:cs="Arial"/>
+                <w:bCs/>
+                <w:sz w:val="18"/>
+                <w:szCs w:val="18"/>
+                <w:lang w:val="es-MX"/>
+              </w:rPr>
+              <w:t>- C#</w:t>
+            </w:r>
+          </w:p>
+        </w:tc>
+      </w:tr>
+      <w:tr>
+        <w:trPr>
+          <w:trHeight w:val="300"/>
+        </w:trPr>
+        <w:tc>
+          <w:tcPr>
+            <w:tcW w:w="9850" w:type="dxa"/>
+          </w:tcPr>
+          <w:p>
+            <w:pPr>
+              <w:rPr>
+                <w:rFonts w:ascii="Arial" w:hAnsi="Arial" w:cs="Arial"/>
+                <w:sz w:val="18"/>
+                <w:szCs w:val="18"/>
+                <w:lang w:val="es-MX"/>
+              </w:rPr>
+            </w:pPr>
+            <w:r>
+              <w:rPr>
+                <w:rFonts w:ascii="Arial" w:hAnsi="Arial" w:cs="Arial"/>
+                <w:bCs/>
+                <w:sz w:val="18"/>
+                <w:szCs w:val="18"/>
+                <w:lang w:val="es-MX"/>
+              </w:rPr>
+              <w:t>- MVC</w:t>
+            </w:r>
+          </w:p>
+        </w:tc>
+      </w:tr>
+      <w:tr>
+        <w:trPr>
+          <w:trHeight w:val="300"/>
+        </w:trPr>
+        <w:tc>
+          <w:tcPr>
+            <w:tcW w:w="9850" w:type="dxa"/>
+          </w:tcPr>
+          <w:p>
+            <w:pPr>
+              <w:rPr>
+                <w:rFonts w:ascii="Arial" w:hAnsi="Arial" w:cs="Arial"/>
+                <w:sz w:val="18"/>
+                <w:szCs w:val="18"/>
+                <w:lang w:val="es-MX"/>
+              </w:rPr>
+            </w:pPr>
+            <w:r>
+              <w:rPr>
+                <w:rFonts w:ascii="Arial" w:hAnsi="Arial" w:cs="Arial"/>
+                <w:bCs/>
+                <w:sz w:val="18"/>
+                <w:szCs w:val="18"/>
+                <w:lang w:val="es-MX"/>
+              </w:rPr>
+              <w:t>- PHP</w:t>
+            </w:r>
+          </w:p>
+        </w:tc>
+      </w:tr>
+      <w:tr>
+        <w:trPr>
+          <w:trHeight w:val="300"/>
+        </w:trPr>
+        <w:tc>
+          <w:tcPr>
+            <w:tcW w:w="9850" w:type="dxa"/>
+          </w:tcPr>
+          <w:p>
+            <w:pPr>
+              <w:rPr>
+                <w:rFonts w:ascii="Arial" w:hAnsi="Arial" w:cs="Arial"/>
+                <w:sz w:val="18"/>
+                <w:szCs w:val="18"/>
+                <w:lang w:val="es-MX"/>
+              </w:rPr>
+            </w:pPr>
+            <w:r>
+              <w:rPr>
+                <w:rFonts w:ascii="Arial" w:hAnsi="Arial" w:cs="Arial"/>
+                <w:bCs/>
+                <w:sz w:val="18"/>
+                <w:szCs w:val="18"/>
+                <w:lang w:val="es-MX"/>
+              </w:rPr>
+              <w:t xml:space="preserve">- Azure </w:t>
+            </w:r>
+            <w:proofErr w:type="spellStart"/>
+            <w:r>
+              <w:rPr>
+                <w:rFonts w:ascii="Arial" w:hAnsi="Arial" w:cs="Arial"/>
+                <w:bCs/>
+                <w:sz w:val="18"/>
+                <w:szCs w:val="18"/>
+                <w:lang w:val="es-MX"/>
+              </w:rPr>
+              <w:t>Database</w:t>
+            </w:r>
+            <w:proofErr w:type="spellEnd"/>
+            <w:r>
+              <w:rPr>
+                <w:rFonts w:ascii="Arial" w:hAnsi="Arial" w:cs="Arial"/>
+                <w:bCs/>
+                <w:sz w:val="18"/>
+                <w:szCs w:val="18"/>
+                <w:lang w:val="es-MX"/>
+              </w:rPr>
+              <w:t xml:space="preserve"> </w:t>
+            </w:r>
+            <w:proofErr w:type="spellStart"/>
+            <w:r>
+              <w:rPr>
+                <w:rFonts w:ascii="Arial" w:hAnsi="Arial" w:cs="Arial"/>
+                <w:bCs/>
+                <w:sz w:val="18"/>
+                <w:szCs w:val="18"/>
+                <w:lang w:val="es-MX"/>
+              </w:rPr>
+              <w:t>for</w:t>
+            </w:r>
+            <w:proofErr w:type="spellEnd"/>
+            <w:r>
+              <w:rPr>
+                <w:rFonts w:ascii="Arial" w:hAnsi="Arial" w:cs="Arial"/>
+                <w:bCs/>
+                <w:sz w:val="18"/>
+                <w:szCs w:val="18"/>
+                <w:lang w:val="es-MX"/>
+              </w:rPr>
+              <w:t xml:space="preserve"> MySQL</w:t>
             </w:r>
           </w:p>
         </w:tc>
       </w:tr>
     </w:tbl>
+    <w:p>
+      <w:pPr>
+        <w:rPr>
+          <w:rFonts w:ascii="Arial" w:hAnsi="Arial" w:cs="Arial"/>
+          <w:b/>
+          <w:sz w:val="18"/>
+          <w:szCs w:val="18"/>
+          <w:u w:val="single"/>
+        </w:rPr>
+      </w:pPr>
+    </w:p>
+    <w:p>
+      <w:pPr>
+        <w:jc w:val="both"/>
+        <w:rPr>
+          <w:rFonts w:ascii="Arial" w:hAnsi="Arial" w:cs="Arial"/>
+          <w:bCs/>
+          <w:sz w:val="18"/>
+          <w:szCs w:val="18"/>
+          <w:lang w:val="es-MX"/>
+        </w:rPr>
+      </w:pPr>
+    </w:p>
+    <w:p>
+      <w:pPr>
+        <w:rPr>
+          <w:rFonts w:ascii="Arial" w:hAnsi="Arial" w:cs="Arial"/>
+          <w:b/>
+          <w:sz w:val="18"/>
+          <w:szCs w:val="18"/>
+          <w:u w:val="single"/>
+          <w:lang w:val="es-MX"/>
+        </w:rPr>
+      </w:pPr>
+    </w:p>
+    <w:p>
+      <w:pPr>
+        <w:rPr>
+          <w:rFonts w:ascii="Arial" w:hAnsi="Arial" w:cs="Arial"/>
+          <w:b/>
+          <w:sz w:val="18"/>
+          <w:szCs w:val="18"/>
+          <w:lang w:val="es-MX"/>
+        </w:rPr>
+      </w:pPr>
+      <w:r>
+        <w:rPr>
+          <w:rFonts w:ascii="Arial" w:hAnsi="Arial" w:cs="Arial"/>
+          <w:b/>
+          <w:sz w:val="18"/>
+          <w:szCs w:val="18"/>
+          <w:u w:val="single"/>
+          <w:lang w:val="es-MX"/>
+        </w:rPr>
+        <w:br w:type="page"/>
+      </w:r>
+      <w:r>
+        <w:rPr>
+          <w:rFonts w:ascii="Arial" w:hAnsi="Arial" w:cs="Arial"/>
+          <w:b/>
+          <w:sz w:val="18"/>
+          <w:szCs w:val="18"/>
+          <w:lang w:val="es-MX"/>
+        </w:rPr>
+        <w:lastRenderedPageBreak/>
+        <w:t xml:space="preserve"> </w:t>
+      </w:r>
+    </w:p>
+    <w:p>
+      <w:pPr>
+        <w:rPr>
+          <w:rFonts w:ascii="Arial" w:hAnsi="Arial" w:cs="Arial"/>
+          <w:b/>
+          <w:sz w:val="18"/>
+          <w:szCs w:val="18"/>
+          <w:u w:val="single"/>
+          <w:lang w:val="es-MX"/>
+        </w:rPr>
+      </w:pPr>
+      <w:r>
+        <w:rPr>
+          <w:rFonts w:ascii="Arial" w:hAnsi="Arial" w:cs="Arial"/>
+          <w:b/>
+          <w:sz w:val="18"/>
+          <w:szCs w:val="18"/>
+          <w:u w:val="single"/>
+          <w:lang w:val="es-MX"/>
+        </w:rPr>
+        <w:t>FORMACIÓN ACADÉMICA</w:t>
+      </w:r>
+      <w:r>
+        <w:rPr>
+          <w:rFonts w:ascii="Arial" w:hAnsi="Arial" w:cs="Arial"/>
+          <w:b/>
+          <w:sz w:val="18"/>
+          <w:szCs w:val="18"/>
+          <w:u w:val="single"/>
+          <w:lang w:val="es-MX"/>
+        </w:rPr>
+        <w:t>:</w:t>
+      </w:r>
+    </w:p>
+    <w:p>
+      <w:pPr>
+        <w:rPr>
+          <w:rFonts w:ascii="Arial" w:hAnsi="Arial" w:cs="Arial"/>
+          <w:b/>
+          <w:sz w:val="18"/>
+          <w:szCs w:val="18"/>
+          <w:u w:val="single"/>
+          <w:lang w:val="es-MX"/>
+        </w:rPr>
+      </w:pPr>
+    </w:p>
+    <w:tbl>
+      <w:tblPr>
+        <w:tblW w:w="0" w:type="auto"/>
+        <w:tblInd w:w="-72" w:type="dxa"/>
+        <w:tblBorders>
+          <w:top w:val="single" w:sz="4" w:space="0" w:color="auto"/>
+          <w:left w:val="single" w:sz="4" w:space="0" w:color="auto"/>
+          <w:bottom w:val="single" w:sz="4" w:space="0" w:color="auto"/>
+          <w:right w:val="single" w:sz="4" w:space="0" w:color="auto"/>
+          <w:insideH w:val="single" w:sz="4" w:space="0" w:color="auto"/>
+          <w:insideV w:val="single" w:sz="4" w:space="0" w:color="auto"/>
+        </w:tblBorders>
+        <w:tblLook w:val="0000" w:firstRow="0" w:lastRow="0" w:firstColumn="0" w:lastColumn="0" w:noHBand="0" w:noVBand="0"/>
+      </w:tblPr>
+      <w:tblGrid>
+        <w:gridCol w:w="5649"/>
+        <w:gridCol w:w="1975"/>
+        <w:gridCol w:w="2226"/>
+      </w:tblGrid>
+      <w:tr>
+        <w:tc>
+          <w:tcPr>
+            <w:tcW w:w="5649" w:type="dxa"/>
+          </w:tcPr>
+          <w:p>
+            <w:pPr>
+              <w:rPr>
+                <w:rFonts w:ascii="Arial" w:hAnsi="Arial" w:cs="Arial"/>
+                <w:bCs/>
+                <w:sz w:val="18"/>
+                <w:szCs w:val="18"/>
+                <w:lang w:val="es-MX"/>
+              </w:rPr>
+            </w:pPr>
+            <w:r>
+              <w:rPr>
+                <w:rFonts w:ascii="Arial" w:hAnsi="Arial" w:cs="Arial"/>
+                <w:bCs/>
+                <w:sz w:val="18"/>
+                <w:szCs w:val="18"/>
+                <w:lang w:val="es-MX"/>
+              </w:rPr>
+              <w:t>Ingeniería en Computación</w:t>
+            </w:r>
+            <w:r>
+              <w:rPr>
+                <w:rFonts w:ascii="Arial" w:hAnsi="Arial" w:cs="Arial"/>
+                <w:bCs/>
+                <w:sz w:val="18"/>
+                <w:szCs w:val="18"/>
+                <w:lang w:val="es-MX"/>
+              </w:rPr>
+              <w:t xml:space="preserve"> - </w:t>
+            </w:r>
+            <w:r>
+              <w:rPr>
+                <w:rFonts w:ascii="Arial" w:hAnsi="Arial" w:cs="Arial"/>
+                <w:bCs/>
+                <w:sz w:val="18"/>
+                <w:szCs w:val="18"/>
+                <w:lang w:val="es-MX"/>
+              </w:rPr>
+              <w:t>agosto 2015 - diciembre 2021</w:t>
+            </w:r>
+          </w:p>
+          <w:p>
+            <w:pPr>
+              <w:rPr>
+                <w:rFonts w:ascii="Arial" w:hAnsi="Arial" w:cs="Arial"/>
+                <w:sz w:val="18"/>
+                <w:szCs w:val="18"/>
+                <w:lang w:val="es-MX"/>
+              </w:rPr>
+            </w:pPr>
+          </w:p>
+        </w:tc>
+        <w:tc>
+          <w:tcPr>
+            <w:tcW w:w="1975" w:type="dxa"/>
+          </w:tcPr>
+          <w:p>
+            <w:pPr>
+              <w:rPr>
+                <w:rFonts w:ascii="Arial" w:hAnsi="Arial" w:cs="Arial"/>
+                <w:sz w:val="18"/>
+                <w:szCs w:val="18"/>
+                <w:lang w:val="es-MX"/>
+              </w:rPr>
+            </w:pPr>
+            <w:r>
+              <w:rPr>
+                <w:rFonts w:ascii="Arial" w:hAnsi="Arial" w:cs="Arial"/>
+                <w:bCs/>
+                <w:sz w:val="18"/>
+                <w:szCs w:val="18"/>
+                <w:lang w:val="es-MX"/>
+              </w:rPr>
+              <w:t>Facultad de Ingeniería, UNAM</w:t>
+            </w:r>
+          </w:p>
+          <w:p>
+            <w:pPr>
+              <w:rPr>
+                <w:rFonts w:ascii="Arial" w:hAnsi="Arial" w:cs="Arial"/>
+                <w:bCs/>
+                <w:sz w:val="18"/>
+                <w:szCs w:val="18"/>
+                <w:lang w:val="en-US"/>
+              </w:rPr>
+            </w:pPr>
+          </w:p>
+        </w:tc>
+        <w:tc>
+          <w:tcPr>
+            <w:tcW w:w="2226" w:type="dxa"/>
+          </w:tcPr>
+          <w:p>
+            <w:pPr>
+              <w:rPr>
+                <w:rFonts w:ascii="Arial" w:hAnsi="Arial" w:cs="Arial"/>
+                <w:bCs/>
+                <w:sz w:val="18"/>
+                <w:szCs w:val="18"/>
+                <w:lang w:val="es-MX"/>
+              </w:rPr>
+            </w:pPr>
+            <w:r>
+              <w:rPr>
+                <w:rFonts w:ascii="Arial" w:hAnsi="Arial" w:cs="Arial"/>
+                <w:bCs/>
+                <w:sz w:val="18"/>
+                <w:szCs w:val="18"/>
+                <w:lang w:val="es-MX"/>
+              </w:rPr>
+              <w:t>Cédula Profesional</w:t>
+            </w:r>
+          </w:p>
+          <w:p>
+            <w:pPr>
+              <w:rPr>
+                <w:rFonts w:ascii="Arial" w:hAnsi="Arial" w:cs="Arial"/>
+                <w:bCs/>
+                <w:sz w:val="18"/>
+                <w:szCs w:val="18"/>
+                <w:lang w:val="es-MX"/>
+              </w:rPr>
+            </w:pPr>
+            <w:r>
+              <w:rPr>
+                <w:rFonts w:ascii="Arial" w:hAnsi="Arial" w:cs="Arial"/>
+                <w:bCs/>
+                <w:sz w:val="18"/>
+                <w:szCs w:val="18"/>
+                <w:lang w:val="es-MX"/>
+              </w:rPr>
+              <w:t>13643273</w:t>
+            </w:r>
+          </w:p>
+          <w:p>
+            <w:pPr>
+              <w:rPr>
+                <w:rFonts w:ascii="Arial" w:hAnsi="Arial" w:cs="Arial"/>
+                <w:bCs/>
+                <w:sz w:val="18"/>
+                <w:szCs w:val="18"/>
+                <w:lang w:val="es-MX"/>
+              </w:rPr>
+            </w:pPr>
+            <w:r>
+              <w:rPr>
+                <w:rFonts w:ascii="Arial" w:hAnsi="Arial" w:cs="Arial"/>
+                <w:bCs/>
+                <w:sz w:val="18"/>
+                <w:szCs w:val="18"/>
+                <w:lang w:val="es-MX"/>
+              </w:rPr>
+              <w:t>16/08/2023</w:t>
+            </w:r>
+          </w:p>
+        </w:tc>
+      </w:tr>
+    </w:tbl>
+    <w:p>
+      <w:pPr>
+        <w:rPr>
+          <w:rFonts w:ascii="Arial" w:hAnsi="Arial" w:cs="Arial"/>
+          <w:bCs/>
+          <w:sz w:val="18"/>
+          <w:szCs w:val="18"/>
+          <w:lang w:val="es-MX"/>
+        </w:rPr>
+      </w:pPr>
+    </w:p>
+    <w:p>
+      <w:pPr>
+        <w:rPr>
+          <w:rFonts w:ascii="Arial" w:hAnsi="Arial" w:cs="Arial"/>
+          <w:bCs/>
+          <w:color w:val="00FF00"/>
+          <w:sz w:val="18"/>
+          <w:szCs w:val="18"/>
+          <w:lang w:val="es-MX"/>
+        </w:rPr>
+      </w:pPr>
+      <w:r>
+        <w:rPr>
+          <w:rFonts w:ascii="Arial" w:hAnsi="Arial" w:cs="Arial"/>
+          <w:b/>
+          <w:bCs/>
+          <w:sz w:val="18"/>
+          <w:szCs w:val="18"/>
+          <w:u w:val="single"/>
+          <w:lang w:val="es-MX"/>
+        </w:rPr>
+        <w:t>CERTIFICACIONES</w:t>
+      </w:r>
+    </w:p>
+    <w:p>
+      <w:pPr>
+        <w:rPr>
+          <w:lang w:val="es-MX"/>
+        </w:rPr>
+      </w:pPr>
+    </w:p>
+    <w:tbl>
+      <w:tblPr>
+        <w:tblW w:w="0" w:type="auto"/>
+        <w:tblInd w:w="-72" w:type="dxa"/>
+        <w:tblBorders>
+          <w:top w:val="single" w:sz="4" w:space="0" w:color="auto"/>
+          <w:left w:val="single" w:sz="4" w:space="0" w:color="auto"/>
+          <w:bottom w:val="single" w:sz="4" w:space="0" w:color="auto"/>
+          <w:right w:val="single" w:sz="4" w:space="0" w:color="auto"/>
+          <w:insideH w:val="single" w:sz="4" w:space="0" w:color="auto"/>
+          <w:insideV w:val="single" w:sz="4" w:space="0" w:color="auto"/>
+        </w:tblBorders>
+        <w:tblLook w:val="0000" w:firstRow="0" w:lastRow="0" w:firstColumn="0" w:lastColumn="0" w:noHBand="0" w:noVBand="0"/>
+      </w:tblPr>
+      <w:tblGrid>
+        <w:gridCol w:w="7602"/>
+        <w:gridCol w:w="2248"/>
+      </w:tblGrid>
+      <w:tr>
+        <w:trPr>
+          <w:trHeight w:val="300"/>
+        </w:trPr>
+        <w:tc>
+          <w:tcPr>
+            <w:tcW w:w="7602" w:type="dxa"/>
+          </w:tcPr>
+          <w:p>
+            <w:pPr>
+              <w:pStyle w:val="BodyText3"/>
+              <w:spacing w:after="40"/>
+              <w:ind w:right="51"/>
+              <w:rPr>
+                <w:rFonts w:ascii="Arial" w:eastAsia="Times New Roman" w:hAnsi="Arial" w:cs="Arial"/>
+                <w:bCs/>
+                <w:sz w:val="18"/>
+                <w:szCs w:val="18"/>
+                <w:lang w:val="en-US" w:eastAsia="es-ES"/>
+              </w:rPr>
+            </w:pPr>
+            <w:r>
+              <w:rPr>
+                <w:rFonts w:ascii="Arial" w:eastAsia="Times New Roman" w:hAnsi="Arial" w:cs="Arial"/>
+                <w:bCs/>
+                <w:sz w:val="18"/>
+                <w:szCs w:val="18"/>
+                <w:lang w:val="en-US" w:eastAsia="es-ES"/>
+              </w:rPr>
+              <w:t xml:space="preserve">- </w:t>
+            </w:r>
+            <w:r>
+              <w:rPr>
+                <w:rFonts w:ascii="Arial" w:eastAsia="Times New Roman" w:hAnsi="Arial" w:cs="Arial"/>
+                <w:bCs/>
+                <w:sz w:val="18"/>
+                <w:szCs w:val="18"/>
+                <w:lang w:eastAsia="es-ES"/>
+              </w:rPr>
+              <w:t xml:space="preserve">AWS </w:t>
+            </w:r>
+            <w:proofErr w:type="spellStart"/>
+            <w:r>
+              <w:rPr>
+                <w:rFonts w:ascii="Arial" w:eastAsia="Times New Roman" w:hAnsi="Arial" w:cs="Arial"/>
+                <w:bCs/>
+                <w:sz w:val="18"/>
+                <w:szCs w:val="18"/>
+                <w:lang w:eastAsia="es-ES"/>
+              </w:rPr>
+              <w:t>Certified</w:t>
+            </w:r>
+            <w:proofErr w:type="spellEnd"/>
+            <w:r>
+              <w:rPr>
+                <w:rFonts w:ascii="Arial" w:eastAsia="Times New Roman" w:hAnsi="Arial" w:cs="Arial"/>
+                <w:bCs/>
+                <w:sz w:val="18"/>
+                <w:szCs w:val="18"/>
+                <w:lang w:eastAsia="es-ES"/>
+              </w:rPr>
+              <w:t xml:space="preserve"> Cloud Practitioner</w:t>
+            </w:r>
+          </w:p>
+        </w:tc>
+        <w:tc>
+          <w:tcPr>
+            <w:tcW w:w="2248" w:type="dxa"/>
+          </w:tcPr>
+          <w:p>
+            <w:pPr>
+              <w:rPr>
+                <w:rFonts w:ascii="Arial" w:hAnsi="Arial" w:cs="Arial"/>
+                <w:sz w:val="18"/>
+                <w:szCs w:val="18"/>
+                <w:lang w:val="es-MX"/>
+              </w:rPr>
+            </w:pPr>
+            <w:r>
+              <w:rPr>
+                <w:rFonts w:ascii="Arial" w:hAnsi="Arial" w:cs="Arial"/>
+                <w:sz w:val="18"/>
+                <w:szCs w:val="18"/>
+                <w:lang w:val="es-MX"/>
+              </w:rPr>
+              <w:t>202</w:t>
+            </w:r>
+            <w:r>
+              <w:rPr>
+                <w:rFonts w:ascii="Arial" w:hAnsi="Arial" w:cs="Arial"/>
+                <w:sz w:val="18"/>
+                <w:szCs w:val="18"/>
+                <w:lang w:val="es-MX"/>
+              </w:rPr>
+              <w:t>6-2029</w:t>
+            </w:r>
+          </w:p>
+        </w:tc>
+      </w:tr>
+    </w:tbl>
+    <w:p>
+      <w:pPr>
+        <w:rPr>
+          <w:rFonts w:ascii="Arial" w:hAnsi="Arial" w:cs="Arial"/>
+          <w:bCs/>
+          <w:sz w:val="18"/>
+          <w:szCs w:val="18"/>
+          <w:lang w:val="es-MX"/>
+        </w:rPr>
+      </w:pPr>
+    </w:p>
+    <w:p>
+      <w:pPr>
+        <w:rPr>
+          <w:rFonts w:ascii="Arial" w:hAnsi="Arial" w:cs="Arial"/>
+          <w:bCs/>
+          <w:color w:val="00FF00"/>
+          <w:sz w:val="18"/>
+          <w:szCs w:val="18"/>
+          <w:lang w:val="es-MX"/>
+        </w:rPr>
+      </w:pPr>
+      <w:r>
+        <w:rPr>
+          <w:rFonts w:ascii="Arial" w:hAnsi="Arial" w:cs="Arial"/>
+          <w:b/>
+          <w:bCs/>
+          <w:sz w:val="18"/>
+          <w:szCs w:val="18"/>
+          <w:u w:val="single"/>
+          <w:lang w:val="es-MX"/>
+        </w:rPr>
+        <w:t>CURSOS</w:t>
+      </w:r>
+    </w:p>
     <w:p>
       <w:pPr>
         <w:jc w:val="both"/>
@@ -1580,57 +3596,684 @@
           <w:lang w:val="en-US"/>
         </w:rPr>
       </w:pPr>
-      <w:r>
+    </w:p>
+    <w:tbl>
+      <w:tblPr>
+        <w:tblW w:w="0" w:type="auto"/>
+        <w:tblInd w:w="-72" w:type="dxa"/>
+        <w:tblBorders>
+          <w:top w:val="single" w:sz="4" w:space="0" w:color="auto"/>
+          <w:left w:val="single" w:sz="4" w:space="0" w:color="auto"/>
+          <w:bottom w:val="single" w:sz="4" w:space="0" w:color="auto"/>
+          <w:right w:val="single" w:sz="4" w:space="0" w:color="auto"/>
+          <w:insideH w:val="single" w:sz="4" w:space="0" w:color="auto"/>
+          <w:insideV w:val="single" w:sz="4" w:space="0" w:color="auto"/>
+        </w:tblBorders>
+        <w:tblLook w:val="0000" w:firstRow="0" w:lastRow="0" w:firstColumn="0" w:lastColumn="0" w:noHBand="0" w:noVBand="0"/>
+      </w:tblPr>
+      <w:tblGrid>
+        <w:gridCol w:w="9850"/>
+      </w:tblGrid>
+      <w:tr>
+        <w:trPr>
+          <w:trHeight w:val="300"/>
+        </w:trPr>
+        <w:tc>
+          <w:tcPr>
+            <w:tcW w:w="9850" w:type="dxa"/>
+          </w:tcPr>
+          <w:p>
+            <w:pPr>
+              <w:rPr>
+                <w:rFonts w:ascii="Arial" w:hAnsi="Arial" w:cs="Arial"/>
+                <w:sz w:val="18"/>
+                <w:szCs w:val="18"/>
+                <w:lang w:val="en-US"/>
+              </w:rPr>
+            </w:pPr>
+            <w:r>
+              <w:rPr>
+                <w:rFonts w:ascii="Arial" w:hAnsi="Arial" w:cs="Arial"/>
+                <w:bCs/>
+                <w:sz w:val="18"/>
+                <w:szCs w:val="18"/>
+                <w:lang w:val="en-US"/>
+              </w:rPr>
+              <w:t xml:space="preserve">- Azure Data </w:t>
+            </w:r>
+            <w:proofErr w:type="spellStart"/>
+            <w:r>
+              <w:rPr>
+                <w:rFonts w:ascii="Arial" w:hAnsi="Arial" w:cs="Arial"/>
+                <w:bCs/>
+                <w:sz w:val="18"/>
+                <w:szCs w:val="18"/>
+                <w:lang w:val="en-US"/>
+              </w:rPr>
+              <w:t>FactorAzure</w:t>
+            </w:r>
+            <w:proofErr w:type="spellEnd"/>
+            <w:r>
+              <w:rPr>
+                <w:rFonts w:ascii="Arial" w:hAnsi="Arial" w:cs="Arial"/>
+                <w:bCs/>
+                <w:sz w:val="18"/>
+                <w:szCs w:val="18"/>
+                <w:lang w:val="en-US"/>
+              </w:rPr>
+              <w:t xml:space="preserve"> Data Factory </w:t>
+            </w:r>
+            <w:proofErr w:type="gramStart"/>
+            <w:r>
+              <w:rPr>
+                <w:rFonts w:ascii="Arial" w:hAnsi="Arial" w:cs="Arial"/>
+                <w:bCs/>
+                <w:sz w:val="18"/>
+                <w:szCs w:val="18"/>
+                <w:lang w:val="en-US"/>
+              </w:rPr>
+              <w:t>For</w:t>
+            </w:r>
+            <w:proofErr w:type="gramEnd"/>
+            <w:r>
+              <w:rPr>
+                <w:rFonts w:ascii="Arial" w:hAnsi="Arial" w:cs="Arial"/>
+                <w:bCs/>
+                <w:sz w:val="18"/>
+                <w:szCs w:val="18"/>
+                <w:lang w:val="en-US"/>
+              </w:rPr>
+              <w:t xml:space="preserve"> Data Engineers</w:t>
+            </w:r>
+          </w:p>
+        </w:tc>
+      </w:tr>
+      <w:tr>
+        <w:trPr>
+          <w:trHeight w:val="300"/>
+        </w:trPr>
+        <w:tc>
+          <w:tcPr>
+            <w:tcW w:w="9850" w:type="dxa"/>
+          </w:tcPr>
+          <w:p>
+            <w:pPr>
+              <w:rPr>
+                <w:rFonts w:ascii="Arial" w:hAnsi="Arial" w:cs="Arial"/>
+                <w:sz w:val="18"/>
+                <w:szCs w:val="18"/>
+                <w:lang w:val="en-US"/>
+              </w:rPr>
+            </w:pPr>
+            <w:r>
+              <w:rPr>
+                <w:rFonts w:ascii="Arial" w:hAnsi="Arial" w:cs="Arial"/>
+                <w:bCs/>
+                <w:sz w:val="18"/>
+                <w:szCs w:val="18"/>
+                <w:lang w:val="en-US"/>
+              </w:rPr>
+              <w:t xml:space="preserve">- Azure Databricks and Spark </w:t>
+            </w:r>
+            <w:proofErr w:type="gramStart"/>
+            <w:r>
+              <w:rPr>
+                <w:rFonts w:ascii="Arial" w:hAnsi="Arial" w:cs="Arial"/>
+                <w:bCs/>
+                <w:sz w:val="18"/>
+                <w:szCs w:val="18"/>
+                <w:lang w:val="en-US"/>
+              </w:rPr>
+              <w:t>For</w:t>
+            </w:r>
+            <w:proofErr w:type="gramEnd"/>
+            <w:r>
+              <w:rPr>
+                <w:rFonts w:ascii="Arial" w:hAnsi="Arial" w:cs="Arial"/>
+                <w:bCs/>
+                <w:sz w:val="18"/>
+                <w:szCs w:val="18"/>
+                <w:lang w:val="en-US"/>
+              </w:rPr>
+              <w:t xml:space="preserve"> Data Engineers</w:t>
+            </w:r>
+          </w:p>
+        </w:tc>
+      </w:tr>
+      <w:tr>
+        <w:trPr>
+          <w:trHeight w:val="300"/>
+        </w:trPr>
+        <w:tc>
+          <w:tcPr>
+            <w:tcW w:w="9850" w:type="dxa"/>
+          </w:tcPr>
+          <w:p>
+            <w:pPr>
+              <w:rPr>
+                <w:rFonts w:ascii="Arial" w:hAnsi="Arial" w:cs="Arial"/>
+                <w:sz w:val="18"/>
+                <w:szCs w:val="18"/>
+                <w:lang w:val="es-MX"/>
+              </w:rPr>
+            </w:pPr>
+            <w:r>
+              <w:rPr>
+                <w:rFonts w:ascii="Arial" w:hAnsi="Arial" w:cs="Arial"/>
+                <w:bCs/>
+                <w:sz w:val="18"/>
+                <w:szCs w:val="18"/>
+                <w:lang w:val="es-MX"/>
+              </w:rPr>
+              <w:t xml:space="preserve">- Fundamentos de Python 1 [Cisco </w:t>
+            </w:r>
+            <w:proofErr w:type="spellStart"/>
+            <w:r>
+              <w:rPr>
+                <w:rFonts w:ascii="Arial" w:hAnsi="Arial" w:cs="Arial"/>
+                <w:bCs/>
+                <w:sz w:val="18"/>
+                <w:szCs w:val="18"/>
+                <w:lang w:val="es-MX"/>
+              </w:rPr>
+              <w:t>Networking</w:t>
+            </w:r>
+            <w:proofErr w:type="spellEnd"/>
+            <w:r>
+              <w:rPr>
+                <w:rFonts w:ascii="Arial" w:hAnsi="Arial" w:cs="Arial"/>
+                <w:bCs/>
+                <w:sz w:val="18"/>
+                <w:szCs w:val="18"/>
+                <w:lang w:val="es-MX"/>
+              </w:rPr>
+              <w:t xml:space="preserve"> </w:t>
+            </w:r>
+            <w:proofErr w:type="spellStart"/>
+            <w:r>
+              <w:rPr>
+                <w:rFonts w:ascii="Arial" w:hAnsi="Arial" w:cs="Arial"/>
+                <w:bCs/>
+                <w:sz w:val="18"/>
+                <w:szCs w:val="18"/>
+                <w:lang w:val="es-MX"/>
+              </w:rPr>
+              <w:t>Academy</w:t>
+            </w:r>
+            <w:proofErr w:type="spellEnd"/>
+            <w:r>
+              <w:rPr>
+                <w:rFonts w:ascii="Arial" w:hAnsi="Arial" w:cs="Arial"/>
+                <w:bCs/>
+                <w:sz w:val="18"/>
+                <w:szCs w:val="18"/>
+                <w:lang w:val="es-MX"/>
+              </w:rPr>
+              <w:t>]</w:t>
+            </w:r>
+          </w:p>
+        </w:tc>
+      </w:tr>
+      <w:tr>
+        <w:trPr>
+          <w:trHeight w:val="300"/>
+        </w:trPr>
+        <w:tc>
+          <w:tcPr>
+            <w:tcW w:w="9850" w:type="dxa"/>
+          </w:tcPr>
+          <w:p>
+            <w:pPr>
+              <w:rPr>
+                <w:rFonts w:ascii="Arial" w:hAnsi="Arial" w:cs="Arial"/>
+                <w:sz w:val="18"/>
+                <w:szCs w:val="18"/>
+                <w:lang w:val="es-MX"/>
+              </w:rPr>
+            </w:pPr>
+            <w:r>
+              <w:rPr>
+                <w:rFonts w:ascii="Arial" w:hAnsi="Arial" w:cs="Arial"/>
+                <w:bCs/>
+                <w:sz w:val="18"/>
+                <w:szCs w:val="18"/>
+                <w:lang w:val="es-MX"/>
+              </w:rPr>
+              <w:t xml:space="preserve">- Fundamentos de Python 2 [Cisco </w:t>
+            </w:r>
+            <w:proofErr w:type="spellStart"/>
+            <w:r>
+              <w:rPr>
+                <w:rFonts w:ascii="Arial" w:hAnsi="Arial" w:cs="Arial"/>
+                <w:bCs/>
+                <w:sz w:val="18"/>
+                <w:szCs w:val="18"/>
+                <w:lang w:val="es-MX"/>
+              </w:rPr>
+              <w:t>Networking</w:t>
+            </w:r>
+            <w:proofErr w:type="spellEnd"/>
+            <w:r>
+              <w:rPr>
+                <w:rFonts w:ascii="Arial" w:hAnsi="Arial" w:cs="Arial"/>
+                <w:bCs/>
+                <w:sz w:val="18"/>
+                <w:szCs w:val="18"/>
+                <w:lang w:val="es-MX"/>
+              </w:rPr>
+              <w:t xml:space="preserve"> </w:t>
+            </w:r>
+            <w:proofErr w:type="spellStart"/>
+            <w:r>
+              <w:rPr>
+                <w:rFonts w:ascii="Arial" w:hAnsi="Arial" w:cs="Arial"/>
+                <w:bCs/>
+                <w:sz w:val="18"/>
+                <w:szCs w:val="18"/>
+                <w:lang w:val="es-MX"/>
+              </w:rPr>
+              <w:t>Academy</w:t>
+            </w:r>
+            <w:proofErr w:type="spellEnd"/>
+            <w:r>
+              <w:rPr>
+                <w:rFonts w:ascii="Arial" w:hAnsi="Arial" w:cs="Arial"/>
+                <w:bCs/>
+                <w:sz w:val="18"/>
+                <w:szCs w:val="18"/>
+                <w:lang w:val="es-MX"/>
+              </w:rPr>
+              <w:t>]</w:t>
+            </w:r>
+          </w:p>
+        </w:tc>
+      </w:tr>
+      <w:tr>
+        <w:trPr>
+          <w:trHeight w:val="300"/>
+        </w:trPr>
+        <w:tc>
+          <w:tcPr>
+            <w:tcW w:w="9850" w:type="dxa"/>
+          </w:tcPr>
+          <w:p>
+            <w:pPr>
+              <w:rPr>
+                <w:rFonts w:ascii="Arial" w:hAnsi="Arial" w:cs="Arial"/>
+                <w:sz w:val="18"/>
+                <w:szCs w:val="18"/>
+                <w:lang w:val="es-MX"/>
+              </w:rPr>
+            </w:pPr>
+            <w:r>
+              <w:rPr>
+                <w:rFonts w:ascii="Arial" w:hAnsi="Arial" w:cs="Arial"/>
+                <w:bCs/>
+                <w:sz w:val="18"/>
+                <w:szCs w:val="18"/>
+                <w:lang w:val="es-MX"/>
+              </w:rPr>
+              <w:t xml:space="preserve">- Introducción a la Ciencia de Datos [Cisco </w:t>
+            </w:r>
+            <w:proofErr w:type="spellStart"/>
+            <w:r>
+              <w:rPr>
+                <w:rFonts w:ascii="Arial" w:hAnsi="Arial" w:cs="Arial"/>
+                <w:bCs/>
+                <w:sz w:val="18"/>
+                <w:szCs w:val="18"/>
+                <w:lang w:val="es-MX"/>
+              </w:rPr>
+              <w:t>Networking</w:t>
+            </w:r>
+            <w:proofErr w:type="spellEnd"/>
+            <w:r>
+              <w:rPr>
+                <w:rFonts w:ascii="Arial" w:hAnsi="Arial" w:cs="Arial"/>
+                <w:bCs/>
+                <w:sz w:val="18"/>
+                <w:szCs w:val="18"/>
+                <w:lang w:val="es-MX"/>
+              </w:rPr>
+              <w:t xml:space="preserve"> </w:t>
+            </w:r>
+            <w:proofErr w:type="spellStart"/>
+            <w:r>
+              <w:rPr>
+                <w:rFonts w:ascii="Arial" w:hAnsi="Arial" w:cs="Arial"/>
+                <w:bCs/>
+                <w:sz w:val="18"/>
+                <w:szCs w:val="18"/>
+                <w:lang w:val="es-MX"/>
+              </w:rPr>
+              <w:t>Academy</w:t>
+            </w:r>
+            <w:proofErr w:type="spellEnd"/>
+            <w:r>
+              <w:rPr>
+                <w:rFonts w:ascii="Arial" w:hAnsi="Arial" w:cs="Arial"/>
+                <w:bCs/>
+                <w:sz w:val="18"/>
+                <w:szCs w:val="18"/>
+                <w:lang w:val="es-MX"/>
+              </w:rPr>
+              <w:t>]</w:t>
+            </w:r>
+          </w:p>
+        </w:tc>
+      </w:tr>
+    </w:tbl>
+    <w:p>
+      <w:pPr>
+        <w:jc w:val="both"/>
         <w:rPr>
           <w:rFonts w:ascii="Arial" w:hAnsi="Arial" w:cs="Arial"/>
           <w:bCs/>
           <w:sz w:val="18"/>
           <w:szCs w:val="18"/>
-          <w:lang w:val="en-US"/>
+          <w:lang w:val="es-MX"/>
         </w:rPr>
-        <w:t xml:space="preserve"/>
-      </w:r>
+      </w:pPr>
     </w:p>
     <w:p>
-      <w:r>
-        <w:br w:type="page"/>
-      </w:r>
+      <w:pPr>
+        <w:jc w:val="both"/>
+        <w:rPr>
+          <w:rFonts w:ascii="Arial" w:hAnsi="Arial" w:cs="Arial"/>
+          <w:bCs/>
+          <w:sz w:val="18"/>
+          <w:szCs w:val="18"/>
+          <w:lang w:val="es-MX"/>
+        </w:rPr>
+      </w:pPr>
     </w:p>
     <w:p>
-      <w:r>
-        <w:drawing>
-          <wp:inline xmlns:a="http://schemas.openxmlformats.org/drawingml/2006/main" xmlns:pic="http://schemas.openxmlformats.org/drawingml/2006/picture">
-            <wp:extent cx="5486400" cy="7100047"/>
-            <wp:docPr id="1" name="Picture 1"/>
-            <wp:cNvGraphicFramePr>
-              <a:graphicFrameLocks noChangeAspect="1"/>
-            </wp:cNvGraphicFramePr>
-            <a:graphic>
-              <a:graphicData uri="http://schemas.openxmlformats.org/drawingml/2006/picture">
-                <pic:pic>
-                  <pic:nvPicPr>
-                    <pic:cNvPr id="0" name="Cedula - Sinuhe Mazuti Osorio Rivero_page1_temp.png"/>
-                    <pic:cNvPicPr/>
-                  </pic:nvPicPr>
-                  <pic:blipFill>
-                    <a:blip r:embed="rId15"/>
-                    <a:stretch>
-                      <a:fillRect/>
-                    </a:stretch>
-                  </pic:blipFill>
-                  <pic:spPr>
-                    <a:xfrm>
-                      <a:off x="0" y="0"/>
-                      <a:ext cx="5486400" cy="7100047"/>
-                    </a:xfrm>
-                    <a:prstGeom prst="rect"/>
-                  </pic:spPr>
-                </pic:pic>
-              </a:graphicData>
-            </a:graphic>
-          </wp:inline>
-        </w:drawing>
-      </w:r>
+      <w:pPr>
+        <w:jc w:val="both"/>
+        <w:rPr>
+          <w:rFonts w:ascii="Arial" w:hAnsi="Arial" w:cs="Arial"/>
+          <w:bCs/>
+          <w:sz w:val="18"/>
+          <w:szCs w:val="18"/>
+          <w:lang w:val="es-MX"/>
+        </w:rPr>
+      </w:pPr>
+    </w:p>
+    <w:p>
+      <w:pPr>
+        <w:jc w:val="both"/>
+        <w:rPr>
+          <w:rFonts w:ascii="Arial" w:hAnsi="Arial" w:cs="Arial"/>
+          <w:bCs/>
+          <w:sz w:val="18"/>
+          <w:szCs w:val="18"/>
+          <w:lang w:val="es-MX"/>
+        </w:rPr>
+      </w:pPr>
+    </w:p>
+    <w:p>
+      <w:pPr>
+        <w:jc w:val="both"/>
+        <w:rPr>
+          <w:rFonts w:ascii="Arial" w:hAnsi="Arial" w:cs="Arial"/>
+          <w:bCs/>
+          <w:sz w:val="18"/>
+          <w:szCs w:val="18"/>
+          <w:lang w:val="es-MX"/>
+        </w:rPr>
+      </w:pPr>
+    </w:p>
+    <w:p>
+      <w:pPr>
+        <w:jc w:val="both"/>
+        <w:rPr>
+          <w:rFonts w:ascii="Arial" w:hAnsi="Arial" w:cs="Arial"/>
+          <w:bCs/>
+          <w:sz w:val="18"/>
+          <w:szCs w:val="18"/>
+          <w:lang w:val="es-MX"/>
+        </w:rPr>
+      </w:pPr>
+    </w:p>
+    <w:p>
+      <w:pPr>
+        <w:jc w:val="both"/>
+        <w:rPr>
+          <w:rFonts w:ascii="Arial" w:hAnsi="Arial" w:cs="Arial"/>
+          <w:bCs/>
+          <w:sz w:val="18"/>
+          <w:szCs w:val="18"/>
+          <w:lang w:val="es-MX"/>
+        </w:rPr>
+      </w:pPr>
+    </w:p>
+    <w:tbl>
+      <w:tblPr>
+        <w:tblW w:w="0" w:type="auto"/>
+        <w:tblLook w:val="04A0" w:firstRow="1" w:lastRow="0" w:firstColumn="1" w:lastColumn="0" w:noHBand="0" w:noVBand="1"/>
+      </w:tblPr>
+      <w:tblGrid>
+        <w:gridCol w:w="4889"/>
+        <w:gridCol w:w="4889"/>
+      </w:tblGrid>
+      <w:tr>
+        <w:tc>
+          <w:tcPr>
+            <w:tcW w:w="4889" w:type="dxa"/>
+            <w:vAlign w:val="center"/>
+          </w:tcPr>
+          <w:p>
+            <w:pPr>
+              <w:ind w:left="708" w:hanging="708"/>
+              <w:jc w:val="center"/>
+              <w:rPr>
+                <w:rFonts w:ascii="Arial" w:hAnsi="Arial" w:cs="Arial"/>
+                <w:bCs/>
+                <w:sz w:val="18"/>
+                <w:szCs w:val="18"/>
+                <w:lang w:val="es-MX"/>
+              </w:rPr>
+            </w:pPr>
+            <w:r>
+              <w:rPr>
+                <w:rFonts w:ascii="Arial" w:hAnsi="Arial" w:cs="Arial"/>
+                <w:bCs/>
+                <w:sz w:val="18"/>
+                <w:szCs w:val="18"/>
+                <w:lang w:val="es-MX"/>
+              </w:rPr>
+              <w:t>______________________________________</w:t>
+            </w:r>
+          </w:p>
+          <w:p>
+            <w:pPr>
+              <w:pStyle w:val="Title"/>
+              <w:ind w:left="708" w:hanging="708"/>
+              <w:rPr>
+                <w:b/>
+                <w:bCs/>
+                <w:sz w:val="18"/>
+                <w:szCs w:val="18"/>
+                <w:lang w:val="es-MX"/>
+              </w:rPr>
+            </w:pPr>
+            <w:r>
+              <w:rPr>
+                <w:b/>
+                <w:bCs/>
+                <w:sz w:val="18"/>
+                <w:szCs w:val="18"/>
+                <w:lang w:val="es-MX"/>
+              </w:rPr>
+              <w:t>Sinuhe Mazuti Osorio Rivero</w:t>
+            </w:r>
+          </w:p>
+          <w:p>
+            <w:pPr>
+              <w:pStyle w:val="Title"/>
+              <w:rPr>
+                <w:b/>
+                <w:bCs/>
+                <w:sz w:val="18"/>
+                <w:szCs w:val="18"/>
+                <w:lang w:val="es-MX"/>
+              </w:rPr>
+            </w:pPr>
+            <w:r>
+              <w:rPr>
+                <w:b/>
+                <w:bCs/>
+                <w:sz w:val="18"/>
+                <w:szCs w:val="18"/>
+                <w:lang w:val="es-MX"/>
+              </w:rPr>
+              <w:t>Ingeniero de Datos BI Junior</w:t>
+            </w:r>
+          </w:p>
+          <w:p>
+            <w:pPr>
+              <w:pStyle w:val="Title"/>
+              <w:jc w:val="left"/>
+              <w:rPr>
+                <w:b/>
+                <w:bCs/>
+                <w:color w:val="0070C0"/>
+                <w:sz w:val="18"/>
+                <w:szCs w:val="18"/>
+                <w:lang w:val="es-MX"/>
+              </w:rPr>
+            </w:pPr>
+          </w:p>
+        </w:tc>
+        <w:tc>
+          <w:tcPr>
+            <w:tcW w:w="4889" w:type="dxa"/>
+            <w:vAlign w:val="center"/>
+          </w:tcPr>
+          <w:p>
+            <w:pPr>
+              <w:jc w:val="center"/>
+              <w:rPr>
+                <w:rFonts w:ascii="Arial" w:hAnsi="Arial" w:cs="Arial"/>
+                <w:bCs/>
+                <w:sz w:val="18"/>
+                <w:szCs w:val="18"/>
+                <w:lang w:val="es-MX"/>
+              </w:rPr>
+            </w:pPr>
+            <w:r>
+              <w:rPr>
+                <w:rFonts w:ascii="Arial" w:hAnsi="Arial" w:cs="Arial"/>
+                <w:bCs/>
+                <w:sz w:val="18"/>
+                <w:szCs w:val="18"/>
+                <w:lang w:val="es-MX"/>
+              </w:rPr>
+              <w:t>______________________________________</w:t>
+            </w:r>
+          </w:p>
+          <w:p>
+            <w:pPr>
+              <w:jc w:val="center"/>
+              <w:rPr>
+                <w:rFonts w:ascii="Arial" w:hAnsi="Arial" w:cs="Arial"/>
+                <w:b/>
+                <w:sz w:val="18"/>
+                <w:szCs w:val="18"/>
+                <w:lang w:val="es-MX"/>
+              </w:rPr>
+            </w:pPr>
+            <w:r>
+              <w:rPr>
+                <w:rFonts w:ascii="Arial" w:hAnsi="Arial" w:cs="Arial"/>
+                <w:b/>
+                <w:sz w:val="18"/>
+                <w:szCs w:val="18"/>
+                <w:lang w:val="es-MX"/>
+              </w:rPr>
+              <w:t>Ángel Eduardo Guerrero García</w:t>
+            </w:r>
+          </w:p>
+          <w:p>
+            <w:pPr>
+              <w:jc w:val="center"/>
+              <w:rPr>
+                <w:rFonts w:ascii="Arial" w:hAnsi="Arial" w:cs="Arial"/>
+                <w:b/>
+                <w:sz w:val="18"/>
+                <w:szCs w:val="18"/>
+                <w:lang w:val="es-MX"/>
+              </w:rPr>
+            </w:pPr>
+            <w:r>
+              <w:rPr>
+                <w:rFonts w:ascii="Arial" w:hAnsi="Arial" w:cs="Arial"/>
+                <w:b/>
+                <w:sz w:val="18"/>
+                <w:szCs w:val="18"/>
+                <w:lang w:val="es-MX"/>
+              </w:rPr>
+              <w:t>Representante legal</w:t>
+            </w:r>
+          </w:p>
+          <w:p>
+            <w:pPr>
+              <w:jc w:val="center"/>
+              <w:rPr>
+                <w:rFonts w:ascii="Arial" w:hAnsi="Arial" w:cs="Arial"/>
+                <w:b/>
+                <w:sz w:val="18"/>
+                <w:szCs w:val="18"/>
+                <w:lang w:val="es-MX"/>
+              </w:rPr>
+            </w:pPr>
+            <w:r>
+              <w:rPr>
+                <w:rFonts w:ascii="Arial" w:hAnsi="Arial" w:cs="Arial"/>
+                <w:b/>
+                <w:sz w:val="18"/>
+                <w:szCs w:val="18"/>
+                <w:lang w:val="es-MX"/>
+              </w:rPr>
+              <w:t>BFS Ingeniería Aplicada S. A. de C. V.</w:t>
+            </w:r>
+          </w:p>
+        </w:tc>
+      </w:tr>
+    </w:tbl>
+    <w:p>
+      <w:pPr>
+        <w:jc w:val="both"/>
+        <w:rPr>
+          <w:rFonts w:ascii="Arial" w:hAnsi="Arial" w:cs="Arial"/>
+          <w:bCs/>
+          <w:sz w:val="18"/>
+          <w:szCs w:val="18"/>
+          <w:lang w:val="es-MX"/>
+        </w:rPr>
+      </w:pPr>
+    </w:p>
+    <w:p>
+      <w:pPr>
+        <w:ind w:left="708" w:hanging="708"/>
+        <w:rPr>
+          <w:b/>
+          <w:bCs/>
+          <w:color w:val="0070C0"/>
+          <w:lang w:val="es-MX"/>
+        </w:rPr>
+      </w:pPr>
+    </w:p>
+    <w:p>
+      <w:pPr>
+        <w:rPr>
+          <w:rFonts w:ascii="Arial" w:hAnsi="Arial" w:cs="Arial"/>
+          <w:bCs/>
+          <w:sz w:val="18"/>
+          <w:szCs w:val="18"/>
+          <w:lang w:val="es-MX"/>
+        </w:rPr>
+      </w:pPr>
     </w:p>
     <w:sectPr>
       <w:headerReference w:type="default" r:id="rId11"/>
@@ -1666,46 +4309,6 @@
 <w:ftr xmlns:wpc="http://schemas.microsoft.com/office/word/2010/wordprocessingCanvas" xmlns:cx="http://schemas.microsoft.com/office/drawing/2014/chartex" xmlns:cx1="http://schemas.microsoft.com/office/drawing/2015/9/8/chartex" xmlns:cx2="http://schemas.microsoft.com/office/drawing/2015/10/21/chartex" xmlns:cx3="http://schemas.microsoft.com/office/drawing/2016/5/9/chartex" xmlns:cx4="http://schemas.microsoft.com/office/drawing/2016/5/10/chartex" xmlns:cx5="http://schemas.microsoft.com/office/drawing/2016/5/11/chartex" xmlns:cx6="http://schemas.microsoft.com/office/drawing/2016/5/12/chartex" xmlns:cx7="http://schemas.microsoft.com/office/drawing/2016/5/13/chartex" xmlns:cx8="http://schemas.microsoft.com/office/drawing/2016/5/14/chartex" xmlns:mc="http://schemas.openxmlformats.org/markup-compatibility/2006" xmlns:aink="http://schemas.microsoft.com/office/drawing/2016/ink" xmlns:am3d="http://schemas.microsoft.com/office/drawing/2017/model3d" xmlns:o="urn:schemas-microsoft-com:office:office" xmlns:oel="http://schemas.microsoft.com/office/2019/extlst" xmlns:r="http://schemas.openxmlformats.org/officeDocument/2006/relationships" xmlns:m="http://schemas.openxmlformats.org/officeDocument/2006/math" xmlns:v="urn:schemas-microsoft-com:vml" xmlns:wp14="http://schemas.microsoft.com/office/word/2010/wordprocessingDrawing" xmlns:wp="http://schemas.openxmlformats.org/drawingml/2006/wordprocessingDrawing" xmlns:w10="urn:schemas-microsoft-com:office:word" xmlns:w="http://schemas.openxmlformats.org/wordprocessingml/2006/main" xmlns:w14="http://schemas.microsoft.com/office/word/2010/wordml" xmlns:w15="http://schemas.microsoft.com/office/word/2012/wordml" xmlns:w16cex="http://schemas.microsoft.com/office/word/2018/wordml/cex" xmlns:w16cid="http://schemas.microsoft.com/office/word/2016/wordml/cid" xmlns:w16="http://schemas.microsoft.com/office/word/2018/wordml" xmlns:w16du="http://schemas.microsoft.com/office/word/2023/wordml/word16du" xmlns:w16sdtdh="http://schemas.microsoft.com/office/word/2020/wordml/sdtdatahash" xmlns:w16sdtfl="http://schemas.microsoft.com/office/word/2024/wordml/sdtformatlock" xmlns:w16se="http://schemas.microsoft.com/office/word/2015/wordml/symex" xmlns:wpg="http://schemas.microsoft.com/office/word/2010/wordprocessingGroup" xmlns:wpi="http://schemas.microsoft.com/office/word/2010/wordprocessingInk" xmlns:wne="http://schemas.microsoft.com/office/word/2006/wordml" xmlns:wps="http://schemas.microsoft.com/office/word/2010/wordprocessingShape" mc:Ignorable="w14 w15 w16se w16cid w16 w16cex w16sdtdh w16sdtfl w16du wp14">
   <w:p>
     <w:pPr>
-      <w:pStyle w:val="Header"/>
-      <w:pBdr>
-        <w:bottom w:val="single" w:sz="12" w:space="1" w:color="0E2841"/>
-      </w:pBdr>
-      <w:rPr>
-        <w:rFonts w:ascii="Tahoma" w:eastAsia="Calibri" w:hAnsi="Tahoma" w:cs="Tahoma"/>
-        <w:sz w:val="18"/>
-        <w:szCs w:val="18"/>
-        <w:lang w:eastAsia="en-US"/>
-      </w:rPr>
-    </w:pPr>
-    <w:r>
-      <w:rPr>
-        <w:noProof/>
-      </w:rPr>
-      <w:pict w14:anchorId="2895A54B">
-        <v:shapetype id="_x0000_t202" coordsize="21600,21600" o:spt="202" path="m,l,21600r21600,l21600,xe">
-          <v:stroke joinstyle="miter"/>
-          <v:path gradientshapeok="t" o:connecttype="rect"/>
-        </v:shapetype>
-        <v:shape id="Text Box 1" o:spid="_x0000_s1034" type="#_x0000_t202" style="position:absolute;margin-left:1.3pt;margin-top:13.6pt;width:518.75pt;height:52.8pt;z-index:3;visibility:visible;mso-width-relative:margin;mso-height-relative:margin" o:gfxdata="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" filled="f" stroked="f" strokeweight=".5pt">
-          <v:textbox style="mso-next-textbox:#Text Box 1">
-            <w:txbxContent>
-              <w:p>
-                <w:pPr>
-                  <w:rPr>
-                    <w:rFonts w:cs="Arial"/>
-                    <w:sz w:val="16"/>
-                    <w:szCs w:val="16"/>
-                  </w:rPr>
-                </w:pPr>
-              </w:p>
-            </w:txbxContent>
-          </v:textbox>
-        </v:shape>
-      </w:pict>
-    </w:r>
-  </w:p>
-  <w:p>
-    <w:pPr>
       <w:pStyle w:val="Footer"/>
       <w:tabs>
         <w:tab w:val="clear" w:pos="4320"/>
@@ -1718,6 +4321,10 @@
         <w:noProof/>
       </w:rPr>
       <w:pict w14:anchorId="0FF2E83E">
+        <v:shapetype id="_x0000_t202" coordsize="21600,21600" o:spt="202" path="m,l,21600r21600,l21600,xe">
+          <v:stroke joinstyle="miter"/>
+          <v:path gradientshapeok="t" o:connecttype="rect"/>
+        </v:shapetype>
         <v:shape id="_x0000_s1029" type="#_x0000_t202" style="position:absolute;margin-left:56.35pt;margin-top:729.7pt;width:154.5pt;height:17.3pt;z-index:2;visibility:visible;mso-height-relative:margin" o:gfxdata="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" stroked="f" strokeweight=".5pt">
           <v:textbox style="mso-next-textbox:#_x0000_s1029">
             <w:txbxContent>
@@ -1806,7 +4413,7 @@
           <v:stroke joinstyle="miter"/>
           <v:path gradientshapeok="t" o:connecttype="rect"/>
         </v:shapetype>
-        <v:shape id="Text Box 3" o:spid="_x0000_s1036" type="#_x0000_t202" style="position:absolute;margin-left:126.85pt;margin-top:-22.45pt;width:338.2pt;height:48.45pt;z-index:4;visibility:visible;mso-position-horizontal-relative:page;mso-width-relative:margin;mso-height-relative:margin" o:gfxdata="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" fillcolor="window" stroked="f" strokeweight=".5pt">
+        <v:shape id="Text Box 3" o:spid="_x0000_s1036" type="#_x0000_t202" style="position:absolute;margin-left:126.85pt;margin-top:-22.45pt;width:338.2pt;height:48.45pt;z-index:3;visibility:visible;mso-position-horizontal-relative:page;mso-width-relative:margin;mso-height-relative:margin" o:gfxdata="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" fillcolor="window" stroked="f" strokeweight=".5pt">
           <v:textbox style="mso-next-textbox:#Text Box 3">
             <w:txbxContent>
               <w:p>
@@ -1863,7 +4470,7 @@
           <v:path o:extrusionok="f" gradientshapeok="t" o:connecttype="rect"/>
           <o:lock v:ext="edit" aspectratio="t"/>
         </v:shapetype>
-        <v:shape id="Imagen 9" o:spid="_x0000_s1035" type="#_x0000_t75" alt="Logo, company name&#10;&#10;Description automatically generated" style="position:absolute;margin-left:401.55pt;margin-top:-13.75pt;width:91.1pt;height:43.5pt;z-index:5;visibility:visible;mso-width-relative:margin;mso-height-relative:margin">
+        <v:shape id="Imagen 9" o:spid="_x0000_s1035" type="#_x0000_t75" alt="Logo, company name&#10;&#10;Description automatically generated" style="position:absolute;margin-left:401.55pt;margin-top:-13.75pt;width:91.1pt;height:43.5pt;z-index:4;visibility:visible;mso-width-relative:margin;mso-height-relative:margin">
           <v:imagedata r:id="rId1" o:title="image001"/>
         </v:shape>
       </w:pict>
@@ -2617,6 +5224,119 @@
     </w:lvl>
   </w:abstractNum>
   <w:abstractNum w:abstractNumId="8" w15:restartNumberingAfterBreak="0">
+    <w:nsid w:val="11B755BA"/>
+    <w:multiLevelType w:val="hybridMultilevel"/>
+    <w:tmpl w:val="2D78B7E2"/>
+    <w:lvl w:ilvl="0" w:tplc="212E2F68">
+      <w:numFmt w:val="bullet"/>
+      <w:lvlText w:val="•"/>
+      <w:lvlJc w:val="left"/>
+      <w:pPr>
+        <w:ind w:left="720" w:hanging="360"/>
+      </w:pPr>
+      <w:rPr>
+        <w:rFonts w:ascii="Arial" w:eastAsia="Times New Roman" w:hAnsi="Arial" w:cs="Arial" w:hint="default"/>
+        <w:sz w:val="18"/>
+      </w:rPr>
+    </w:lvl>
+    <w:lvl w:ilvl="1" w:tplc="04090003" w:tentative="1">
+      <w:start w:val="1"/>
+      <w:numFmt w:val="bullet"/>
+      <w:lvlText w:val="o"/>
+      <w:lvlJc w:val="left"/>
+      <w:pPr>
+        <w:ind w:left="1440" w:hanging="360"/>
+      </w:pPr>
+      <w:rPr>
+        <w:rFonts w:ascii="Courier New" w:hAnsi="Courier New" w:cs="Courier New" w:hint="default"/>
+      </w:rPr>
+    </w:lvl>
+    <w:lvl w:ilvl="2" w:tplc="04090005" w:tentative="1">
+      <w:start w:val="1"/>
+      <w:numFmt w:val="bullet"/>
+      <w:lvlText w:val=""/>
+      <w:lvlJc w:val="left"/>
+      <w:pPr>
+        <w:ind w:left="2160" w:hanging="360"/>
+      </w:pPr>
+      <w:rPr>
+        <w:rFonts w:ascii="Wingdings" w:hAnsi="Wingdings" w:hint="default"/>
+      </w:rPr>
+    </w:lvl>
+    <w:lvl w:ilvl="3" w:tplc="04090001" w:tentative="1">
+      <w:start w:val="1"/>
+      <w:numFmt w:val="bullet"/>
+      <w:lvlText w:val=""/>
+      <w:lvlJc w:val="left"/>
+      <w:pPr>
+        <w:ind w:left="2880" w:hanging="360"/>
+      </w:pPr>
+      <w:rPr>
+        <w:rFonts w:ascii="Symbol" w:hAnsi="Symbol" w:hint="default"/>
+      </w:rPr>
+    </w:lvl>
+    <w:lvl w:ilvl="4" w:tplc="04090003" w:tentative="1">
+      <w:start w:val="1"/>
+      <w:numFmt w:val="bullet"/>
+      <w:lvlText w:val="o"/>
+      <w:lvlJc w:val="left"/>
+      <w:pPr>
+        <w:ind w:left="3600" w:hanging="360"/>
+      </w:pPr>
+      <w:rPr>
+        <w:rFonts w:ascii="Courier New" w:hAnsi="Courier New" w:cs="Courier New" w:hint="default"/>
+      </w:rPr>
+    </w:lvl>
+    <w:lvl w:ilvl="5" w:tplc="04090005" w:tentative="1">
+      <w:start w:val="1"/>
+      <w:numFmt w:val="bullet"/>
+      <w:lvlText w:val=""/>
+      <w:lvlJc w:val="left"/>
+      <w:pPr>
+        <w:ind w:left="4320" w:hanging="360"/>
+      </w:pPr>
+      <w:rPr>
+        <w:rFonts w:ascii="Wingdings" w:hAnsi="Wingdings" w:hint="default"/>
+      </w:rPr>
+    </w:lvl>
+    <w:lvl w:ilvl="6" w:tplc="04090001" w:tentative="1">
+      <w:start w:val="1"/>
+      <w:numFmt w:val="bullet"/>
+      <w:lvlText w:val=""/>
+      <w:lvlJc w:val="left"/>
+      <w:pPr>
+        <w:ind w:left="5040" w:hanging="360"/>
+      </w:pPr>
+      <w:rPr>
+        <w:rFonts w:ascii="Symbol" w:hAnsi="Symbol" w:hint="default"/>
+      </w:rPr>
+    </w:lvl>
+    <w:lvl w:ilvl="7" w:tplc="04090003" w:tentative="1">
+      <w:start w:val="1"/>
+      <w:numFmt w:val="bullet"/>
+      <w:lvlText w:val="o"/>
+      <w:lvlJc w:val="left"/>
+      <w:pPr>
+        <w:ind w:left="5760" w:hanging="360"/>
+      </w:pPr>
+      <w:rPr>
+        <w:rFonts w:ascii="Courier New" w:hAnsi="Courier New" w:cs="Courier New" w:hint="default"/>
+      </w:rPr>
+    </w:lvl>
+    <w:lvl w:ilvl="8" w:tplc="04090005" w:tentative="1">
+      <w:start w:val="1"/>
+      <w:numFmt w:val="bullet"/>
+      <w:lvlText w:val=""/>
+      <w:lvlJc w:val="left"/>
+      <w:pPr>
+        <w:ind w:left="6480" w:hanging="360"/>
+      </w:pPr>
+      <w:rPr>
+        <w:rFonts w:ascii="Wingdings" w:hAnsi="Wingdings" w:hint="default"/>
+      </w:rPr>
+    </w:lvl>
+  </w:abstractNum>
+  <w:abstractNum w:abstractNumId="9" w15:restartNumberingAfterBreak="0">
     <w:nsid w:val="11E357D6"/>
     <w:multiLevelType w:val="hybridMultilevel"/>
     <w:tmpl w:val="F6722560"/>
@@ -2728,7 +5448,7 @@
       </w:rPr>
     </w:lvl>
   </w:abstractNum>
-  <w:abstractNum w:abstractNumId="9" w15:restartNumberingAfterBreak="0">
+  <w:abstractNum w:abstractNumId="10" w15:restartNumberingAfterBreak="0">
     <w:nsid w:val="13851046"/>
     <w:multiLevelType w:val="hybridMultilevel"/>
     <w:tmpl w:val="E9CA8056"/>
@@ -2868,7 +5588,7 @@
       </w:rPr>
     </w:lvl>
   </w:abstractNum>
-  <w:abstractNum w:abstractNumId="10" w15:restartNumberingAfterBreak="0">
+  <w:abstractNum w:abstractNumId="11" w15:restartNumberingAfterBreak="0">
     <w:nsid w:val="17097934"/>
     <w:multiLevelType w:val="hybridMultilevel"/>
     <w:tmpl w:val="105CE344"/>
@@ -3009,7 +5729,7 @@
       </w:rPr>
     </w:lvl>
   </w:abstractNum>
-  <w:abstractNum w:abstractNumId="11" w15:restartNumberingAfterBreak="0">
+  <w:abstractNum w:abstractNumId="12" w15:restartNumberingAfterBreak="0">
     <w:nsid w:val="18B50D97"/>
     <w:multiLevelType w:val="hybridMultilevel"/>
     <w:tmpl w:val="1D8C0A72"/>
@@ -3122,7 +5842,7 @@
       </w:rPr>
     </w:lvl>
   </w:abstractNum>
-  <w:abstractNum w:abstractNumId="12" w15:restartNumberingAfterBreak="0">
+  <w:abstractNum w:abstractNumId="13" w15:restartNumberingAfterBreak="0">
     <w:nsid w:val="18F5319E"/>
     <w:multiLevelType w:val="hybridMultilevel"/>
     <w:tmpl w:val="605E84D0"/>
@@ -3262,7 +5982,7 @@
       </w:rPr>
     </w:lvl>
   </w:abstractNum>
-  <w:abstractNum w:abstractNumId="13" w15:restartNumberingAfterBreak="0">
+  <w:abstractNum w:abstractNumId="14" w15:restartNumberingAfterBreak="0">
     <w:nsid w:val="1C8F477D"/>
     <w:multiLevelType w:val="hybridMultilevel"/>
     <w:tmpl w:val="87761AF2"/>
@@ -3374,7 +6094,7 @@
       </w:rPr>
     </w:lvl>
   </w:abstractNum>
-  <w:abstractNum w:abstractNumId="14" w15:restartNumberingAfterBreak="0">
+  <w:abstractNum w:abstractNumId="15" w15:restartNumberingAfterBreak="0">
     <w:nsid w:val="1E320DA9"/>
     <w:multiLevelType w:val="hybridMultilevel"/>
     <w:tmpl w:val="8D080A48"/>
@@ -3487,7 +6207,120 @@
       </w:rPr>
     </w:lvl>
   </w:abstractNum>
-  <w:abstractNum w:abstractNumId="15" w15:restartNumberingAfterBreak="0">
+  <w:abstractNum w:abstractNumId="16" w15:restartNumberingAfterBreak="0">
+    <w:nsid w:val="21CE1BC7"/>
+    <w:multiLevelType w:val="hybridMultilevel"/>
+    <w:tmpl w:val="CFBE4A0C"/>
+    <w:lvl w:ilvl="0" w:tplc="04090003">
+      <w:start w:val="1"/>
+      <w:numFmt w:val="bullet"/>
+      <w:lvlText w:val="o"/>
+      <w:lvlJc w:val="left"/>
+      <w:pPr>
+        <w:ind w:left="720" w:hanging="360"/>
+      </w:pPr>
+      <w:rPr>
+        <w:rFonts w:ascii="Courier New" w:hAnsi="Courier New" w:cs="Courier New" w:hint="default"/>
+      </w:rPr>
+    </w:lvl>
+    <w:lvl w:ilvl="1" w:tplc="04090003" w:tentative="1">
+      <w:start w:val="1"/>
+      <w:numFmt w:val="bullet"/>
+      <w:lvlText w:val="o"/>
+      <w:lvlJc w:val="left"/>
+      <w:pPr>
+        <w:ind w:left="1440" w:hanging="360"/>
+      </w:pPr>
+      <w:rPr>
+        <w:rFonts w:ascii="Courier New" w:hAnsi="Courier New" w:cs="Courier New" w:hint="default"/>
+      </w:rPr>
+    </w:lvl>
+    <w:lvl w:ilvl="2" w:tplc="04090005" w:tentative="1">
+      <w:start w:val="1"/>
+      <w:numFmt w:val="bullet"/>
+      <w:lvlText w:val=""/>
+      <w:lvlJc w:val="left"/>
+      <w:pPr>
+        <w:ind w:left="2160" w:hanging="360"/>
+      </w:pPr>
+      <w:rPr>
+        <w:rFonts w:ascii="Wingdings" w:hAnsi="Wingdings" w:hint="default"/>
+      </w:rPr>
+    </w:lvl>
+    <w:lvl w:ilvl="3" w:tplc="04090001" w:tentative="1">
+      <w:start w:val="1"/>
+      <w:numFmt w:val="bullet"/>
+      <w:lvlText w:val=""/>
+      <w:lvlJc w:val="left"/>
+      <w:pPr>
+        <w:ind w:left="2880" w:hanging="360"/>
+      </w:pPr>
+      <w:rPr>
+        <w:rFonts w:ascii="Symbol" w:hAnsi="Symbol" w:hint="default"/>
+      </w:rPr>
+    </w:lvl>
+    <w:lvl w:ilvl="4" w:tplc="04090003" w:tentative="1">
+      <w:start w:val="1"/>
+      <w:numFmt w:val="bullet"/>
+      <w:lvlText w:val="o"/>
+      <w:lvlJc w:val="left"/>
+      <w:pPr>
+        <w:ind w:left="3600" w:hanging="360"/>
+      </w:pPr>
+      <w:rPr>
+        <w:rFonts w:ascii="Courier New" w:hAnsi="Courier New" w:cs="Courier New" w:hint="default"/>
+      </w:rPr>
+    </w:lvl>
+    <w:lvl w:ilvl="5" w:tplc="04090005" w:tentative="1">
+      <w:start w:val="1"/>
+      <w:numFmt w:val="bullet"/>
+      <w:lvlText w:val=""/>
+      <w:lvlJc w:val="left"/>
+      <w:pPr>
+        <w:ind w:left="4320" w:hanging="360"/>
+      </w:pPr>
+      <w:rPr>
+        <w:rFonts w:ascii="Wingdings" w:hAnsi="Wingdings" w:hint="default"/>
+      </w:rPr>
+    </w:lvl>
+    <w:lvl w:ilvl="6" w:tplc="04090001" w:tentative="1">
+      <w:start w:val="1"/>
+      <w:numFmt w:val="bullet"/>
+      <w:lvlText w:val=""/>
+      <w:lvlJc w:val="left"/>
+      <w:pPr>
+        <w:ind w:left="5040" w:hanging="360"/>
+      </w:pPr>
+      <w:rPr>
+        <w:rFonts w:ascii="Symbol" w:hAnsi="Symbol" w:hint="default"/>
+      </w:rPr>
+    </w:lvl>
+    <w:lvl w:ilvl="7" w:tplc="04090003" w:tentative="1">
+      <w:start w:val="1"/>
+      <w:numFmt w:val="bullet"/>
+      <w:lvlText w:val="o"/>
+      <w:lvlJc w:val="left"/>
+      <w:pPr>
+        <w:ind w:left="5760" w:hanging="360"/>
+      </w:pPr>
+      <w:rPr>
+        <w:rFonts w:ascii="Courier New" w:hAnsi="Courier New" w:cs="Courier New" w:hint="default"/>
+      </w:rPr>
+    </w:lvl>
+    <w:lvl w:ilvl="8" w:tplc="04090005" w:tentative="1">
+      <w:start w:val="1"/>
+      <w:numFmt w:val="bullet"/>
+      <w:lvlText w:val=""/>
+      <w:lvlJc w:val="left"/>
+      <w:pPr>
+        <w:ind w:left="6480" w:hanging="360"/>
+      </w:pPr>
+      <w:rPr>
+        <w:rFonts w:ascii="Wingdings" w:hAnsi="Wingdings" w:hint="default"/>
+      </w:rPr>
+    </w:lvl>
+  </w:abstractNum>
+  <w:abstractNum w:abstractNumId="17" w15:restartNumberingAfterBreak="0">
     <w:nsid w:val="226375E0"/>
     <w:multiLevelType w:val="hybridMultilevel"/>
     <w:tmpl w:val="DF60FCB6"/>
@@ -3600,7 +6433,7 @@
       </w:rPr>
     </w:lvl>
   </w:abstractNum>
-  <w:abstractNum w:abstractNumId="16" w15:restartNumberingAfterBreak="0">
+  <w:abstractNum w:abstractNumId="18" w15:restartNumberingAfterBreak="0">
     <w:nsid w:val="244637EF"/>
     <w:multiLevelType w:val="hybridMultilevel"/>
     <w:tmpl w:val="F69ECD84"/>
@@ -3713,7 +6546,7 @@
       </w:rPr>
     </w:lvl>
   </w:abstractNum>
-  <w:abstractNum w:abstractNumId="17" w15:restartNumberingAfterBreak="0">
+  <w:abstractNum w:abstractNumId="19" w15:restartNumberingAfterBreak="0">
     <w:nsid w:val="25A4433C"/>
     <w:multiLevelType w:val="hybridMultilevel"/>
     <w:tmpl w:val="358810DC"/>
@@ -3826,7 +6659,7 @@
       </w:rPr>
     </w:lvl>
   </w:abstractNum>
-  <w:abstractNum w:abstractNumId="18" w15:restartNumberingAfterBreak="0">
+  <w:abstractNum w:abstractNumId="20" w15:restartNumberingAfterBreak="0">
     <w:nsid w:val="25C23E8D"/>
     <w:multiLevelType w:val="hybridMultilevel"/>
     <w:tmpl w:val="DC6A4BB2"/>
@@ -3939,7 +6772,7 @@
       </w:rPr>
     </w:lvl>
   </w:abstractNum>
-  <w:abstractNum w:abstractNumId="19" w15:restartNumberingAfterBreak="0">
+  <w:abstractNum w:abstractNumId="21" w15:restartNumberingAfterBreak="0">
     <w:nsid w:val="282D7E8B"/>
     <w:multiLevelType w:val="hybridMultilevel"/>
     <w:tmpl w:val="660EC0E0"/>
@@ -4079,7 +6912,7 @@
       </w:rPr>
     </w:lvl>
   </w:abstractNum>
-  <w:abstractNum w:abstractNumId="20" w15:restartNumberingAfterBreak="0">
+  <w:abstractNum w:abstractNumId="22" w15:restartNumberingAfterBreak="0">
     <w:nsid w:val="2A4F6624"/>
     <w:multiLevelType w:val="hybridMultilevel"/>
     <w:tmpl w:val="7F660EF0"/>
@@ -4192,7 +7025,7 @@
       </w:rPr>
     </w:lvl>
   </w:abstractNum>
-  <w:abstractNum w:abstractNumId="21" w15:restartNumberingAfterBreak="0">
+  <w:abstractNum w:abstractNumId="23" w15:restartNumberingAfterBreak="0">
     <w:nsid w:val="2A971943"/>
     <w:multiLevelType w:val="hybridMultilevel"/>
     <w:tmpl w:val="940034D0"/>
@@ -4305,7 +7138,7 @@
       </w:rPr>
     </w:lvl>
   </w:abstractNum>
-  <w:abstractNum w:abstractNumId="22" w15:restartNumberingAfterBreak="0">
+  <w:abstractNum w:abstractNumId="24" w15:restartNumberingAfterBreak="0">
     <w:nsid w:val="36D70E59"/>
     <w:multiLevelType w:val="hybridMultilevel"/>
     <w:tmpl w:val="39304FFA"/>
@@ -4418,7 +7251,7 @@
       </w:rPr>
     </w:lvl>
   </w:abstractNum>
-  <w:abstractNum w:abstractNumId="23" w15:restartNumberingAfterBreak="0">
+  <w:abstractNum w:abstractNumId="25" w15:restartNumberingAfterBreak="0">
     <w:nsid w:val="3BA15D9D"/>
     <w:multiLevelType w:val="hybridMultilevel"/>
     <w:tmpl w:val="F35495EC"/>
@@ -4531,7 +7364,7 @@
       </w:rPr>
     </w:lvl>
   </w:abstractNum>
-  <w:abstractNum w:abstractNumId="24" w15:restartNumberingAfterBreak="0">
+  <w:abstractNum w:abstractNumId="26" w15:restartNumberingAfterBreak="0">
     <w:nsid w:val="3D9F3251"/>
     <w:multiLevelType w:val="hybridMultilevel"/>
     <w:tmpl w:val="ABB24E80"/>
@@ -4643,7 +7476,7 @@
       </w:rPr>
     </w:lvl>
   </w:abstractNum>
-  <w:abstractNum w:abstractNumId="25" w15:restartNumberingAfterBreak="0">
+  <w:abstractNum w:abstractNumId="27" w15:restartNumberingAfterBreak="0">
     <w:nsid w:val="3F224A8F"/>
     <w:multiLevelType w:val="hybridMultilevel"/>
     <w:tmpl w:val="906272EA"/>
@@ -4755,7 +7588,7 @@
       </w:rPr>
     </w:lvl>
   </w:abstractNum>
-  <w:abstractNum w:abstractNumId="26" w15:restartNumberingAfterBreak="0">
+  <w:abstractNum w:abstractNumId="28" w15:restartNumberingAfterBreak="0">
     <w:nsid w:val="40194115"/>
     <w:multiLevelType w:val="hybridMultilevel"/>
     <w:tmpl w:val="038C6204"/>
@@ -4868,7 +7701,7 @@
       </w:rPr>
     </w:lvl>
   </w:abstractNum>
-  <w:abstractNum w:abstractNumId="27" w15:restartNumberingAfterBreak="0">
+  <w:abstractNum w:abstractNumId="29" w15:restartNumberingAfterBreak="0">
     <w:nsid w:val="40FE0E3A"/>
     <w:multiLevelType w:val="hybridMultilevel"/>
     <w:tmpl w:val="105CE344"/>
@@ -5008,7 +7841,7 @@
       </w:rPr>
     </w:lvl>
   </w:abstractNum>
-  <w:abstractNum w:abstractNumId="28" w15:restartNumberingAfterBreak="0">
+  <w:abstractNum w:abstractNumId="30" w15:restartNumberingAfterBreak="0">
     <w:nsid w:val="474570A9"/>
     <w:multiLevelType w:val="hybridMultilevel"/>
     <w:tmpl w:val="C13E10E0"/>
@@ -5148,7 +7981,7 @@
       </w:rPr>
     </w:lvl>
   </w:abstractNum>
-  <w:abstractNum w:abstractNumId="29" w15:restartNumberingAfterBreak="0">
+  <w:abstractNum w:abstractNumId="31" w15:restartNumberingAfterBreak="0">
     <w:nsid w:val="551F5A88"/>
     <w:multiLevelType w:val="hybridMultilevel"/>
     <w:tmpl w:val="99C8193C"/>
@@ -5261,7 +8094,7 @@
       </w:rPr>
     </w:lvl>
   </w:abstractNum>
-  <w:abstractNum w:abstractNumId="30" w15:restartNumberingAfterBreak="0">
+  <w:abstractNum w:abstractNumId="32" w15:restartNumberingAfterBreak="0">
     <w:nsid w:val="575E754A"/>
     <w:multiLevelType w:val="hybridMultilevel"/>
     <w:tmpl w:val="DF125664"/>
@@ -5374,7 +8207,7 @@
       </w:rPr>
     </w:lvl>
   </w:abstractNum>
-  <w:abstractNum w:abstractNumId="31" w15:restartNumberingAfterBreak="0">
+  <w:abstractNum w:abstractNumId="33" w15:restartNumberingAfterBreak="0">
     <w:nsid w:val="604041B9"/>
     <w:multiLevelType w:val="singleLevel"/>
     <w:tmpl w:val="0C0A000B"/>
@@ -5394,7 +8227,7 @@
       </w:rPr>
     </w:lvl>
   </w:abstractNum>
-  <w:abstractNum w:abstractNumId="32" w15:restartNumberingAfterBreak="0">
+  <w:abstractNum w:abstractNumId="34" w15:restartNumberingAfterBreak="0">
     <w:nsid w:val="63FA2877"/>
     <w:multiLevelType w:val="hybridMultilevel"/>
     <w:tmpl w:val="40C661F4"/>
@@ -5507,7 +8340,7 @@
       </w:rPr>
     </w:lvl>
   </w:abstractNum>
-  <w:abstractNum w:abstractNumId="33" w15:restartNumberingAfterBreak="0">
+  <w:abstractNum w:abstractNumId="35" w15:restartNumberingAfterBreak="0">
     <w:nsid w:val="6B78304F"/>
     <w:multiLevelType w:val="hybridMultilevel"/>
     <w:tmpl w:val="083054EE"/>
@@ -5647,7 +8480,7 @@
       </w:rPr>
     </w:lvl>
   </w:abstractNum>
-  <w:abstractNum w:abstractNumId="34" w15:restartNumberingAfterBreak="0">
+  <w:abstractNum w:abstractNumId="36" w15:restartNumberingAfterBreak="0">
     <w:nsid w:val="715D5561"/>
     <w:multiLevelType w:val="hybridMultilevel"/>
     <w:tmpl w:val="427885C8"/>
@@ -5760,7 +8593,7 @@
       </w:rPr>
     </w:lvl>
   </w:abstractNum>
-  <w:abstractNum w:abstractNumId="35" w15:restartNumberingAfterBreak="0">
+  <w:abstractNum w:abstractNumId="37" w15:restartNumberingAfterBreak="0">
     <w:nsid w:val="71AF0D24"/>
     <w:multiLevelType w:val="hybridMultilevel"/>
     <w:tmpl w:val="C29201CE"/>
@@ -5902,7 +8735,7 @@
       </w:rPr>
     </w:lvl>
   </w:abstractNum>
-  <w:abstractNum w:abstractNumId="36" w15:restartNumberingAfterBreak="0">
+  <w:abstractNum w:abstractNumId="38" w15:restartNumberingAfterBreak="0">
     <w:nsid w:val="75FC0414"/>
     <w:multiLevelType w:val="multilevel"/>
     <w:tmpl w:val="505E9FAE"/>
@@ -6052,37 +8885,37 @@
     </w:lvl>
   </w:abstractNum>
   <w:num w:numId="1" w16cid:durableId="1578784760">
-    <w:abstractNumId w:val="12"/>
+    <w:abstractNumId w:val="13"/>
   </w:num>
   <w:num w:numId="2" w16cid:durableId="2074615347">
-    <w:abstractNumId w:val="31"/>
+    <w:abstractNumId w:val="33"/>
   </w:num>
   <w:num w:numId="3" w16cid:durableId="1009216674">
-    <w:abstractNumId w:val="9"/>
+    <w:abstractNumId w:val="10"/>
   </w:num>
   <w:num w:numId="4" w16cid:durableId="873735337">
-    <w:abstractNumId w:val="28"/>
+    <w:abstractNumId w:val="30"/>
   </w:num>
   <w:num w:numId="5" w16cid:durableId="1661276372">
-    <w:abstractNumId w:val="33"/>
+    <w:abstractNumId w:val="35"/>
   </w:num>
   <w:num w:numId="6" w16cid:durableId="1104030831">
     <w:abstractNumId w:val="4"/>
   </w:num>
   <w:num w:numId="7" w16cid:durableId="52699356">
-    <w:abstractNumId w:val="27"/>
+    <w:abstractNumId w:val="29"/>
   </w:num>
   <w:num w:numId="8" w16cid:durableId="1799831082">
-    <w:abstractNumId w:val="10"/>
+    <w:abstractNumId w:val="11"/>
   </w:num>
   <w:num w:numId="9" w16cid:durableId="1915236443">
-    <w:abstractNumId w:val="35"/>
+    <w:abstractNumId w:val="37"/>
   </w:num>
   <w:num w:numId="10" w16cid:durableId="1109549194">
-    <w:abstractNumId w:val="32"/>
+    <w:abstractNumId w:val="34"/>
   </w:num>
   <w:num w:numId="11" w16cid:durableId="2078237435">
-    <w:abstractNumId w:val="22"/>
+    <w:abstractNumId w:val="24"/>
   </w:num>
   <w:num w:numId="12" w16cid:durableId="455027999">
     <w:abstractNumId w:val="1"/>
@@ -6105,19 +8938,19 @@
     </w:lvlOverride>
   </w:num>
   <w:num w:numId="13" w16cid:durableId="360664100">
-    <w:abstractNumId w:val="19"/>
+    <w:abstractNumId w:val="21"/>
   </w:num>
   <w:num w:numId="14" w16cid:durableId="1013074991">
-    <w:abstractNumId w:val="29"/>
+    <w:abstractNumId w:val="31"/>
   </w:num>
   <w:num w:numId="15" w16cid:durableId="1296989178">
     <w:abstractNumId w:val="7"/>
   </w:num>
   <w:num w:numId="16" w16cid:durableId="1587033351">
-    <w:abstractNumId w:val="15"/>
+    <w:abstractNumId w:val="17"/>
   </w:num>
   <w:num w:numId="17" w16cid:durableId="2135174858">
-    <w:abstractNumId w:val="24"/>
+    <w:abstractNumId w:val="26"/>
   </w:num>
   <w:num w:numId="18" w16cid:durableId="1165173360">
     <w:abstractNumId w:val="6"/>
@@ -6126,58 +8959,64 @@
     <w:abstractNumId w:val="5"/>
   </w:num>
   <w:num w:numId="20" w16cid:durableId="958990894">
-    <w:abstractNumId w:val="21"/>
+    <w:abstractNumId w:val="23"/>
   </w:num>
   <w:num w:numId="21" w16cid:durableId="1634365658">
-    <w:abstractNumId w:val="18"/>
+    <w:abstractNumId w:val="20"/>
   </w:num>
   <w:num w:numId="22" w16cid:durableId="1035152998">
-    <w:abstractNumId w:val="20"/>
+    <w:abstractNumId w:val="22"/>
   </w:num>
   <w:num w:numId="23" w16cid:durableId="1516729381">
-    <w:abstractNumId w:val="23"/>
+    <w:abstractNumId w:val="25"/>
   </w:num>
   <w:num w:numId="24" w16cid:durableId="1482580238">
-    <w:abstractNumId w:val="30"/>
+    <w:abstractNumId w:val="32"/>
   </w:num>
   <w:num w:numId="25" w16cid:durableId="140119686">
-    <w:abstractNumId w:val="16"/>
+    <w:abstractNumId w:val="18"/>
   </w:num>
   <w:num w:numId="26" w16cid:durableId="459618825">
     <w:abstractNumId w:val="3"/>
   </w:num>
   <w:num w:numId="27" w16cid:durableId="703293256">
-    <w:abstractNumId w:val="34"/>
+    <w:abstractNumId w:val="36"/>
   </w:num>
   <w:num w:numId="28" w16cid:durableId="76943864">
-    <w:abstractNumId w:val="11"/>
+    <w:abstractNumId w:val="12"/>
   </w:num>
   <w:num w:numId="29" w16cid:durableId="1706831596">
-    <w:abstractNumId w:val="25"/>
+    <w:abstractNumId w:val="27"/>
   </w:num>
   <w:num w:numId="30" w16cid:durableId="1931311140">
-    <w:abstractNumId w:val="8"/>
+    <w:abstractNumId w:val="9"/>
   </w:num>
   <w:num w:numId="31" w16cid:durableId="79178761">
-    <w:abstractNumId w:val="13"/>
+    <w:abstractNumId w:val="14"/>
   </w:num>
   <w:num w:numId="32" w16cid:durableId="513694672">
     <w:abstractNumId w:val="0"/>
   </w:num>
   <w:num w:numId="33" w16cid:durableId="1773746710">
-    <w:abstractNumId w:val="36"/>
+    <w:abstractNumId w:val="38"/>
   </w:num>
   <w:num w:numId="34" w16cid:durableId="1792433976">
     <w:abstractNumId w:val="2"/>
   </w:num>
   <w:num w:numId="35" w16cid:durableId="494150384">
-    <w:abstractNumId w:val="14"/>
+    <w:abstractNumId w:val="15"/>
   </w:num>
   <w:num w:numId="36" w16cid:durableId="2060811986">
-    <w:abstractNumId w:val="26"/>
+    <w:abstractNumId w:val="28"/>
   </w:num>
   <w:num w:numId="37" w16cid:durableId="1924757786">
-    <w:abstractNumId w:val="17"/>
+    <w:abstractNumId w:val="19"/>
+  </w:num>
+  <w:num w:numId="38" w16cid:durableId="1780831568">
+    <w:abstractNumId w:val="16"/>
+  </w:num>
+  <w:num w:numId="39" w16cid:durableId="203638641">
+    <w:abstractNumId w:val="8"/>
   </w:num>
 </w:numbering>
 </file>
@@ -6204,6 +9043,8 @@
     <w:lsdException w:name="heading 7" w:semiHidden="1" w:unhideWhenUsed="1" w:qFormat="1"/>
     <w:lsdException w:name="heading 8" w:semiHidden="1" w:unhideWhenUsed="1" w:qFormat="1"/>
     <w:lsdException w:name="heading 9" w:semiHidden="1" w:unhideWhenUsed="1" w:qFormat="1"/>
+    <w:lsdException w:name="header" w:uiPriority="99"/>
+    <w:lsdException w:name="footer" w:uiPriority="99" w:qFormat="1"/>
     <w:lsdException w:name="caption" w:semiHidden="1" w:unhideWhenUsed="1" w:qFormat="1"/>
     <w:lsdException w:name="List Bullet" w:uiPriority="99"/>
     <w:lsdException w:name="Title" w:qFormat="1"/>
@@ -6579,9 +9420,10 @@
   </w:style>
   <w:style w:type="paragraph" w:styleId="Header">
     <w:name w:val="header"/>
-    <w:aliases w:val=" Car,APNSHEADER2,L1 Header,encabezado,En-tête 1.1,En-tÍte 1.1,En-tÕte 1.1,En-t’te 1.1,En-títe 1.1,*Header,h,Header1,Encabezado Car Car,logomai,even,Header/Footer,header odd,Hyphen,Chapter Name,base,body,En-tête SQ,ITT i,he,bases I,h Car Car1"/>
+    <w:aliases w:val=" Car,APNSHEADER2,L1 Header,encabezado,En-tête 1.1,En-tÍte 1.1,En-tÕte 1.1,En-t’te 1.1,En-títe 1.1,*Header,h,Header1,Encabezado Car Car,logomai,even,Header/Footer,header odd,Hyphen,Chapter Name,base,body,En-tête SQ,ITT i,he,bases I,h Car Car1,h Ca"/>
     <w:basedOn w:val="Normal"/>
     <w:link w:val="HeaderChar"/>
+    <w:uiPriority w:val="99"/>
     <w:pPr>
       <w:tabs>
         <w:tab w:val="center" w:pos="4419"/>
@@ -6591,7 +9433,11 @@
   </w:style>
   <w:style w:type="paragraph" w:styleId="Footer">
     <w:name w:val="footer"/>
+    <w:aliases w:val="Footer Text Stk"/>
     <w:basedOn w:val="Normal"/>
+    <w:link w:val="FooterChar"/>
+    <w:uiPriority w:val="99"/>
+    <w:qFormat/>
     <w:pPr>
       <w:tabs>
         <w:tab w:val="center" w:pos="4320"/>
@@ -6693,6 +9539,7 @@
     <w:name w:val="Header Char"/>
     <w:aliases w:val=" Car Char,APNSHEADER2 Char,L1 Header Char,encabezado Char,En-tête 1.1 Char,En-tÍte 1.1 Char,En-tÕte 1.1 Char,En-t’te 1.1 Char,En-títe 1.1 Char,*Header Char,h Char,Header1 Char,Encabezado Car Car Char,logomai Char,even Char,Header/Footer Char"/>
     <w:link w:val="Header"/>
+    <w:qFormat/>
     <w:rsid w:val="007F334B"/>
     <w:rPr>
       <w:sz w:val="24"/>
@@ -6793,6 +9640,14 @@
       <w:rFonts w:ascii="Arial" w:hAnsi="Arial"/>
       <w:szCs w:val="24"/>
     </w:rPr>
+  </w:style>
+  <w:style w:type="character" w:customStyle="1" w:styleId="FooterChar">
+    <w:name w:val="Footer Char"/>
+    <w:aliases w:val="Footer Text Stk Char"/>
+    <w:basedOn w:val="DefaultParagraphFont"/>
+    <w:link w:val="Footer"/>
+    <w:uiPriority w:val="99"/>
+    <w:rsid w:val="00C952BC"/>
   </w:style>
 </w:styles>
 </file>
@@ -7059,6 +9914,30 @@
 </file>
 
 <file path=customXml/item1.xml><?xml version="1.0" encoding="utf-8"?>
+<?mso-contentType ?>
+<FormTemplates xmlns="http://schemas.microsoft.com/sharepoint/v3/contenttype/forms">
+  <Display>DocumentLibraryForm</Display>
+  <Edit>DocumentLibraryForm</Edit>
+  <New>DocumentLibraryForm</New>
+</FormTemplates>
+</file>
+
+<file path=customXml/item2.xml><?xml version="1.0" encoding="utf-8"?>
+<b:Sources xmlns:b="http://schemas.openxmlformats.org/officeDocument/2006/bibliography" xmlns="http://schemas.openxmlformats.org/officeDocument/2006/bibliography" SelectedStyle="\APASixthEditionOfficeOnline.xsl" StyleName="APA" Version="6"/>
+</file>
+
+<file path=customXml/item3.xml><?xml version="1.0" encoding="utf-8"?>
+<p:properties xmlns:p="http://schemas.microsoft.com/office/2006/metadata/properties" xmlns:xsi="http://www.w3.org/2001/XMLSchema-instance" xmlns:pc="http://schemas.microsoft.com/office/infopath/2007/PartnerControls">
+  <documentManagement>
+    <lcf76f155ced4ddcb4097134ff3c332f xmlns="458c8650-8b2e-4de5-be2b-3b5e20f9203e">
+      <Terms xmlns="http://schemas.microsoft.com/office/infopath/2007/PartnerControls"/>
+    </lcf76f155ced4ddcb4097134ff3c332f>
+    <TaxCatchAll xmlns="0ec1683b-1f09-407c-8792-a5a8bc579d9d"/>
+  </documentManagement>
+</p:properties>
+</file>
+
+<file path=customXml/item4.xml><?xml version="1.0" encoding="utf-8"?>
 <ct:contentTypeSchema xmlns:ct="http://schemas.microsoft.com/office/2006/metadata/contentType" xmlns:ma="http://schemas.microsoft.com/office/2006/metadata/properties/metaAttributes" ct:_="" ma:_="" ma:contentTypeName="Document" ma:contentTypeID="0x010100AA01E1029091DE488084A5A2D9C24E74" ma:contentTypeVersion="10" ma:contentTypeDescription="Create a new document." ma:contentTypeScope="" ma:versionID="fa224b1e2ea5aaa53b64c3b4b1d435b1">
   <xsd:schema xmlns:xsd="http://www.w3.org/2001/XMLSchema" xmlns:xs="http://www.w3.org/2001/XMLSchema" xmlns:p="http://schemas.microsoft.com/office/2006/metadata/properties" xmlns:ns2="458c8650-8b2e-4de5-be2b-3b5e20f9203e" xmlns:ns3="0ec1683b-1f09-407c-8792-a5a8bc579d9d" targetNamespace="http://schemas.microsoft.com/office/2006/metadata/properties" ma:root="true" ma:fieldsID="3f0568638764530331fbee8047bb9098" ns2:_="" ns3:_="">
     <xsd:import namespace="458c8650-8b2e-4de5-be2b-3b5e20f9203e"/>
@@ -7247,31 +10126,34 @@
 </ct:contentTypeSchema>
 </file>
 
-<file path=customXml/item2.xml><?xml version="1.0" encoding="utf-8"?>
-<?mso-contentType ?>
-<FormTemplates xmlns="http://schemas.microsoft.com/sharepoint/v3/contenttype/forms">
-  <Display>DocumentLibraryForm</Display>
-  <Edit>DocumentLibraryForm</Edit>
-  <New>DocumentLibraryForm</New>
-</FormTemplates>
+<file path=customXml/itemProps1.xml><?xml version="1.0" encoding="utf-8"?>
+<ds:datastoreItem xmlns:ds="http://schemas.openxmlformats.org/officeDocument/2006/customXml" ds:itemID="{51241304-2C43-44E6-B26F-77C42016271C}">
+  <ds:schemaRefs>
+    <ds:schemaRef ds:uri="http://schemas.microsoft.com/sharepoint/v3/contenttype/forms"/>
+  </ds:schemaRefs>
+</ds:datastoreItem>
 </file>
 
-<file path=customXml/item3.xml><?xml version="1.0" encoding="utf-8"?>
-<b:Sources xmlns:b="http://schemas.openxmlformats.org/officeDocument/2006/bibliography" xmlns="http://schemas.openxmlformats.org/officeDocument/2006/bibliography" SelectedStyle="\APASixthEditionOfficeOnline.xsl" StyleName="APA" Version="6"/>
+<file path=customXml/itemProps2.xml><?xml version="1.0" encoding="utf-8"?>
+<ds:datastoreItem xmlns:ds="http://schemas.openxmlformats.org/officeDocument/2006/customXml" ds:itemID="{4BB9A27A-6211-48E6-B3D1-1ED5E2EAD372}">
+  <ds:schemaRefs>
+    <ds:schemaRef ds:uri="http://schemas.openxmlformats.org/officeDocument/2006/bibliography"/>
+  </ds:schemaRefs>
+</ds:datastoreItem>
 </file>
 
-<file path=customXml/item4.xml><?xml version="1.0" encoding="utf-8"?>
-<p:properties xmlns:p="http://schemas.microsoft.com/office/2006/metadata/properties" xmlns:xsi="http://www.w3.org/2001/XMLSchema-instance" xmlns:pc="http://schemas.microsoft.com/office/infopath/2007/PartnerControls">
-  <documentManagement>
-    <lcf76f155ced4ddcb4097134ff3c332f xmlns="458c8650-8b2e-4de5-be2b-3b5e20f9203e">
-      <Terms xmlns="http://schemas.microsoft.com/office/infopath/2007/PartnerControls"/>
-    </lcf76f155ced4ddcb4097134ff3c332f>
-    <TaxCatchAll xmlns="0ec1683b-1f09-407c-8792-a5a8bc579d9d"/>
-  </documentManagement>
-</p:properties>
+<file path=customXml/itemProps3.xml><?xml version="1.0" encoding="utf-8"?>
+<ds:datastoreItem xmlns:ds="http://schemas.openxmlformats.org/officeDocument/2006/customXml" ds:itemID="{D3A3C24A-BB39-4937-B831-24AA124EAA87}">
+  <ds:schemaRefs>
+    <ds:schemaRef ds:uri="http://schemas.microsoft.com/office/2006/metadata/properties"/>
+    <ds:schemaRef ds:uri="http://schemas.microsoft.com/office/infopath/2007/PartnerControls"/>
+    <ds:schemaRef ds:uri="458c8650-8b2e-4de5-be2b-3b5e20f9203e"/>
+    <ds:schemaRef ds:uri="0ec1683b-1f09-407c-8792-a5a8bc579d9d"/>
+  </ds:schemaRefs>
+</ds:datastoreItem>
 </file>
 
-<file path=customXml/itemProps1.xml><?xml version="1.0" encoding="utf-8"?>
+<file path=customXml/itemProps4.xml><?xml version="1.0" encoding="utf-8"?>
 <ds:datastoreItem xmlns:ds="http://schemas.openxmlformats.org/officeDocument/2006/customXml" ds:itemID="{6EE546D2-1DFA-4BBD-AF1C-4C842A1F8073}">
   <ds:schemaRefs>
     <ds:schemaRef ds:uri="http://schemas.microsoft.com/office/2006/metadata/contentType"/>
@@ -7288,31 +10170,4 @@
     <ds:schemaRef ds:uri="http://schemas.microsoft.com/internal/obd"/>
   </ds:schemaRefs>
 </ds:datastoreItem>
-</file>
-
-<file path=customXml/itemProps2.xml><?xml version="1.0" encoding="utf-8"?>
-<ds:datastoreItem xmlns:ds="http://schemas.openxmlformats.org/officeDocument/2006/customXml" ds:itemID="{51241304-2C43-44E6-B26F-77C42016271C}">
-  <ds:schemaRefs>
-    <ds:schemaRef ds:uri="http://schemas.microsoft.com/sharepoint/v3/contenttype/forms"/>
-  </ds:schemaRefs>
-</ds:datastoreItem>
-</file>
-
-<file path=customXml/itemProps3.xml><?xml version="1.0" encoding="utf-8"?>
-<ds:datastoreItem xmlns:ds="http://schemas.openxmlformats.org/officeDocument/2006/customXml" ds:itemID="{4BB9A27A-6211-48E6-B3D1-1ED5E2EAD372}">
-  <ds:schemaRefs>
-    <ds:schemaRef ds:uri="http://schemas.openxmlformats.org/officeDocument/2006/bibliography"/>
-  </ds:schemaRefs>
-</ds:datastoreItem>
-</file>
-
-<file path=customXml/itemProps4.xml><?xml version="1.0" encoding="utf-8"?>
-<ds:datastoreItem xmlns:ds="http://schemas.openxmlformats.org/officeDocument/2006/customXml" ds:itemID="{D3A3C24A-BB39-4937-B831-24AA124EAA87}">
-  <ds:schemaRefs>
-    <ds:schemaRef ds:uri="http://schemas.microsoft.com/office/2006/metadata/properties"/>
-    <ds:schemaRef ds:uri="http://schemas.microsoft.com/office/infopath/2007/PartnerControls"/>
-    <ds:schemaRef ds:uri="458c8650-8b2e-4de5-be2b-3b5e20f9203e"/>
-    <ds:schemaRef ds:uri="0ec1683b-1f09-407c-8792-a5a8bc579d9d"/>
-  </ds:schemaRefs>
-</ds:datastoreItem>
 </file>